--- a/CSC379-Technical-Writing/Assignment/1-tw.docx
+++ b/CSC379-Technical-Writing/Assignment/1-tw.docx
@@ -4,119 +4,1194 @@
   <w:body>
     <w:p>
       <w:pPr>
+        <w:spacing w:after="0" w:line="360" w:lineRule="auto"/>
+        <w:rPr>
+          <w:rFonts w:ascii="Calibri" w:hAnsi="Calibri" w:cs="Calibri"/>
+          <w:b/>
+          <w:bCs/>
+          <w:sz w:val="40"/>
+          <w:szCs w:val="40"/>
+        </w:rPr>
+      </w:pPr>
+      <w:r>
+        <w:rPr>
+          <w:rFonts w:ascii="Calibri" w:hAnsi="Calibri" w:cs="Calibri"/>
+          <w:b/>
+          <w:bCs/>
+          <w:sz w:val="40"/>
+          <w:szCs w:val="40"/>
+        </w:rPr>
+        <w:t>Assignment 1:</w:t>
+      </w:r>
+      <w:r>
+        <w:rPr>
+          <w:rFonts w:ascii="Calibri" w:hAnsi="Calibri" w:cs="Calibri"/>
+          <w:b/>
+          <w:bCs/>
+          <w:sz w:val="40"/>
+          <w:szCs w:val="40"/>
+        </w:rPr>
+        <w:t xml:space="preserve"> </w:t>
+      </w:r>
+    </w:p>
+    <w:p>
+      <w:pPr>
+        <w:pStyle w:val="TOC1"/>
+        <w:tabs>
+          <w:tab w:val="left" w:pos="480"/>
+          <w:tab w:val="right" w:leader="dot" w:pos="11032"/>
+        </w:tabs>
+        <w:spacing w:after="0" w:line="360" w:lineRule="auto"/>
+        <w:rPr>
+          <w:rFonts w:eastAsiaTheme="minorEastAsia"/>
+          <w:noProof/>
+          <w:kern w:val="2"/>
+          <w:sz w:val="24"/>
+          <w:szCs w:val="24"/>
+          <w:lang w:val="en-US"/>
+          <w14:ligatures w14:val="standardContextual"/>
+        </w:rPr>
+      </w:pPr>
+      <w:r>
+        <w:rPr>
+          <w:rFonts w:cs="Calibri"/>
+          <w:sz w:val="32"/>
+          <w:szCs w:val="32"/>
+        </w:rPr>
+        <w:fldChar w:fldCharType="begin"/>
+      </w:r>
+      <w:r>
+        <w:rPr>
+          <w:rFonts w:cs="Calibri"/>
+          <w:sz w:val="32"/>
+          <w:szCs w:val="32"/>
+        </w:rPr>
+        <w:instrText xml:space="preserve"> TOC \h \z \t "Question,1,Head1,2" </w:instrText>
+      </w:r>
+      <w:r>
+        <w:rPr>
+          <w:rFonts w:cs="Calibri"/>
+          <w:sz w:val="32"/>
+          <w:szCs w:val="32"/>
+        </w:rPr>
+        <w:fldChar w:fldCharType="separate"/>
+      </w:r>
+      <w:hyperlink w:anchor="_Toc233577917" w:history="1">
+        <w:r>
+          <w:rPr>
+            <w:rStyle w:val="Hyperlink"/>
+            <w:noProof/>
+          </w:rPr>
+          <w:t>1.</w:t>
+        </w:r>
+        <w:r>
+          <w:rPr>
+            <w:rFonts w:eastAsiaTheme="minorEastAsia"/>
+            <w:noProof/>
+            <w:kern w:val="2"/>
+            <w:sz w:val="24"/>
+            <w:szCs w:val="24"/>
+            <w:lang w:val="en-US"/>
+            <w14:ligatures w14:val="standardContextual"/>
+          </w:rPr>
+          <w:tab/>
+        </w:r>
+        <w:r>
+          <w:rPr>
+            <w:rStyle w:val="Hyperlink"/>
+            <w:noProof/>
+          </w:rPr>
+          <w:t>What is Technical Writing? Define/Discuss.</w:t>
+        </w:r>
+        <w:r>
+          <w:rPr>
+            <w:noProof/>
+            <w:webHidden/>
+          </w:rPr>
+          <w:tab/>
+        </w:r>
+        <w:r>
+          <w:rPr>
+            <w:noProof/>
+            <w:webHidden/>
+          </w:rPr>
+          <w:fldChar w:fldCharType="begin"/>
+        </w:r>
+        <w:r>
+          <w:rPr>
+            <w:noProof/>
+            <w:webHidden/>
+          </w:rPr>
+          <w:instrText xml:space="preserve"> PAGEREF _Toc233577917 \h </w:instrText>
+        </w:r>
+        <w:r>
+          <w:rPr>
+            <w:noProof/>
+            <w:webHidden/>
+          </w:rPr>
+        </w:r>
+        <w:r>
+          <w:rPr>
+            <w:noProof/>
+            <w:webHidden/>
+          </w:rPr>
+          <w:fldChar w:fldCharType="separate"/>
+        </w:r>
+        <w:r>
+          <w:rPr>
+            <w:noProof/>
+            <w:webHidden/>
+          </w:rPr>
+          <w:t>2</w:t>
+        </w:r>
+        <w:r>
+          <w:rPr>
+            <w:noProof/>
+            <w:webHidden/>
+          </w:rPr>
+          <w:fldChar w:fldCharType="end"/>
+        </w:r>
+      </w:hyperlink>
+    </w:p>
+    <w:p>
+      <w:pPr>
+        <w:pStyle w:val="TOC1"/>
+        <w:tabs>
+          <w:tab w:val="left" w:pos="480"/>
+          <w:tab w:val="right" w:leader="dot" w:pos="11032"/>
+        </w:tabs>
+        <w:spacing w:after="0" w:line="360" w:lineRule="auto"/>
+        <w:rPr>
+          <w:rFonts w:eastAsiaTheme="minorEastAsia"/>
+          <w:noProof/>
+          <w:kern w:val="2"/>
+          <w:sz w:val="24"/>
+          <w:szCs w:val="24"/>
+          <w:lang w:val="en-US"/>
+          <w14:ligatures w14:val="standardContextual"/>
+        </w:rPr>
+      </w:pPr>
+      <w:hyperlink w:anchor="_Toc233577918" w:history="1">
+        <w:r>
+          <w:rPr>
+            <w:rStyle w:val="Hyperlink"/>
+            <w:noProof/>
+          </w:rPr>
+          <w:t>2.</w:t>
+        </w:r>
+        <w:r>
+          <w:rPr>
+            <w:rFonts w:eastAsiaTheme="minorEastAsia"/>
+            <w:noProof/>
+            <w:kern w:val="2"/>
+            <w:sz w:val="24"/>
+            <w:szCs w:val="24"/>
+            <w:lang w:val="en-US"/>
+            <w14:ligatures w14:val="standardContextual"/>
+          </w:rPr>
+          <w:tab/>
+        </w:r>
+        <w:r>
+          <w:rPr>
+            <w:rStyle w:val="Hyperlink"/>
+            <w:noProof/>
+          </w:rPr>
+          <w:t>What are the features of Technical Writing?</w:t>
+        </w:r>
+        <w:r>
+          <w:rPr>
+            <w:noProof/>
+            <w:webHidden/>
+          </w:rPr>
+          <w:tab/>
+        </w:r>
+        <w:r>
+          <w:rPr>
+            <w:noProof/>
+            <w:webHidden/>
+          </w:rPr>
+          <w:fldChar w:fldCharType="begin"/>
+        </w:r>
+        <w:r>
+          <w:rPr>
+            <w:noProof/>
+            <w:webHidden/>
+          </w:rPr>
+          <w:instrText xml:space="preserve"> PAGEREF _Toc233577918 \h </w:instrText>
+        </w:r>
+        <w:r>
+          <w:rPr>
+            <w:noProof/>
+            <w:webHidden/>
+          </w:rPr>
+        </w:r>
+        <w:r>
+          <w:rPr>
+            <w:noProof/>
+            <w:webHidden/>
+          </w:rPr>
+          <w:fldChar w:fldCharType="separate"/>
+        </w:r>
+        <w:r>
+          <w:rPr>
+            <w:noProof/>
+            <w:webHidden/>
+          </w:rPr>
+          <w:t>2</w:t>
+        </w:r>
+        <w:r>
+          <w:rPr>
+            <w:noProof/>
+            <w:webHidden/>
+          </w:rPr>
+          <w:fldChar w:fldCharType="end"/>
+        </w:r>
+      </w:hyperlink>
+    </w:p>
+    <w:p>
+      <w:pPr>
+        <w:pStyle w:val="TOC2"/>
+        <w:tabs>
+          <w:tab w:val="left" w:pos="720"/>
+          <w:tab w:val="right" w:leader="dot" w:pos="11032"/>
+        </w:tabs>
+        <w:spacing w:after="0" w:line="360" w:lineRule="auto"/>
+        <w:rPr>
+          <w:noProof/>
+        </w:rPr>
+      </w:pPr>
+      <w:hyperlink w:anchor="_Toc233577919" w:history="1">
+        <w:r>
+          <w:rPr>
+            <w:rStyle w:val="Hyperlink"/>
+            <w:noProof/>
+          </w:rPr>
+          <w:t>i.</w:t>
+        </w:r>
+        <w:r>
+          <w:rPr>
+            <w:noProof/>
+          </w:rPr>
+          <w:tab/>
+        </w:r>
+        <w:r>
+          <w:rPr>
+            <w:rStyle w:val="Hyperlink"/>
+            <w:noProof/>
+          </w:rPr>
+          <w:t>Subject:</w:t>
+        </w:r>
+        <w:r>
+          <w:rPr>
+            <w:noProof/>
+            <w:webHidden/>
+          </w:rPr>
+          <w:tab/>
+        </w:r>
+        <w:r>
+          <w:rPr>
+            <w:noProof/>
+            <w:webHidden/>
+          </w:rPr>
+          <w:fldChar w:fldCharType="begin"/>
+        </w:r>
+        <w:r>
+          <w:rPr>
+            <w:noProof/>
+            <w:webHidden/>
+          </w:rPr>
+          <w:instrText xml:space="preserve"> PAGEREF _Toc233577919 \h </w:instrText>
+        </w:r>
+        <w:r>
+          <w:rPr>
+            <w:noProof/>
+            <w:webHidden/>
+          </w:rPr>
+        </w:r>
+        <w:r>
+          <w:rPr>
+            <w:noProof/>
+            <w:webHidden/>
+          </w:rPr>
+          <w:fldChar w:fldCharType="separate"/>
+        </w:r>
+        <w:r>
+          <w:rPr>
+            <w:noProof/>
+            <w:webHidden/>
+          </w:rPr>
+          <w:t>2</w:t>
+        </w:r>
+        <w:r>
+          <w:rPr>
+            <w:noProof/>
+            <w:webHidden/>
+          </w:rPr>
+          <w:fldChar w:fldCharType="end"/>
+        </w:r>
+      </w:hyperlink>
+    </w:p>
+    <w:p>
+      <w:pPr>
+        <w:pStyle w:val="TOC2"/>
+        <w:tabs>
+          <w:tab w:val="left" w:pos="720"/>
+          <w:tab w:val="right" w:leader="dot" w:pos="11032"/>
+        </w:tabs>
+        <w:spacing w:after="0" w:line="360" w:lineRule="auto"/>
+        <w:rPr>
+          <w:noProof/>
+        </w:rPr>
+      </w:pPr>
+      <w:hyperlink w:anchor="_Toc233577920" w:history="1">
+        <w:r>
+          <w:rPr>
+            <w:rStyle w:val="Hyperlink"/>
+            <w:noProof/>
+          </w:rPr>
+          <w:t>ii.</w:t>
+        </w:r>
+        <w:r>
+          <w:rPr>
+            <w:noProof/>
+          </w:rPr>
+          <w:tab/>
+        </w:r>
+        <w:r>
+          <w:rPr>
+            <w:rStyle w:val="Hyperlink"/>
+            <w:noProof/>
+          </w:rPr>
+          <w:t>Audience:</w:t>
+        </w:r>
+        <w:r>
+          <w:rPr>
+            <w:noProof/>
+            <w:webHidden/>
+          </w:rPr>
+          <w:tab/>
+        </w:r>
+        <w:r>
+          <w:rPr>
+            <w:noProof/>
+            <w:webHidden/>
+          </w:rPr>
+          <w:fldChar w:fldCharType="begin"/>
+        </w:r>
+        <w:r>
+          <w:rPr>
+            <w:noProof/>
+            <w:webHidden/>
+          </w:rPr>
+          <w:instrText xml:space="preserve"> PAGEREF _Toc233577920 \h </w:instrText>
+        </w:r>
+        <w:r>
+          <w:rPr>
+            <w:noProof/>
+            <w:webHidden/>
+          </w:rPr>
+        </w:r>
+        <w:r>
+          <w:rPr>
+            <w:noProof/>
+            <w:webHidden/>
+          </w:rPr>
+          <w:fldChar w:fldCharType="separate"/>
+        </w:r>
+        <w:r>
+          <w:rPr>
+            <w:noProof/>
+            <w:webHidden/>
+          </w:rPr>
+          <w:t>2</w:t>
+        </w:r>
+        <w:r>
+          <w:rPr>
+            <w:noProof/>
+            <w:webHidden/>
+          </w:rPr>
+          <w:fldChar w:fldCharType="end"/>
+        </w:r>
+      </w:hyperlink>
+    </w:p>
+    <w:p>
+      <w:pPr>
+        <w:pStyle w:val="TOC2"/>
+        <w:tabs>
+          <w:tab w:val="left" w:pos="720"/>
+          <w:tab w:val="right" w:leader="dot" w:pos="11032"/>
+        </w:tabs>
+        <w:spacing w:after="0" w:line="360" w:lineRule="auto"/>
+        <w:rPr>
+          <w:noProof/>
+        </w:rPr>
+      </w:pPr>
+      <w:hyperlink w:anchor="_Toc233577921" w:history="1">
+        <w:r>
+          <w:rPr>
+            <w:rStyle w:val="Hyperlink"/>
+            <w:noProof/>
+          </w:rPr>
+          <w:t>iii.</w:t>
+        </w:r>
+        <w:r>
+          <w:rPr>
+            <w:noProof/>
+          </w:rPr>
+          <w:tab/>
+        </w:r>
+        <w:r>
+          <w:rPr>
+            <w:rStyle w:val="Hyperlink"/>
+            <w:noProof/>
+          </w:rPr>
+          <w:t>Organization:</w:t>
+        </w:r>
+        <w:r>
+          <w:rPr>
+            <w:noProof/>
+            <w:webHidden/>
+          </w:rPr>
+          <w:tab/>
+        </w:r>
+        <w:r>
+          <w:rPr>
+            <w:noProof/>
+            <w:webHidden/>
+          </w:rPr>
+          <w:fldChar w:fldCharType="begin"/>
+        </w:r>
+        <w:r>
+          <w:rPr>
+            <w:noProof/>
+            <w:webHidden/>
+          </w:rPr>
+          <w:instrText xml:space="preserve"> PAGEREF _Toc233577921 \h </w:instrText>
+        </w:r>
+        <w:r>
+          <w:rPr>
+            <w:noProof/>
+            <w:webHidden/>
+          </w:rPr>
+        </w:r>
+        <w:r>
+          <w:rPr>
+            <w:noProof/>
+            <w:webHidden/>
+          </w:rPr>
+          <w:fldChar w:fldCharType="separate"/>
+        </w:r>
+        <w:r>
+          <w:rPr>
+            <w:noProof/>
+            <w:webHidden/>
+          </w:rPr>
+          <w:t>2</w:t>
+        </w:r>
+        <w:r>
+          <w:rPr>
+            <w:noProof/>
+            <w:webHidden/>
+          </w:rPr>
+          <w:fldChar w:fldCharType="end"/>
+        </w:r>
+      </w:hyperlink>
+    </w:p>
+    <w:p>
+      <w:pPr>
+        <w:pStyle w:val="TOC2"/>
+        <w:tabs>
+          <w:tab w:val="left" w:pos="720"/>
+          <w:tab w:val="right" w:leader="dot" w:pos="11032"/>
+        </w:tabs>
+        <w:spacing w:after="0" w:line="360" w:lineRule="auto"/>
+        <w:rPr>
+          <w:noProof/>
+        </w:rPr>
+      </w:pPr>
+      <w:hyperlink w:anchor="_Toc233577922" w:history="1">
+        <w:r>
+          <w:rPr>
+            <w:rStyle w:val="Hyperlink"/>
+            <w:noProof/>
+          </w:rPr>
+          <w:t>iv.</w:t>
+        </w:r>
+        <w:r>
+          <w:rPr>
+            <w:noProof/>
+          </w:rPr>
+          <w:tab/>
+        </w:r>
+        <w:r>
+          <w:rPr>
+            <w:rStyle w:val="Hyperlink"/>
+            <w:noProof/>
+          </w:rPr>
+          <w:t>Style:</w:t>
+        </w:r>
+        <w:r>
+          <w:rPr>
+            <w:noProof/>
+            <w:webHidden/>
+          </w:rPr>
+          <w:tab/>
+        </w:r>
+        <w:r>
+          <w:rPr>
+            <w:noProof/>
+            <w:webHidden/>
+          </w:rPr>
+          <w:fldChar w:fldCharType="begin"/>
+        </w:r>
+        <w:r>
+          <w:rPr>
+            <w:noProof/>
+            <w:webHidden/>
+          </w:rPr>
+          <w:instrText xml:space="preserve"> PAGEREF _Toc233577922 \h </w:instrText>
+        </w:r>
+        <w:r>
+          <w:rPr>
+            <w:noProof/>
+            <w:webHidden/>
+          </w:rPr>
+        </w:r>
+        <w:r>
+          <w:rPr>
+            <w:noProof/>
+            <w:webHidden/>
+          </w:rPr>
+          <w:fldChar w:fldCharType="separate"/>
+        </w:r>
+        <w:r>
+          <w:rPr>
+            <w:noProof/>
+            <w:webHidden/>
+          </w:rPr>
+          <w:t>2</w:t>
+        </w:r>
+        <w:r>
+          <w:rPr>
+            <w:noProof/>
+            <w:webHidden/>
+          </w:rPr>
+          <w:fldChar w:fldCharType="end"/>
+        </w:r>
+      </w:hyperlink>
+    </w:p>
+    <w:p>
+      <w:pPr>
+        <w:pStyle w:val="TOC2"/>
+        <w:tabs>
+          <w:tab w:val="left" w:pos="720"/>
+          <w:tab w:val="right" w:leader="dot" w:pos="11032"/>
+        </w:tabs>
+        <w:spacing w:after="0" w:line="360" w:lineRule="auto"/>
+        <w:rPr>
+          <w:noProof/>
+        </w:rPr>
+      </w:pPr>
+      <w:hyperlink w:anchor="_Toc233577923" w:history="1">
+        <w:r>
+          <w:rPr>
+            <w:rStyle w:val="Hyperlink"/>
+            <w:noProof/>
+          </w:rPr>
+          <w:t>v.</w:t>
+        </w:r>
+        <w:r>
+          <w:rPr>
+            <w:noProof/>
+          </w:rPr>
+          <w:tab/>
+        </w:r>
+        <w:r>
+          <w:rPr>
+            <w:rStyle w:val="Hyperlink"/>
+            <w:noProof/>
+          </w:rPr>
+          <w:t>Tone:</w:t>
+        </w:r>
+        <w:r>
+          <w:rPr>
+            <w:noProof/>
+            <w:webHidden/>
+          </w:rPr>
+          <w:tab/>
+        </w:r>
+        <w:r>
+          <w:rPr>
+            <w:noProof/>
+            <w:webHidden/>
+          </w:rPr>
+          <w:fldChar w:fldCharType="begin"/>
+        </w:r>
+        <w:r>
+          <w:rPr>
+            <w:noProof/>
+            <w:webHidden/>
+          </w:rPr>
+          <w:instrText xml:space="preserve"> PAGEREF _Toc233577923 \h </w:instrText>
+        </w:r>
+        <w:r>
+          <w:rPr>
+            <w:noProof/>
+            <w:webHidden/>
+          </w:rPr>
+        </w:r>
+        <w:r>
+          <w:rPr>
+            <w:noProof/>
+            <w:webHidden/>
+          </w:rPr>
+          <w:fldChar w:fldCharType="separate"/>
+        </w:r>
+        <w:r>
+          <w:rPr>
+            <w:noProof/>
+            <w:webHidden/>
+          </w:rPr>
+          <w:t>2</w:t>
+        </w:r>
+        <w:r>
+          <w:rPr>
+            <w:noProof/>
+            <w:webHidden/>
+          </w:rPr>
+          <w:fldChar w:fldCharType="end"/>
+        </w:r>
+      </w:hyperlink>
+    </w:p>
+    <w:p>
+      <w:pPr>
+        <w:pStyle w:val="TOC2"/>
+        <w:tabs>
+          <w:tab w:val="left" w:pos="720"/>
+          <w:tab w:val="right" w:leader="dot" w:pos="11032"/>
+        </w:tabs>
+        <w:spacing w:after="0" w:line="360" w:lineRule="auto"/>
+        <w:rPr>
+          <w:noProof/>
+        </w:rPr>
+      </w:pPr>
+      <w:hyperlink w:anchor="_Toc233577924" w:history="1">
+        <w:r>
+          <w:rPr>
+            <w:rStyle w:val="Hyperlink"/>
+            <w:noProof/>
+          </w:rPr>
+          <w:t>i.</w:t>
+        </w:r>
+        <w:r>
+          <w:rPr>
+            <w:noProof/>
+          </w:rPr>
+          <w:tab/>
+        </w:r>
+        <w:r>
+          <w:rPr>
+            <w:rStyle w:val="Hyperlink"/>
+            <w:noProof/>
+          </w:rPr>
+          <w:t>Bold Face</w:t>
+        </w:r>
+        <w:r>
+          <w:rPr>
+            <w:noProof/>
+            <w:webHidden/>
+          </w:rPr>
+          <w:tab/>
+        </w:r>
+        <w:r>
+          <w:rPr>
+            <w:noProof/>
+            <w:webHidden/>
+          </w:rPr>
+          <w:fldChar w:fldCharType="begin"/>
+        </w:r>
+        <w:r>
+          <w:rPr>
+            <w:noProof/>
+            <w:webHidden/>
+          </w:rPr>
+          <w:instrText xml:space="preserve"> PAGEREF _Toc233577924 \h </w:instrText>
+        </w:r>
+        <w:r>
+          <w:rPr>
+            <w:noProof/>
+            <w:webHidden/>
+          </w:rPr>
+        </w:r>
+        <w:r>
+          <w:rPr>
+            <w:noProof/>
+            <w:webHidden/>
+          </w:rPr>
+          <w:fldChar w:fldCharType="separate"/>
+        </w:r>
+        <w:r>
+          <w:rPr>
+            <w:noProof/>
+            <w:webHidden/>
+          </w:rPr>
+          <w:t>3</w:t>
+        </w:r>
+        <w:r>
+          <w:rPr>
+            <w:noProof/>
+            <w:webHidden/>
+          </w:rPr>
+          <w:fldChar w:fldCharType="end"/>
+        </w:r>
+      </w:hyperlink>
+    </w:p>
+    <w:p>
+      <w:pPr>
+        <w:pStyle w:val="TOC2"/>
+        <w:tabs>
+          <w:tab w:val="left" w:pos="720"/>
+          <w:tab w:val="right" w:leader="dot" w:pos="11032"/>
+        </w:tabs>
+        <w:spacing w:after="0" w:line="360" w:lineRule="auto"/>
+        <w:rPr>
+          <w:noProof/>
+        </w:rPr>
+      </w:pPr>
+      <w:hyperlink w:anchor="_Toc233577925" w:history="1">
+        <w:r>
+          <w:rPr>
+            <w:rStyle w:val="Hyperlink"/>
+            <w:noProof/>
+          </w:rPr>
+          <w:t>ii.</w:t>
+        </w:r>
+        <w:r>
+          <w:rPr>
+            <w:noProof/>
+          </w:rPr>
+          <w:tab/>
+        </w:r>
+        <w:r>
+          <w:rPr>
+            <w:rStyle w:val="Hyperlink"/>
+            <w:noProof/>
+          </w:rPr>
+          <w:t>Italics</w:t>
+        </w:r>
+        <w:r>
+          <w:rPr>
+            <w:noProof/>
+            <w:webHidden/>
+          </w:rPr>
+          <w:tab/>
+        </w:r>
+        <w:r>
+          <w:rPr>
+            <w:noProof/>
+            <w:webHidden/>
+          </w:rPr>
+          <w:fldChar w:fldCharType="begin"/>
+        </w:r>
+        <w:r>
+          <w:rPr>
+            <w:noProof/>
+            <w:webHidden/>
+          </w:rPr>
+          <w:instrText xml:space="preserve"> PAGEREF _Toc233577925 \h </w:instrText>
+        </w:r>
+        <w:r>
+          <w:rPr>
+            <w:noProof/>
+            <w:webHidden/>
+          </w:rPr>
+        </w:r>
+        <w:r>
+          <w:rPr>
+            <w:noProof/>
+            <w:webHidden/>
+          </w:rPr>
+          <w:fldChar w:fldCharType="separate"/>
+        </w:r>
+        <w:r>
+          <w:rPr>
+            <w:noProof/>
+            <w:webHidden/>
+          </w:rPr>
+          <w:t>3</w:t>
+        </w:r>
+        <w:r>
+          <w:rPr>
+            <w:noProof/>
+            <w:webHidden/>
+          </w:rPr>
+          <w:fldChar w:fldCharType="end"/>
+        </w:r>
+      </w:hyperlink>
+    </w:p>
+    <w:p>
+      <w:pPr>
+        <w:pStyle w:val="TOC2"/>
+        <w:tabs>
+          <w:tab w:val="left" w:pos="720"/>
+          <w:tab w:val="right" w:leader="dot" w:pos="11032"/>
+        </w:tabs>
+        <w:spacing w:after="0" w:line="360" w:lineRule="auto"/>
+        <w:rPr>
+          <w:noProof/>
+        </w:rPr>
+      </w:pPr>
+      <w:hyperlink w:anchor="_Toc233577926" w:history="1">
+        <w:r>
+          <w:rPr>
+            <w:rStyle w:val="Hyperlink"/>
+            <w:noProof/>
+          </w:rPr>
+          <w:t>iii.</w:t>
+        </w:r>
+        <w:r>
+          <w:rPr>
+            <w:noProof/>
+          </w:rPr>
+          <w:tab/>
+        </w:r>
+        <w:r>
+          <w:rPr>
+            <w:rStyle w:val="Hyperlink"/>
+            <w:noProof/>
+          </w:rPr>
+          <w:t>Capital Letters</w:t>
+        </w:r>
+        <w:r>
+          <w:rPr>
+            <w:noProof/>
+            <w:webHidden/>
+          </w:rPr>
+          <w:tab/>
+        </w:r>
+        <w:r>
+          <w:rPr>
+            <w:noProof/>
+            <w:webHidden/>
+          </w:rPr>
+          <w:fldChar w:fldCharType="begin"/>
+        </w:r>
+        <w:r>
+          <w:rPr>
+            <w:noProof/>
+            <w:webHidden/>
+          </w:rPr>
+          <w:instrText xml:space="preserve"> PAGEREF _Toc233577926 \h </w:instrText>
+        </w:r>
+        <w:r>
+          <w:rPr>
+            <w:noProof/>
+            <w:webHidden/>
+          </w:rPr>
+        </w:r>
+        <w:r>
+          <w:rPr>
+            <w:noProof/>
+            <w:webHidden/>
+          </w:rPr>
+          <w:fldChar w:fldCharType="separate"/>
+        </w:r>
+        <w:r>
+          <w:rPr>
+            <w:noProof/>
+            <w:webHidden/>
+          </w:rPr>
+          <w:t>3</w:t>
+        </w:r>
+        <w:r>
+          <w:rPr>
+            <w:noProof/>
+            <w:webHidden/>
+          </w:rPr>
+          <w:fldChar w:fldCharType="end"/>
+        </w:r>
+      </w:hyperlink>
+    </w:p>
+    <w:p>
+      <w:pPr>
+        <w:pStyle w:val="TOC2"/>
+        <w:tabs>
+          <w:tab w:val="left" w:pos="720"/>
+          <w:tab w:val="right" w:leader="dot" w:pos="11032"/>
+        </w:tabs>
+        <w:spacing w:after="0" w:line="360" w:lineRule="auto"/>
+        <w:rPr>
+          <w:noProof/>
+        </w:rPr>
+      </w:pPr>
+      <w:hyperlink w:anchor="_Toc233577927" w:history="1">
+        <w:r>
+          <w:rPr>
+            <w:rStyle w:val="Hyperlink"/>
+            <w:noProof/>
+          </w:rPr>
+          <w:t>iv.</w:t>
+        </w:r>
+        <w:r>
+          <w:rPr>
+            <w:noProof/>
+          </w:rPr>
+          <w:tab/>
+        </w:r>
+        <w:r>
+          <w:rPr>
+            <w:rStyle w:val="Hyperlink"/>
+            <w:noProof/>
+          </w:rPr>
+          <w:t>Colons</w:t>
+        </w:r>
+        <w:r>
+          <w:rPr>
+            <w:noProof/>
+            <w:webHidden/>
+          </w:rPr>
+          <w:tab/>
+        </w:r>
+        <w:r>
+          <w:rPr>
+            <w:noProof/>
+            <w:webHidden/>
+          </w:rPr>
+          <w:fldChar w:fldCharType="begin"/>
+        </w:r>
+        <w:r>
+          <w:rPr>
+            <w:noProof/>
+            <w:webHidden/>
+          </w:rPr>
+          <w:instrText xml:space="preserve"> PAGEREF _Toc233577927 \h </w:instrText>
+        </w:r>
+        <w:r>
+          <w:rPr>
+            <w:noProof/>
+            <w:webHidden/>
+          </w:rPr>
+        </w:r>
+        <w:r>
+          <w:rPr>
+            <w:noProof/>
+            <w:webHidden/>
+          </w:rPr>
+          <w:fldChar w:fldCharType="separate"/>
+        </w:r>
+        <w:r>
+          <w:rPr>
+            <w:noProof/>
+            <w:webHidden/>
+          </w:rPr>
+          <w:t>3</w:t>
+        </w:r>
+        <w:r>
+          <w:rPr>
+            <w:noProof/>
+            <w:webHidden/>
+          </w:rPr>
+          <w:fldChar w:fldCharType="end"/>
+        </w:r>
+      </w:hyperlink>
+    </w:p>
+    <w:p>
+      <w:pPr>
+        <w:pStyle w:val="TOC2"/>
+        <w:tabs>
+          <w:tab w:val="left" w:pos="720"/>
+          <w:tab w:val="right" w:leader="dot" w:pos="11032"/>
+        </w:tabs>
+        <w:spacing w:after="0" w:line="360" w:lineRule="auto"/>
+        <w:rPr>
+          <w:noProof/>
+        </w:rPr>
+      </w:pPr>
+      <w:hyperlink w:anchor="_Toc233577928" w:history="1">
+        <w:r>
+          <w:rPr>
+            <w:rStyle w:val="Hyperlink"/>
+            <w:noProof/>
+          </w:rPr>
+          <w:t>v.</w:t>
+        </w:r>
+        <w:r>
+          <w:rPr>
+            <w:noProof/>
+          </w:rPr>
+          <w:tab/>
+        </w:r>
+        <w:r>
+          <w:rPr>
+            <w:rStyle w:val="Hyperlink"/>
+            <w:noProof/>
+          </w:rPr>
+          <w:t>Underline</w:t>
+        </w:r>
+        <w:r>
+          <w:rPr>
+            <w:noProof/>
+            <w:webHidden/>
+          </w:rPr>
+          <w:tab/>
+        </w:r>
+        <w:r>
+          <w:rPr>
+            <w:noProof/>
+            <w:webHidden/>
+          </w:rPr>
+          <w:fldChar w:fldCharType="begin"/>
+        </w:r>
+        <w:r>
+          <w:rPr>
+            <w:noProof/>
+            <w:webHidden/>
+          </w:rPr>
+          <w:instrText xml:space="preserve"> PAGEREF _Toc233577928 \h </w:instrText>
+        </w:r>
+        <w:r>
+          <w:rPr>
+            <w:noProof/>
+            <w:webHidden/>
+          </w:rPr>
+        </w:r>
+        <w:r>
+          <w:rPr>
+            <w:noProof/>
+            <w:webHidden/>
+          </w:rPr>
+          <w:fldChar w:fldCharType="separate"/>
+        </w:r>
+        <w:r>
+          <w:rPr>
+            <w:noProof/>
+            <w:webHidden/>
+          </w:rPr>
+          <w:t>3</w:t>
+        </w:r>
+        <w:r>
+          <w:rPr>
+            <w:noProof/>
+            <w:webHidden/>
+          </w:rPr>
+          <w:fldChar w:fldCharType="end"/>
+        </w:r>
+      </w:hyperlink>
+    </w:p>
+    <w:p>
+      <w:pPr>
+        <w:pStyle w:val="TOC1"/>
+        <w:tabs>
+          <w:tab w:val="left" w:pos="480"/>
+          <w:tab w:val="right" w:leader="dot" w:pos="11032"/>
+        </w:tabs>
+        <w:spacing w:after="0" w:line="360" w:lineRule="auto"/>
+        <w:rPr>
+          <w:rFonts w:eastAsiaTheme="minorEastAsia"/>
+          <w:noProof/>
+          <w:kern w:val="2"/>
+          <w:sz w:val="24"/>
+          <w:szCs w:val="24"/>
+          <w:lang w:val="en-US"/>
+          <w14:ligatures w14:val="standardContextual"/>
+        </w:rPr>
+      </w:pPr>
+      <w:hyperlink w:anchor="_Toc233577929" w:history="1">
+        <w:r>
+          <w:rPr>
+            <w:rStyle w:val="Hyperlink"/>
+            <w:noProof/>
+          </w:rPr>
+          <w:t>3.</w:t>
+        </w:r>
+        <w:r>
+          <w:rPr>
+            <w:rFonts w:eastAsiaTheme="minorEastAsia"/>
+            <w:noProof/>
+            <w:kern w:val="2"/>
+            <w:sz w:val="24"/>
+            <w:szCs w:val="24"/>
+            <w:lang w:val="en-US"/>
+            <w14:ligatures w14:val="standardContextual"/>
+          </w:rPr>
+          <w:tab/>
+        </w:r>
+        <w:r>
+          <w:rPr>
+            <w:rStyle w:val="Hyperlink"/>
+            <w:noProof/>
+          </w:rPr>
+          <w:t>Differentiate between Technical Writing and Academic Writing.</w:t>
+        </w:r>
+        <w:r>
+          <w:rPr>
+            <w:noProof/>
+            <w:webHidden/>
+          </w:rPr>
+          <w:tab/>
+        </w:r>
+        <w:r>
+          <w:rPr>
+            <w:noProof/>
+            <w:webHidden/>
+          </w:rPr>
+          <w:fldChar w:fldCharType="begin"/>
+        </w:r>
+        <w:r>
+          <w:rPr>
+            <w:noProof/>
+            <w:webHidden/>
+          </w:rPr>
+          <w:instrText xml:space="preserve"> PAGEREF _Toc233577929 \h </w:instrText>
+        </w:r>
+        <w:r>
+          <w:rPr>
+            <w:noProof/>
+            <w:webHidden/>
+          </w:rPr>
+        </w:r>
+        <w:r>
+          <w:rPr>
+            <w:noProof/>
+            <w:webHidden/>
+          </w:rPr>
+          <w:fldChar w:fldCharType="separate"/>
+        </w:r>
+        <w:r>
+          <w:rPr>
+            <w:noProof/>
+            <w:webHidden/>
+          </w:rPr>
+          <w:t>3</w:t>
+        </w:r>
+        <w:r>
+          <w:rPr>
+            <w:noProof/>
+            <w:webHidden/>
+          </w:rPr>
+          <w:fldChar w:fldCharType="end"/>
+        </w:r>
+      </w:hyperlink>
+    </w:p>
+    <w:p>
+      <w:pPr>
+        <w:spacing w:after="0" w:line="360" w:lineRule="auto"/>
+        <w:rPr>
+          <w:rFonts w:ascii="Calibri" w:hAnsi="Calibri" w:cs="Calibri"/>
+        </w:rPr>
+      </w:pPr>
+      <w:r>
         <w:rPr>
           <w:rFonts w:ascii="Calibri" w:hAnsi="Calibri" w:cs="Calibri"/>
           <w:sz w:val="32"/>
           <w:szCs w:val="32"/>
         </w:rPr>
-      </w:pPr>
-      <w:r>
-        <w:rPr>
-          <w:rFonts w:ascii="Calibri" w:hAnsi="Calibri" w:cs="Calibri"/>
-          <w:sz w:val="32"/>
-          <w:szCs w:val="32"/>
-        </w:rPr>
-        <w:t>Assignment 1:</w:t>
+        <w:fldChar w:fldCharType="end"/>
       </w:r>
     </w:p>
     <w:p>
       <w:pPr>
-        <w:pStyle w:val="ListParagraph"/>
-        <w:numPr>
-          <w:ilvl w:val="0"/>
-          <w:numId w:val="6"/>
-        </w:numPr>
-        <w:rPr>
-          <w:rFonts w:ascii="Calibri" w:hAnsi="Calibri" w:cs="Calibri"/>
-        </w:rPr>
-      </w:pPr>
-      <w:r>
-        <w:rPr>
-          <w:rFonts w:ascii="Calibri" w:hAnsi="Calibri" w:cs="Calibri"/>
-        </w:rPr>
-        <w:t xml:space="preserve">What is </w:t>
-      </w:r>
-      <w:r>
-        <w:rPr>
-          <w:rFonts w:ascii="Calibri" w:hAnsi="Calibri" w:cs="Calibri"/>
-        </w:rPr>
-        <w:t>Technical</w:t>
-      </w:r>
-      <w:r>
-        <w:rPr>
-          <w:rFonts w:ascii="Calibri" w:hAnsi="Calibri" w:cs="Calibri"/>
-        </w:rPr>
-        <w:t xml:space="preserve"> Writing? Define/Discuss.</w:t>
-      </w:r>
-    </w:p>
-    <w:p>
-      <w:pPr>
-        <w:pStyle w:val="ListParagraph"/>
-        <w:numPr>
-          <w:ilvl w:val="0"/>
-          <w:numId w:val="6"/>
-        </w:numPr>
-        <w:rPr>
-          <w:rFonts w:ascii="Calibri" w:hAnsi="Calibri" w:cs="Calibri"/>
-        </w:rPr>
-      </w:pPr>
-      <w:r>
-        <w:rPr>
-          <w:rFonts w:ascii="Calibri" w:hAnsi="Calibri" w:cs="Calibri"/>
-        </w:rPr>
-        <w:t>What are the features of Technical Writing?</w:t>
-      </w:r>
-    </w:p>
-    <w:p>
-      <w:pPr>
-        <w:pStyle w:val="ListParagraph"/>
-        <w:numPr>
-          <w:ilvl w:val="0"/>
-          <w:numId w:val="6"/>
-        </w:numPr>
-        <w:rPr>
-          <w:rFonts w:ascii="Calibri" w:hAnsi="Calibri" w:cs="Calibri"/>
-        </w:rPr>
-      </w:pPr>
-      <w:r>
-        <w:rPr>
-          <w:rFonts w:ascii="Calibri" w:hAnsi="Calibri" w:cs="Calibri"/>
-        </w:rPr>
-        <w:t>Differentiate</w:t>
-      </w:r>
-      <w:r>
-        <w:rPr>
-          <w:rFonts w:ascii="Calibri" w:hAnsi="Calibri" w:cs="Calibri"/>
-        </w:rPr>
-        <w:t xml:space="preserve"> between </w:t>
-      </w:r>
-      <w:r>
-        <w:rPr>
-          <w:rFonts w:ascii="Calibri" w:hAnsi="Calibri" w:cs="Calibri"/>
-        </w:rPr>
-        <w:t>Technical</w:t>
-      </w:r>
-      <w:r>
-        <w:rPr>
-          <w:rFonts w:ascii="Calibri" w:hAnsi="Calibri" w:cs="Calibri"/>
-        </w:rPr>
-        <w:t xml:space="preserve"> </w:t>
-      </w:r>
-      <w:r>
-        <w:rPr>
-          <w:rFonts w:ascii="Calibri" w:hAnsi="Calibri" w:cs="Calibri"/>
-        </w:rPr>
-        <w:t>Writing</w:t>
-      </w:r>
-      <w:r>
-        <w:rPr>
-          <w:rFonts w:ascii="Calibri" w:hAnsi="Calibri" w:cs="Calibri"/>
-        </w:rPr>
-        <w:t xml:space="preserve"> and Academic Writing.</w:t>
-      </w:r>
-    </w:p>
-    <w:p>
-      <w:pPr>
+        <w:spacing w:after="0" w:line="360" w:lineRule="auto"/>
         <w:rPr>
           <w:rFonts w:ascii="Calibri" w:hAnsi="Calibri" w:cs="Calibri"/>
         </w:rPr>
@@ -131,52 +1206,879 @@
     <w:p>
       <w:pPr>
         <w:pStyle w:val="Question"/>
+        <w:spacing w:after="0" w:line="360" w:lineRule="auto"/>
+      </w:pPr>
+      <w:bookmarkStart w:id="0" w:name="_Toc233577673"/>
+      <w:bookmarkStart w:id="1" w:name="_Toc233577917"/>
+      <w:r>
+        <w:lastRenderedPageBreak/>
+        <w:t xml:space="preserve">What is </w:t>
+      </w:r>
+      <w:r>
+        <w:t>Technical</w:t>
+      </w:r>
+      <w:r>
+        <w:t xml:space="preserve"> Writing? Define/Discuss.</w:t>
+      </w:r>
+      <w:bookmarkEnd w:id="0"/>
+      <w:bookmarkEnd w:id="1"/>
+    </w:p>
+    <w:p>
+      <w:pPr>
+        <w:pStyle w:val="Body"/>
+        <w:spacing w:after="0"/>
+      </w:pPr>
+      <w:r>
+        <w:tab/>
+      </w:r>
+      <w:bookmarkStart w:id="2" w:name="_Toc233577674"/>
+      <w:r>
+        <w:t>Technical Writing is defined as a genre of writing used by technicians</w:t>
+      </w:r>
+      <w:r>
+        <w:t xml:space="preserve"> like </w:t>
+      </w:r>
+      <w:r>
+        <w:t>engineers</w:t>
+      </w:r>
+      <w:r>
+        <w:t xml:space="preserve">, </w:t>
+      </w:r>
+      <w:r>
+        <w:t>scientists</w:t>
+      </w:r>
+      <w:r>
+        <w:t xml:space="preserve">, </w:t>
+      </w:r>
+      <w:r>
+        <w:t>software</w:t>
+      </w:r>
+      <w:r>
+        <w:t xml:space="preserve"> </w:t>
+      </w:r>
+      <w:r>
+        <w:t>developers,</w:t>
+      </w:r>
+      <w:r>
+        <w:t xml:space="preserve"> and doctors</w:t>
+      </w:r>
+      <w:r>
+        <w:t xml:space="preserve"> to explain specialized</w:t>
+      </w:r>
+      <w:r>
+        <w:t xml:space="preserve"> and</w:t>
+      </w:r>
+      <w:r>
+        <w:t xml:space="preserve"> </w:t>
+      </w:r>
+      <w:r>
+        <w:t>complex subject</w:t>
+      </w:r>
+      <w:r>
+        <w:t>s</w:t>
+      </w:r>
+      <w:r>
+        <w:t xml:space="preserve"> in a clear,</w:t>
+      </w:r>
+      <w:r>
+        <w:t xml:space="preserve"> </w:t>
+      </w:r>
+      <w:r>
+        <w:t>concise</w:t>
+      </w:r>
+      <w:r>
+        <w:t>, straight</w:t>
+      </w:r>
+      <w:r>
+        <w:t>-</w:t>
+      </w:r>
+      <w:r>
+        <w:t>forward,</w:t>
+      </w:r>
+      <w:r>
+        <w:t xml:space="preserve"> </w:t>
+      </w:r>
+      <w:r>
+        <w:t xml:space="preserve">and user-friendly </w:t>
+      </w:r>
+      <w:r>
+        <w:t xml:space="preserve">language to </w:t>
+      </w:r>
+      <w:r>
+        <w:t xml:space="preserve">a </w:t>
+      </w:r>
+      <w:r>
+        <w:t>specific audience</w:t>
+      </w:r>
+      <w:r>
+        <w:t xml:space="preserve"> </w:t>
+      </w:r>
+      <w:r>
+        <w:t>for</w:t>
+      </w:r>
+      <w:r>
+        <w:t xml:space="preserve"> a specific purpose</w:t>
+      </w:r>
+      <w:r>
+        <w:t xml:space="preserve">. It is </w:t>
+      </w:r>
+      <w:r>
+        <w:t>e</w:t>
+      </w:r>
+      <w:r>
+        <w:t>specially used in workplaces like offices,</w:t>
+      </w:r>
+      <w:r>
+        <w:t xml:space="preserve"> </w:t>
+      </w:r>
+      <w:r>
+        <w:t>labs,</w:t>
+      </w:r>
+      <w:r>
+        <w:t xml:space="preserve"> </w:t>
+      </w:r>
+      <w:r>
+        <w:t>construction sites,</w:t>
+      </w:r>
+      <w:r>
+        <w:t xml:space="preserve"> </w:t>
+      </w:r>
+      <w:r>
+        <w:t>kitchen,</w:t>
+      </w:r>
+      <w:r>
+        <w:t xml:space="preserve"> hospitals</w:t>
+      </w:r>
+      <w:r>
+        <w:t xml:space="preserve"> etc.</w:t>
+      </w:r>
+      <w:r>
+        <w:t xml:space="preserve"> to give practical information to </w:t>
+      </w:r>
+      <w:r>
+        <w:t>target</w:t>
+      </w:r>
+      <w:r>
+        <w:t xml:space="preserve"> audience</w:t>
+      </w:r>
+      <w:r>
+        <w:t>,</w:t>
+      </w:r>
+      <w:r>
+        <w:t xml:space="preserve"> helping them </w:t>
+      </w:r>
+      <w:r>
+        <w:t>understand</w:t>
+      </w:r>
+      <w:r>
+        <w:t xml:space="preserve"> concepts,</w:t>
+      </w:r>
+      <w:r>
+        <w:t xml:space="preserve"> </w:t>
+      </w:r>
+      <w:r>
+        <w:t xml:space="preserve">perform </w:t>
+      </w:r>
+      <w:r>
+        <w:t>tasks,</w:t>
+      </w:r>
+      <w:r>
+        <w:t xml:space="preserve"> or use products/services effectively</w:t>
+      </w:r>
+      <w:r>
+        <w:t>.</w:t>
+      </w:r>
+      <w:r>
+        <w:t xml:space="preserve"> Example</w:t>
+      </w:r>
+      <w:r>
+        <w:t xml:space="preserve">s </w:t>
+      </w:r>
+      <w:r>
+        <w:t>include</w:t>
+      </w:r>
+      <w:r>
+        <w:t xml:space="preserve"> user manuals,</w:t>
+      </w:r>
+      <w:r>
+        <w:t xml:space="preserve"> </w:t>
+      </w:r>
+      <w:r>
+        <w:t>reports,</w:t>
+      </w:r>
+      <w:r>
+        <w:t xml:space="preserve"> proposals</w:t>
+      </w:r>
+      <w:r>
+        <w:t>,</w:t>
+      </w:r>
+      <w:r>
+        <w:t xml:space="preserve"> </w:t>
+      </w:r>
+      <w:r>
+        <w:t>instruction guides,</w:t>
+      </w:r>
+      <w:r>
+        <w:t xml:space="preserve"> </w:t>
+      </w:r>
+      <w:r>
+        <w:t xml:space="preserve">laboratory reports, </w:t>
+      </w:r>
+      <w:r>
+        <w:t>software</w:t>
+      </w:r>
+      <w:r>
+        <w:t xml:space="preserve"> documentation,</w:t>
+      </w:r>
+      <w:r>
+        <w:t xml:space="preserve"> </w:t>
+      </w:r>
+      <w:r>
+        <w:t xml:space="preserve">standard operating </w:t>
+      </w:r>
+      <w:r>
+        <w:t>procedures</w:t>
+      </w:r>
+      <w:r>
+        <w:t>.</w:t>
+      </w:r>
+      <w:bookmarkEnd w:id="2"/>
+    </w:p>
+    <w:p>
+      <w:pPr>
+        <w:pStyle w:val="Body"/>
+        <w:spacing w:after="0"/>
+      </w:pPr>
+    </w:p>
+    <w:p>
+      <w:pPr>
+        <w:pStyle w:val="Question"/>
+        <w:spacing w:after="0" w:line="360" w:lineRule="auto"/>
+      </w:pPr>
+      <w:bookmarkStart w:id="3" w:name="_Toc233577675"/>
+      <w:bookmarkStart w:id="4" w:name="_Toc233577918"/>
+      <w:r>
+        <w:t>What are the features of Technical Writing?</w:t>
+      </w:r>
+      <w:bookmarkEnd w:id="3"/>
+      <w:bookmarkEnd w:id="4"/>
+    </w:p>
+    <w:p>
+      <w:pPr>
+        <w:pStyle w:val="Body"/>
+        <w:spacing w:after="0"/>
+      </w:pPr>
+      <w:r>
+        <w:tab/>
+      </w:r>
+      <w:bookmarkStart w:id="5" w:name="_Toc233577676"/>
+      <w:r>
+        <w:t>The features of technical writing are:</w:t>
+      </w:r>
+      <w:bookmarkEnd w:id="5"/>
+    </w:p>
+    <w:p>
+      <w:pPr>
+        <w:pStyle w:val="Body"/>
+        <w:spacing w:after="0"/>
+      </w:pPr>
+    </w:p>
+    <w:p>
+      <w:pPr>
+        <w:pStyle w:val="Head1"/>
+        <w:spacing w:after="0"/>
+      </w:pPr>
+      <w:bookmarkStart w:id="6" w:name="_Toc233577677"/>
+      <w:bookmarkStart w:id="7" w:name="_Toc233577919"/>
+      <w:r>
+        <w:t>Subject:</w:t>
+      </w:r>
+      <w:bookmarkEnd w:id="6"/>
+      <w:bookmarkEnd w:id="7"/>
+      <w:r>
+        <w:t xml:space="preserve"> </w:t>
+      </w:r>
+    </w:p>
+    <w:p>
+      <w:pPr>
+        <w:pStyle w:val="Body"/>
+        <w:spacing w:after="0"/>
+        <w:ind w:left="1440"/>
+      </w:pPr>
+      <w:r>
+        <w:tab/>
+      </w:r>
+      <w:bookmarkStart w:id="8" w:name="_Toc233577678"/>
+      <w:r>
+        <w:t xml:space="preserve">It refers to </w:t>
+      </w:r>
+      <w:r>
+        <w:t>how</w:t>
+      </w:r>
+      <w:r>
+        <w:t xml:space="preserve"> text portrays subject matter related to the purpose of writing.</w:t>
+      </w:r>
+      <w:bookmarkStart w:id="9" w:name="_Toc233577679"/>
+      <w:bookmarkEnd w:id="8"/>
+      <w:r>
+        <w:t xml:space="preserve"> </w:t>
+      </w:r>
+      <w:r>
+        <w:t xml:space="preserve">It should be based on technology </w:t>
+      </w:r>
+      <w:r>
+        <w:t>,factual, accurate</w:t>
+      </w:r>
+      <w:r>
+        <w:t>, objective, and</w:t>
+      </w:r>
+      <w:r>
+        <w:t xml:space="preserve"> relevant to purpose of document</w:t>
+      </w:r>
+      <w:r>
+        <w:t xml:space="preserve"> without </w:t>
+      </w:r>
+      <w:proofErr w:type="gramStart"/>
+      <w:r>
+        <w:t xml:space="preserve">personal </w:t>
+      </w:r>
+      <w:r>
+        <w:t>opinions</w:t>
+      </w:r>
+      <w:proofErr w:type="gramEnd"/>
+      <w:r>
+        <w:t xml:space="preserve"> or emotions.</w:t>
+      </w:r>
+      <w:bookmarkEnd w:id="9"/>
+    </w:p>
+    <w:p>
+      <w:pPr>
+        <w:pStyle w:val="Body"/>
+        <w:spacing w:after="0"/>
+        <w:ind w:left="1440"/>
+      </w:pPr>
+    </w:p>
+    <w:p>
+      <w:pPr>
+        <w:pStyle w:val="Head1"/>
+        <w:spacing w:after="0"/>
+      </w:pPr>
+      <w:bookmarkStart w:id="10" w:name="_Toc233577680"/>
+      <w:bookmarkStart w:id="11" w:name="_Toc233577920"/>
+      <w:r>
+        <w:t>Audience:</w:t>
+      </w:r>
+      <w:bookmarkEnd w:id="10"/>
+      <w:bookmarkEnd w:id="11"/>
+    </w:p>
+    <w:p>
+      <w:pPr>
+        <w:pStyle w:val="Body"/>
+        <w:spacing w:after="0"/>
+        <w:ind w:left="1440"/>
+      </w:pPr>
+      <w:r>
+        <w:tab/>
+      </w:r>
+      <w:bookmarkStart w:id="12" w:name="_Toc233577681"/>
+      <w:r>
+        <w:t xml:space="preserve">It refers to </w:t>
+      </w:r>
+      <w:r>
+        <w:t>readers</w:t>
+      </w:r>
+      <w:r>
+        <w:t>,</w:t>
+      </w:r>
+      <w:r>
+        <w:t xml:space="preserve"> listeners,</w:t>
+      </w:r>
+      <w:r>
+        <w:t xml:space="preserve"> </w:t>
+      </w:r>
+      <w:r>
+        <w:t>o</w:t>
+      </w:r>
+      <w:r>
+        <w:t xml:space="preserve">r viewers to whom </w:t>
+      </w:r>
+      <w:r>
+        <w:t xml:space="preserve">technical writing is intended. The writer’s job is to relate </w:t>
+      </w:r>
+      <w:r>
+        <w:t xml:space="preserve">the </w:t>
+      </w:r>
+      <w:r>
+        <w:t xml:space="preserve">purpose of writing to the audience’s </w:t>
+      </w:r>
+      <w:r>
+        <w:t xml:space="preserve">knowledge and </w:t>
+      </w:r>
+      <w:r>
+        <w:t>expectations</w:t>
+      </w:r>
+      <w:r>
+        <w:t xml:space="preserve"> through </w:t>
+      </w:r>
+      <w:r>
+        <w:t xml:space="preserve">audience </w:t>
+      </w:r>
+      <w:r>
+        <w:t>analysis</w:t>
+      </w:r>
+      <w:r>
+        <w:t>.</w:t>
+      </w:r>
+      <w:bookmarkEnd w:id="12"/>
+    </w:p>
+    <w:p>
+      <w:pPr>
+        <w:pStyle w:val="Body"/>
+        <w:spacing w:after="0"/>
+        <w:ind w:left="1440"/>
+      </w:pPr>
+    </w:p>
+    <w:p>
+      <w:pPr>
+        <w:pStyle w:val="Head1"/>
+        <w:spacing w:after="0"/>
+      </w:pPr>
+      <w:bookmarkStart w:id="13" w:name="_Toc233577682"/>
+      <w:bookmarkStart w:id="14" w:name="_Toc233577921"/>
+      <w:r>
+        <w:t>Organization</w:t>
+      </w:r>
+      <w:r>
+        <w:t>:</w:t>
+      </w:r>
+      <w:bookmarkEnd w:id="13"/>
+      <w:bookmarkEnd w:id="14"/>
+    </w:p>
+    <w:p>
+      <w:pPr>
+        <w:pStyle w:val="Body"/>
+        <w:spacing w:after="0"/>
+        <w:ind w:left="1440"/>
+      </w:pPr>
+      <w:r>
+        <w:tab/>
+      </w:r>
+      <w:bookmarkStart w:id="15" w:name="_Toc233577683"/>
+      <w:r>
+        <w:t xml:space="preserve">It is related to </w:t>
+      </w:r>
+      <w:r>
+        <w:t>logical and systematic</w:t>
+      </w:r>
+      <w:r>
+        <w:t xml:space="preserve"> sequence in writing to </w:t>
+      </w:r>
+      <w:r>
+        <w:t>convey</w:t>
+      </w:r>
+      <w:r>
+        <w:t xml:space="preserve"> intended </w:t>
+      </w:r>
+      <w:r>
+        <w:t>meaning and</w:t>
+      </w:r>
+      <w:r>
+        <w:t xml:space="preserve"> avoid </w:t>
+      </w:r>
+      <w:r>
+        <w:t>confusing</w:t>
+      </w:r>
+      <w:r>
+        <w:t xml:space="preserve"> and boring the readers. </w:t>
+      </w:r>
+      <w:r>
+        <w:t xml:space="preserve">Good organization </w:t>
+      </w:r>
+      <w:r>
+        <w:t xml:space="preserve">includes short paragraphs, clear </w:t>
+      </w:r>
+      <w:r>
+        <w:t>transition</w:t>
+      </w:r>
+      <w:r>
+        <w:t>s</w:t>
+      </w:r>
+      <w:r>
+        <w:t>, heading</w:t>
+      </w:r>
+      <w:r>
+        <w:t>s</w:t>
+      </w:r>
+      <w:r>
+        <w:t xml:space="preserve"> and </w:t>
+      </w:r>
+      <w:r>
+        <w:t>subheadings, bullet points, table</w:t>
+      </w:r>
+      <w:r>
+        <w:t>s</w:t>
+      </w:r>
+      <w:r>
+        <w:t>, and diagrams where needed</w:t>
+      </w:r>
+      <w:r>
+        <w:t>.</w:t>
+      </w:r>
+      <w:bookmarkEnd w:id="15"/>
+    </w:p>
+    <w:p>
+      <w:pPr>
+        <w:pStyle w:val="Body"/>
+        <w:spacing w:after="0"/>
+        <w:ind w:left="1440"/>
+      </w:pPr>
+    </w:p>
+    <w:p>
+      <w:pPr>
+        <w:pStyle w:val="Head1"/>
+        <w:spacing w:after="0"/>
+      </w:pPr>
+      <w:bookmarkStart w:id="16" w:name="_Toc233577684"/>
+      <w:bookmarkStart w:id="17" w:name="_Toc233577922"/>
+      <w:r>
+        <w:t>Style</w:t>
+      </w:r>
+      <w:r>
+        <w:t>:</w:t>
+      </w:r>
+      <w:bookmarkEnd w:id="16"/>
+      <w:bookmarkEnd w:id="17"/>
+    </w:p>
+    <w:p>
+      <w:pPr>
+        <w:pStyle w:val="Body"/>
+        <w:spacing w:after="0"/>
+        <w:ind w:left="1440"/>
+      </w:pPr>
+      <w:r>
+        <w:lastRenderedPageBreak/>
+        <w:tab/>
+      </w:r>
+      <w:bookmarkStart w:id="18" w:name="_Toc233577685"/>
+      <w:r>
+        <w:t xml:space="preserve">It involves </w:t>
+      </w:r>
+      <w:r>
+        <w:t>careful</w:t>
+      </w:r>
+      <w:r>
+        <w:t xml:space="preserve"> choices of words</w:t>
+      </w:r>
+      <w:r>
+        <w:t xml:space="preserve"> and </w:t>
+      </w:r>
+      <w:r>
+        <w:t>ph</w:t>
+      </w:r>
+      <w:r>
+        <w:t>ras</w:t>
+      </w:r>
+      <w:r>
+        <w:t>es,</w:t>
+      </w:r>
+      <w:r>
+        <w:t xml:space="preserve"> </w:t>
+      </w:r>
+      <w:r>
+        <w:t xml:space="preserve">verbal and </w:t>
+      </w:r>
+      <w:r>
+        <w:t>grammatical</w:t>
+      </w:r>
+      <w:r>
+        <w:t xml:space="preserve"> patterns</w:t>
+      </w:r>
+      <w:r>
+        <w:t xml:space="preserve"> </w:t>
+      </w:r>
+      <w:r>
+        <w:t xml:space="preserve">,suitable </w:t>
+      </w:r>
+      <w:r>
+        <w:t>document</w:t>
+      </w:r>
+      <w:r>
+        <w:t xml:space="preserve"> format </w:t>
+      </w:r>
+      <w:r>
+        <w:t>used</w:t>
+      </w:r>
+      <w:r>
+        <w:t xml:space="preserve"> by writer</w:t>
+      </w:r>
+      <w:r>
+        <w:t>s to</w:t>
+      </w:r>
+      <w:r>
+        <w:t xml:space="preserve"> express </w:t>
+      </w:r>
+      <w:r>
+        <w:t>ideas clearly</w:t>
+      </w:r>
+      <w:r>
+        <w:t>.</w:t>
+      </w:r>
+      <w:bookmarkEnd w:id="18"/>
+    </w:p>
+    <w:p>
+      <w:pPr>
+        <w:pStyle w:val="Body"/>
+        <w:spacing w:after="0"/>
+        <w:ind w:left="1440"/>
+      </w:pPr>
+    </w:p>
+    <w:p>
+      <w:pPr>
+        <w:pStyle w:val="Head1"/>
+        <w:spacing w:after="0"/>
+      </w:pPr>
+      <w:bookmarkStart w:id="19" w:name="_Toc233577686"/>
+      <w:bookmarkStart w:id="20" w:name="_Toc233577923"/>
+      <w:r>
+        <w:t>Tone</w:t>
+      </w:r>
+      <w:r>
+        <w:t>:</w:t>
+      </w:r>
+      <w:bookmarkEnd w:id="19"/>
+      <w:bookmarkEnd w:id="20"/>
+    </w:p>
+    <w:p>
+      <w:pPr>
+        <w:pStyle w:val="Body"/>
+        <w:spacing w:after="0"/>
+        <w:ind w:left="1440"/>
+      </w:pPr>
+      <w:r>
+        <w:tab/>
+      </w:r>
+      <w:bookmarkStart w:id="21" w:name="_Toc233577687"/>
+      <w:r>
+        <w:t xml:space="preserve">It is the attitude reflected in writing, </w:t>
+      </w:r>
+      <w:r>
+        <w:t>containing</w:t>
+      </w:r>
+      <w:r>
+        <w:t xml:space="preserve"> emotional overtones which </w:t>
+      </w:r>
+      <w:r>
+        <w:t xml:space="preserve">make the audience feel. In technical writing, tone is </w:t>
+      </w:r>
+      <w:r>
+        <w:t xml:space="preserve">objective, </w:t>
+      </w:r>
+      <w:r>
+        <w:t xml:space="preserve">professional </w:t>
+      </w:r>
+      <w:r>
+        <w:t>,courteous and f</w:t>
+      </w:r>
+      <w:r>
+        <w:t>actual</w:t>
+      </w:r>
+      <w:r>
+        <w:t>, free from unnecessary emotional language while balancing formality with readability</w:t>
+      </w:r>
+      <w:r>
+        <w:t>.</w:t>
+      </w:r>
+      <w:bookmarkEnd w:id="21"/>
+    </w:p>
+    <w:p>
+      <w:pPr>
+        <w:pStyle w:val="Body"/>
+        <w:spacing w:after="0"/>
+      </w:pPr>
+    </w:p>
+    <w:p>
+      <w:pPr>
+        <w:pStyle w:val="Body"/>
+        <w:spacing w:after="0"/>
+      </w:pPr>
+      <w:r>
+        <w:tab/>
+      </w:r>
+      <w:bookmarkStart w:id="22" w:name="_Toc233577688"/>
+      <w:r>
+        <w:t xml:space="preserve">The </w:t>
+      </w:r>
+      <w:proofErr w:type="gramStart"/>
+      <w:r>
+        <w:t>special features</w:t>
+      </w:r>
+      <w:proofErr w:type="gramEnd"/>
+      <w:r>
+        <w:t xml:space="preserve"> of Technical Writing </w:t>
+      </w:r>
+      <w:r>
+        <w:t xml:space="preserve">are used by </w:t>
+      </w:r>
+      <w:r>
+        <w:t>writers</w:t>
+      </w:r>
+      <w:r>
+        <w:t xml:space="preserve"> to implement mechanics of </w:t>
+      </w:r>
+      <w:r>
+        <w:t>writing, computer</w:t>
+      </w:r>
+      <w:r>
+        <w:t xml:space="preserve"> </w:t>
+      </w:r>
+      <w:r>
+        <w:t>graphics,</w:t>
+      </w:r>
+      <w:r>
+        <w:t xml:space="preserve"> and technical knowledge along with their writing to hold </w:t>
+      </w:r>
+      <w:r>
+        <w:t>the</w:t>
+      </w:r>
+      <w:r>
+        <w:t xml:space="preserve"> audience’s attention </w:t>
+      </w:r>
+      <w:r>
+        <w:t>using</w:t>
+      </w:r>
+      <w:r>
+        <w:t xml:space="preserve"> </w:t>
+      </w:r>
+      <w:r>
+        <w:t>software</w:t>
+      </w:r>
+      <w:r>
+        <w:t xml:space="preserve"> tools to design document</w:t>
+      </w:r>
+      <w:r>
+        <w:t>s</w:t>
+      </w:r>
+      <w:r>
+        <w:t xml:space="preserve"> to look inviting and attractive. It </w:t>
+      </w:r>
+      <w:r>
+        <w:t>include</w:t>
+      </w:r>
+      <w:r>
+        <w:t>s</w:t>
+      </w:r>
+      <w:r>
+        <w:t>:</w:t>
+      </w:r>
+      <w:bookmarkEnd w:id="22"/>
+    </w:p>
+    <w:p>
+      <w:pPr>
+        <w:pStyle w:val="Body"/>
         <w:numPr>
           <w:ilvl w:val="0"/>
-          <w:numId w:val="10"/>
+          <w:numId w:val="15"/>
         </w:numPr>
-      </w:pPr>
-      <w:r>
-        <w:lastRenderedPageBreak/>
-        <w:t xml:space="preserve">What is </w:t>
-      </w:r>
-      <w:r>
-        <w:t>Technical</w:t>
-      </w:r>
-      <w:r>
-        <w:t xml:space="preserve"> Writing? Define/Discuss.</w:t>
-      </w:r>
+        <w:spacing w:after="0"/>
+      </w:pPr>
+      <w:bookmarkStart w:id="23" w:name="_Toc233577689"/>
+      <w:bookmarkStart w:id="24" w:name="_Toc233577924"/>
+      <w:r>
+        <w:t>Bold Face</w:t>
+      </w:r>
+      <w:bookmarkEnd w:id="23"/>
+      <w:bookmarkEnd w:id="24"/>
     </w:p>
     <w:p>
       <w:pPr>
-        <w:pStyle w:val="Question"/>
-        <w:ind w:left="720"/>
-      </w:pPr>
-      <w:r>
-        <w:tab/>
-      </w:r>
+        <w:pStyle w:val="Body"/>
+        <w:numPr>
+          <w:ilvl w:val="0"/>
+          <w:numId w:val="15"/>
+        </w:numPr>
+        <w:spacing w:after="0"/>
+      </w:pPr>
+      <w:bookmarkStart w:id="25" w:name="_Toc233577690"/>
+      <w:bookmarkStart w:id="26" w:name="_Toc233577925"/>
+      <w:r>
+        <w:t>Italics</w:t>
+      </w:r>
+      <w:bookmarkEnd w:id="25"/>
+      <w:bookmarkEnd w:id="26"/>
     </w:p>
     <w:p>
       <w:pPr>
-        <w:pStyle w:val="Question"/>
+        <w:pStyle w:val="Body"/>
         <w:numPr>
           <w:ilvl w:val="0"/>
-          <w:numId w:val="10"/>
+          <w:numId w:val="15"/>
         </w:numPr>
-      </w:pPr>
-      <w:r>
-        <w:t>What are the features of Technical Writing?</w:t>
-      </w:r>
+        <w:spacing w:after="0"/>
+      </w:pPr>
+      <w:bookmarkStart w:id="27" w:name="_Toc233577691"/>
+      <w:bookmarkStart w:id="28" w:name="_Toc233577926"/>
+      <w:r>
+        <w:t>Capital Letters</w:t>
+      </w:r>
+      <w:bookmarkEnd w:id="27"/>
+      <w:bookmarkEnd w:id="28"/>
     </w:p>
     <w:p>
       <w:pPr>
-        <w:pStyle w:val="Question"/>
+        <w:pStyle w:val="Body"/>
         <w:numPr>
           <w:ilvl w:val="0"/>
-          <w:numId w:val="10"/>
+          <w:numId w:val="15"/>
         </w:numPr>
-      </w:pPr>
-      <w:r>
+        <w:spacing w:after="0"/>
+      </w:pPr>
+      <w:bookmarkStart w:id="29" w:name="_Toc233577692"/>
+      <w:bookmarkStart w:id="30" w:name="_Toc233577927"/>
+      <w:r>
+        <w:t>Colons</w:t>
+      </w:r>
+      <w:bookmarkEnd w:id="29"/>
+      <w:bookmarkEnd w:id="30"/>
+    </w:p>
+    <w:p>
+      <w:pPr>
+        <w:pStyle w:val="Body"/>
+        <w:numPr>
+          <w:ilvl w:val="0"/>
+          <w:numId w:val="15"/>
+        </w:numPr>
+        <w:spacing w:after="0"/>
+      </w:pPr>
+      <w:bookmarkStart w:id="31" w:name="_Toc233577693"/>
+      <w:bookmarkStart w:id="32" w:name="_Toc233577928"/>
+      <w:r>
+        <w:t>Underline</w:t>
+      </w:r>
+      <w:bookmarkEnd w:id="31"/>
+      <w:bookmarkEnd w:id="32"/>
+    </w:p>
+    <w:p>
+      <w:pPr>
+        <w:rPr>
+          <w:rFonts w:ascii="Calibri" w:eastAsiaTheme="majorEastAsia" w:hAnsi="Calibri" w:cstheme="minorHAnsi"/>
+          <w:bCs/>
+          <w:sz w:val="28"/>
+          <w:szCs w:val="28"/>
+        </w:rPr>
+      </w:pPr>
+      <w:r>
+        <w:br w:type="page"/>
+      </w:r>
+    </w:p>
+    <w:p>
+      <w:pPr>
+        <w:pStyle w:val="Question"/>
+        <w:spacing w:after="0" w:line="360" w:lineRule="auto"/>
+      </w:pPr>
+      <w:bookmarkStart w:id="33" w:name="_Toc233577694"/>
+      <w:bookmarkStart w:id="34" w:name="_Toc233577929"/>
+      <w:r>
+        <w:lastRenderedPageBreak/>
         <w:t>Differentiate</w:t>
       </w:r>
       <w:r>
@@ -194,6 +2096,572 @@
       <w:r>
         <w:t xml:space="preserve"> and Academic Writing.</w:t>
       </w:r>
+      <w:bookmarkEnd w:id="33"/>
+      <w:bookmarkEnd w:id="34"/>
+    </w:p>
+    <w:tbl>
+      <w:tblPr>
+        <w:tblStyle w:val="TableGrid"/>
+        <w:tblW w:w="0" w:type="auto"/>
+        <w:tblInd w:w="720" w:type="dxa"/>
+        <w:tblLook w:val="04A0" w:firstRow="1" w:lastRow="0" w:firstColumn="1" w:lastColumn="0" w:noHBand="0" w:noVBand="1"/>
+      </w:tblPr>
+      <w:tblGrid>
+        <w:gridCol w:w="1777"/>
+        <w:gridCol w:w="5128"/>
+        <w:gridCol w:w="3407"/>
+      </w:tblGrid>
+      <w:tr>
+        <w:tc>
+          <w:tcPr>
+            <w:tcW w:w="1777" w:type="dxa"/>
+          </w:tcPr>
+          <w:p>
+            <w:pPr>
+              <w:pStyle w:val="Body"/>
+              <w:ind w:left="0"/>
+            </w:pPr>
+            <w:bookmarkStart w:id="35" w:name="_Toc233577695"/>
+            <w:r>
+              <w:t>Aspect</w:t>
+            </w:r>
+            <w:bookmarkEnd w:id="35"/>
+          </w:p>
+        </w:tc>
+        <w:tc>
+          <w:tcPr>
+            <w:tcW w:w="5128" w:type="dxa"/>
+          </w:tcPr>
+          <w:p>
+            <w:pPr>
+              <w:pStyle w:val="Body"/>
+              <w:ind w:left="0"/>
+            </w:pPr>
+            <w:bookmarkStart w:id="36" w:name="_Toc233577696"/>
+            <w:r>
+              <w:t>Technical Writing</w:t>
+            </w:r>
+            <w:bookmarkEnd w:id="36"/>
+          </w:p>
+        </w:tc>
+        <w:tc>
+          <w:tcPr>
+            <w:tcW w:w="3407" w:type="dxa"/>
+          </w:tcPr>
+          <w:p>
+            <w:pPr>
+              <w:pStyle w:val="Body"/>
+              <w:ind w:left="0"/>
+            </w:pPr>
+            <w:bookmarkStart w:id="37" w:name="_Toc233577697"/>
+            <w:r>
+              <w:t>Academic Writing</w:t>
+            </w:r>
+            <w:bookmarkEnd w:id="37"/>
+          </w:p>
+        </w:tc>
+      </w:tr>
+      <w:tr>
+        <w:tc>
+          <w:tcPr>
+            <w:tcW w:w="1777" w:type="dxa"/>
+          </w:tcPr>
+          <w:p>
+            <w:pPr>
+              <w:pStyle w:val="Body"/>
+              <w:ind w:left="0"/>
+            </w:pPr>
+            <w:bookmarkStart w:id="38" w:name="_Toc233577698"/>
+            <w:r>
+              <w:t>Purpose</w:t>
+            </w:r>
+            <w:bookmarkEnd w:id="38"/>
+          </w:p>
+        </w:tc>
+        <w:tc>
+          <w:tcPr>
+            <w:tcW w:w="5128" w:type="dxa"/>
+          </w:tcPr>
+          <w:p>
+            <w:pPr>
+              <w:pStyle w:val="Body"/>
+              <w:ind w:left="0"/>
+            </w:pPr>
+            <w:bookmarkStart w:id="39" w:name="_Toc233577699"/>
+            <w:r>
+              <w:t>Instruct, explain, or help users perform tasks</w:t>
+            </w:r>
+            <w:bookmarkEnd w:id="39"/>
+          </w:p>
+        </w:tc>
+        <w:tc>
+          <w:tcPr>
+            <w:tcW w:w="3407" w:type="dxa"/>
+          </w:tcPr>
+          <w:p>
+            <w:pPr>
+              <w:pStyle w:val="Body"/>
+              <w:ind w:left="0"/>
+            </w:pPr>
+            <w:bookmarkStart w:id="40" w:name="_Toc233577700"/>
+            <w:r>
+              <w:t>Analyze, argue, interpret, or educate</w:t>
+            </w:r>
+            <w:bookmarkEnd w:id="40"/>
+          </w:p>
+        </w:tc>
+      </w:tr>
+      <w:tr>
+        <w:tc>
+          <w:tcPr>
+            <w:tcW w:w="1777" w:type="dxa"/>
+          </w:tcPr>
+          <w:p>
+            <w:pPr>
+              <w:pStyle w:val="Body"/>
+              <w:ind w:left="0"/>
+            </w:pPr>
+            <w:bookmarkStart w:id="41" w:name="_Toc233577701"/>
+            <w:r>
+              <w:t>Writer</w:t>
+            </w:r>
+            <w:bookmarkEnd w:id="41"/>
+          </w:p>
+        </w:tc>
+        <w:tc>
+          <w:tcPr>
+            <w:tcW w:w="5128" w:type="dxa"/>
+          </w:tcPr>
+          <w:p>
+            <w:pPr>
+              <w:pStyle w:val="Body"/>
+              <w:ind w:left="0"/>
+            </w:pPr>
+            <w:bookmarkStart w:id="42" w:name="_Toc233577702"/>
+            <w:r>
+              <w:t>Written by technician</w:t>
+            </w:r>
+            <w:r>
+              <w:t>s like doctors, engineers</w:t>
+            </w:r>
+            <w:r>
+              <w:t xml:space="preserve"> with expert knowledge</w:t>
+            </w:r>
+            <w:bookmarkEnd w:id="42"/>
+          </w:p>
+        </w:tc>
+        <w:tc>
+          <w:tcPr>
+            <w:tcW w:w="3407" w:type="dxa"/>
+          </w:tcPr>
+          <w:p>
+            <w:pPr>
+              <w:pStyle w:val="Body"/>
+              <w:ind w:left="0"/>
+            </w:pPr>
+            <w:bookmarkStart w:id="43" w:name="_Toc233577703"/>
+            <w:r>
+              <w:t xml:space="preserve">Written by </w:t>
+            </w:r>
+            <w:r>
+              <w:t>students, teachers, scholars</w:t>
+            </w:r>
+            <w:r>
+              <w:t xml:space="preserve"> with reader’s knowledge</w:t>
+            </w:r>
+            <w:bookmarkEnd w:id="43"/>
+          </w:p>
+        </w:tc>
+      </w:tr>
+      <w:tr>
+        <w:tc>
+          <w:tcPr>
+            <w:tcW w:w="1777" w:type="dxa"/>
+          </w:tcPr>
+          <w:p>
+            <w:pPr>
+              <w:pStyle w:val="Body"/>
+              <w:ind w:left="0"/>
+            </w:pPr>
+            <w:bookmarkStart w:id="44" w:name="_Toc233577704"/>
+            <w:r>
+              <w:t>Format</w:t>
+            </w:r>
+            <w:bookmarkEnd w:id="44"/>
+          </w:p>
+        </w:tc>
+        <w:tc>
+          <w:tcPr>
+            <w:tcW w:w="5128" w:type="dxa"/>
+          </w:tcPr>
+          <w:p>
+            <w:pPr>
+              <w:pStyle w:val="Body"/>
+              <w:ind w:left="0"/>
+            </w:pPr>
+            <w:bookmarkStart w:id="45" w:name="_Toc233577705"/>
+            <w:r>
+              <w:t>Universal,</w:t>
+            </w:r>
+            <w:r>
+              <w:t xml:space="preserve"> structured, direct, concise</w:t>
+            </w:r>
+            <w:bookmarkEnd w:id="45"/>
+          </w:p>
+        </w:tc>
+        <w:tc>
+          <w:tcPr>
+            <w:tcW w:w="3407" w:type="dxa"/>
+          </w:tcPr>
+          <w:p>
+            <w:pPr>
+              <w:pStyle w:val="Body"/>
+              <w:ind w:left="0"/>
+            </w:pPr>
+            <w:bookmarkStart w:id="46" w:name="_Toc233577706"/>
+            <w:r>
+              <w:t>F</w:t>
+            </w:r>
+            <w:r>
+              <w:t>ormal</w:t>
+            </w:r>
+            <w:r>
+              <w:t>, analytical, scholarly language</w:t>
+            </w:r>
+            <w:bookmarkEnd w:id="46"/>
+          </w:p>
+        </w:tc>
+      </w:tr>
+      <w:tr>
+        <w:tc>
+          <w:tcPr>
+            <w:tcW w:w="1777" w:type="dxa"/>
+          </w:tcPr>
+          <w:p>
+            <w:pPr>
+              <w:pStyle w:val="Body"/>
+              <w:ind w:left="0"/>
+            </w:pPr>
+            <w:bookmarkStart w:id="47" w:name="_Toc233577707"/>
+            <w:r>
+              <w:t>Audience</w:t>
+            </w:r>
+            <w:bookmarkEnd w:id="47"/>
+          </w:p>
+        </w:tc>
+        <w:tc>
+          <w:tcPr>
+            <w:tcW w:w="5128" w:type="dxa"/>
+          </w:tcPr>
+          <w:p>
+            <w:pPr>
+              <w:pStyle w:val="Body"/>
+              <w:ind w:left="0"/>
+            </w:pPr>
+            <w:bookmarkStart w:id="48" w:name="_Toc233577708"/>
+            <w:r>
+              <w:t>Specific</w:t>
+            </w:r>
+            <w:r>
+              <w:t xml:space="preserve"> like professionals, customers</w:t>
+            </w:r>
+            <w:bookmarkEnd w:id="48"/>
+          </w:p>
+        </w:tc>
+        <w:tc>
+          <w:tcPr>
+            <w:tcW w:w="3407" w:type="dxa"/>
+          </w:tcPr>
+          <w:p>
+            <w:pPr>
+              <w:pStyle w:val="Body"/>
+              <w:ind w:left="0"/>
+            </w:pPr>
+            <w:bookmarkStart w:id="49" w:name="_Toc233577709"/>
+            <w:r>
+              <w:t>All</w:t>
+            </w:r>
+            <w:r>
+              <w:t xml:space="preserve"> levels of understanding</w:t>
+            </w:r>
+            <w:r>
+              <w:t xml:space="preserve"> like teachers, students, researchers</w:t>
+            </w:r>
+            <w:bookmarkEnd w:id="49"/>
+          </w:p>
+        </w:tc>
+      </w:tr>
+      <w:tr>
+        <w:tc>
+          <w:tcPr>
+            <w:tcW w:w="1777" w:type="dxa"/>
+          </w:tcPr>
+          <w:p>
+            <w:pPr>
+              <w:pStyle w:val="Body"/>
+              <w:ind w:left="0"/>
+            </w:pPr>
+            <w:bookmarkStart w:id="50" w:name="_Toc233577710"/>
+            <w:r>
+              <w:t>Subject</w:t>
+            </w:r>
+            <w:bookmarkEnd w:id="50"/>
+          </w:p>
+        </w:tc>
+        <w:tc>
+          <w:tcPr>
+            <w:tcW w:w="5128" w:type="dxa"/>
+          </w:tcPr>
+          <w:p>
+            <w:pPr>
+              <w:pStyle w:val="Body"/>
+              <w:ind w:left="0"/>
+            </w:pPr>
+            <w:bookmarkStart w:id="51" w:name="_Toc233577711"/>
+            <w:r>
+              <w:t>Scientific</w:t>
+            </w:r>
+            <w:r>
+              <w:t>,</w:t>
+            </w:r>
+            <w:r>
+              <w:t xml:space="preserve"> technical, practical information</w:t>
+            </w:r>
+            <w:bookmarkEnd w:id="51"/>
+          </w:p>
+        </w:tc>
+        <w:tc>
+          <w:tcPr>
+            <w:tcW w:w="3407" w:type="dxa"/>
+          </w:tcPr>
+          <w:p>
+            <w:pPr>
+              <w:pStyle w:val="Body"/>
+              <w:ind w:left="0"/>
+            </w:pPr>
+            <w:bookmarkStart w:id="52" w:name="_Toc233577712"/>
+            <w:r>
+              <w:t>Research, theories, academic knowledge</w:t>
+            </w:r>
+            <w:bookmarkEnd w:id="52"/>
+          </w:p>
+        </w:tc>
+      </w:tr>
+      <w:tr>
+        <w:tc>
+          <w:tcPr>
+            <w:tcW w:w="1777" w:type="dxa"/>
+          </w:tcPr>
+          <w:p>
+            <w:pPr>
+              <w:pStyle w:val="Body"/>
+              <w:ind w:left="0"/>
+            </w:pPr>
+            <w:bookmarkStart w:id="53" w:name="_Toc233577713"/>
+            <w:r>
+              <w:t>Synta</w:t>
+            </w:r>
+            <w:r>
+              <w:t>x</w:t>
+            </w:r>
+            <w:bookmarkEnd w:id="53"/>
+          </w:p>
+        </w:tc>
+        <w:tc>
+          <w:tcPr>
+            <w:tcW w:w="5128" w:type="dxa"/>
+          </w:tcPr>
+          <w:p>
+            <w:pPr>
+              <w:pStyle w:val="Body"/>
+              <w:ind w:left="0"/>
+            </w:pPr>
+            <w:bookmarkStart w:id="54" w:name="_Toc233577714"/>
+            <w:r>
+              <w:t>Errorless grammar</w:t>
+            </w:r>
+            <w:bookmarkEnd w:id="54"/>
+          </w:p>
+        </w:tc>
+        <w:tc>
+          <w:tcPr>
+            <w:tcW w:w="3407" w:type="dxa"/>
+          </w:tcPr>
+          <w:p>
+            <w:pPr>
+              <w:pStyle w:val="Body"/>
+              <w:ind w:left="0"/>
+            </w:pPr>
+            <w:bookmarkStart w:id="55" w:name="_Toc233577715"/>
+            <w:r>
+              <w:t>Inconsistent grammar is acceptable</w:t>
+            </w:r>
+            <w:bookmarkEnd w:id="55"/>
+          </w:p>
+        </w:tc>
+      </w:tr>
+      <w:tr>
+        <w:tc>
+          <w:tcPr>
+            <w:tcW w:w="1777" w:type="dxa"/>
+          </w:tcPr>
+          <w:p>
+            <w:pPr>
+              <w:pStyle w:val="Body"/>
+              <w:ind w:left="0"/>
+            </w:pPr>
+            <w:bookmarkStart w:id="56" w:name="_Toc233577716"/>
+            <w:r>
+              <w:t>Emphasis</w:t>
+            </w:r>
+            <w:bookmarkEnd w:id="56"/>
+          </w:p>
+        </w:tc>
+        <w:tc>
+          <w:tcPr>
+            <w:tcW w:w="5128" w:type="dxa"/>
+          </w:tcPr>
+          <w:p>
+            <w:pPr>
+              <w:pStyle w:val="Body"/>
+              <w:ind w:left="0"/>
+            </w:pPr>
+            <w:bookmarkStart w:id="57" w:name="_Toc233577717"/>
+            <w:r>
+              <w:t>Clarity and usability</w:t>
+            </w:r>
+            <w:bookmarkEnd w:id="57"/>
+          </w:p>
+        </w:tc>
+        <w:tc>
+          <w:tcPr>
+            <w:tcW w:w="3407" w:type="dxa"/>
+          </w:tcPr>
+          <w:p>
+            <w:pPr>
+              <w:pStyle w:val="Body"/>
+              <w:ind w:left="0"/>
+            </w:pPr>
+            <w:bookmarkStart w:id="58" w:name="_Toc233577718"/>
+            <w:r>
+              <w:t>Critical thinking, evidence, and argument</w:t>
+            </w:r>
+            <w:bookmarkEnd w:id="58"/>
+          </w:p>
+        </w:tc>
+      </w:tr>
+      <w:tr>
+        <w:tc>
+          <w:tcPr>
+            <w:tcW w:w="1777" w:type="dxa"/>
+          </w:tcPr>
+          <w:p>
+            <w:pPr>
+              <w:pStyle w:val="Body"/>
+              <w:ind w:left="0"/>
+            </w:pPr>
+            <w:bookmarkStart w:id="59" w:name="_Toc233577719"/>
+            <w:r>
+              <w:t>Includes</w:t>
+            </w:r>
+            <w:bookmarkEnd w:id="59"/>
+          </w:p>
+        </w:tc>
+        <w:tc>
+          <w:tcPr>
+            <w:tcW w:w="5128" w:type="dxa"/>
+          </w:tcPr>
+          <w:p>
+            <w:pPr>
+              <w:pStyle w:val="Body"/>
+              <w:ind w:left="0"/>
+            </w:pPr>
+            <w:bookmarkStart w:id="60" w:name="_Toc233577720"/>
+            <w:r>
+              <w:t>Diagrams, charts, tables, and step-by-step instructions</w:t>
+            </w:r>
+            <w:bookmarkEnd w:id="60"/>
+          </w:p>
+        </w:tc>
+        <w:tc>
+          <w:tcPr>
+            <w:tcW w:w="3407" w:type="dxa"/>
+          </w:tcPr>
+          <w:p>
+            <w:pPr>
+              <w:pStyle w:val="Body"/>
+              <w:ind w:left="0"/>
+            </w:pPr>
+            <w:bookmarkStart w:id="61" w:name="_Toc233577721"/>
+            <w:r>
+              <w:t xml:space="preserve">Citations, references, literature </w:t>
+            </w:r>
+            <w:r>
+              <w:t>reviews,</w:t>
+            </w:r>
+            <w:r>
+              <w:t xml:space="preserve"> and theoretical discussions</w:t>
+            </w:r>
+            <w:bookmarkEnd w:id="61"/>
+          </w:p>
+        </w:tc>
+      </w:tr>
+      <w:tr>
+        <w:tc>
+          <w:tcPr>
+            <w:tcW w:w="1777" w:type="dxa"/>
+          </w:tcPr>
+          <w:p>
+            <w:pPr>
+              <w:pStyle w:val="Body"/>
+              <w:ind w:left="0"/>
+            </w:pPr>
+            <w:bookmarkStart w:id="62" w:name="_Toc233577722"/>
+            <w:r>
+              <w:t>Example</w:t>
+            </w:r>
+            <w:bookmarkEnd w:id="62"/>
+          </w:p>
+        </w:tc>
+        <w:tc>
+          <w:tcPr>
+            <w:tcW w:w="5128" w:type="dxa"/>
+          </w:tcPr>
+          <w:p>
+            <w:pPr>
+              <w:pStyle w:val="Body"/>
+              <w:ind w:left="0"/>
+            </w:pPr>
+            <w:bookmarkStart w:id="63" w:name="_Toc233577723"/>
+            <w:r>
+              <w:t>Manuals, reports, proposals, user guides, and documentation</w:t>
+            </w:r>
+            <w:bookmarkEnd w:id="63"/>
+          </w:p>
+        </w:tc>
+        <w:tc>
+          <w:tcPr>
+            <w:tcW w:w="3407" w:type="dxa"/>
+          </w:tcPr>
+          <w:p>
+            <w:pPr>
+              <w:pStyle w:val="Body"/>
+              <w:ind w:left="0"/>
+            </w:pPr>
+            <w:bookmarkStart w:id="64" w:name="_Toc233577724"/>
+            <w:r>
+              <w:t>Essays, research papers, dissertations, and journal articles</w:t>
+            </w:r>
+            <w:bookmarkEnd w:id="64"/>
+          </w:p>
+        </w:tc>
+      </w:tr>
+    </w:tbl>
+    <w:p>
+      <w:pPr>
+        <w:pStyle w:val="Body"/>
+        <w:spacing w:after="0"/>
+      </w:pPr>
     </w:p>
     <w:sectPr>
       <w:pgSz w:w="11906" w:h="16838" w:code="9"/>
@@ -297,6 +2765,92 @@
     </w:lvl>
   </w:abstractNum>
   <w:abstractNum w:abstractNumId="1" w15:restartNumberingAfterBreak="0">
+    <w:nsid w:val="0857280A"/>
+    <w:multiLevelType w:val="hybridMultilevel"/>
+    <w:tmpl w:val="A7C0E406"/>
+    <w:lvl w:ilvl="0" w:tplc="0409001B">
+      <w:start w:val="1"/>
+      <w:numFmt w:val="lowerRoman"/>
+      <w:lvlText w:val="%1."/>
+      <w:lvlJc w:val="right"/>
+      <w:pPr>
+        <w:ind w:left="1440" w:hanging="360"/>
+      </w:pPr>
+    </w:lvl>
+    <w:lvl w:ilvl="1" w:tplc="04090019" w:tentative="1">
+      <w:start w:val="1"/>
+      <w:numFmt w:val="lowerLetter"/>
+      <w:lvlText w:val="%2."/>
+      <w:lvlJc w:val="left"/>
+      <w:pPr>
+        <w:ind w:left="2160" w:hanging="360"/>
+      </w:pPr>
+    </w:lvl>
+    <w:lvl w:ilvl="2" w:tplc="0409001B" w:tentative="1">
+      <w:start w:val="1"/>
+      <w:numFmt w:val="lowerRoman"/>
+      <w:lvlText w:val="%3."/>
+      <w:lvlJc w:val="right"/>
+      <w:pPr>
+        <w:ind w:left="2880" w:hanging="180"/>
+      </w:pPr>
+    </w:lvl>
+    <w:lvl w:ilvl="3" w:tplc="0409000F" w:tentative="1">
+      <w:start w:val="1"/>
+      <w:numFmt w:val="decimal"/>
+      <w:lvlText w:val="%4."/>
+      <w:lvlJc w:val="left"/>
+      <w:pPr>
+        <w:ind w:left="3600" w:hanging="360"/>
+      </w:pPr>
+    </w:lvl>
+    <w:lvl w:ilvl="4" w:tplc="04090019" w:tentative="1">
+      <w:start w:val="1"/>
+      <w:numFmt w:val="lowerLetter"/>
+      <w:lvlText w:val="%5."/>
+      <w:lvlJc w:val="left"/>
+      <w:pPr>
+        <w:ind w:left="4320" w:hanging="360"/>
+      </w:pPr>
+    </w:lvl>
+    <w:lvl w:ilvl="5" w:tplc="0409001B" w:tentative="1">
+      <w:start w:val="1"/>
+      <w:numFmt w:val="lowerRoman"/>
+      <w:lvlText w:val="%6."/>
+      <w:lvlJc w:val="right"/>
+      <w:pPr>
+        <w:ind w:left="5040" w:hanging="180"/>
+      </w:pPr>
+    </w:lvl>
+    <w:lvl w:ilvl="6" w:tplc="0409000F" w:tentative="1">
+      <w:start w:val="1"/>
+      <w:numFmt w:val="decimal"/>
+      <w:lvlText w:val="%7."/>
+      <w:lvlJc w:val="left"/>
+      <w:pPr>
+        <w:ind w:left="5760" w:hanging="360"/>
+      </w:pPr>
+    </w:lvl>
+    <w:lvl w:ilvl="7" w:tplc="04090019" w:tentative="1">
+      <w:start w:val="1"/>
+      <w:numFmt w:val="lowerLetter"/>
+      <w:lvlText w:val="%8."/>
+      <w:lvlJc w:val="left"/>
+      <w:pPr>
+        <w:ind w:left="6480" w:hanging="360"/>
+      </w:pPr>
+    </w:lvl>
+    <w:lvl w:ilvl="8" w:tplc="0409001B" w:tentative="1">
+      <w:start w:val="1"/>
+      <w:numFmt w:val="lowerRoman"/>
+      <w:lvlText w:val="%9."/>
+      <w:lvlJc w:val="right"/>
+      <w:pPr>
+        <w:ind w:left="7200" w:hanging="180"/>
+      </w:pPr>
+    </w:lvl>
+  </w:abstractNum>
+  <w:abstractNum w:abstractNumId="2" w15:restartNumberingAfterBreak="0">
     <w:nsid w:val="1E43329F"/>
     <w:multiLevelType w:val="hybridMultilevel"/>
     <w:tmpl w:val="65E8EFB6"/>
@@ -382,7 +2936,7 @@
       </w:pPr>
     </w:lvl>
   </w:abstractNum>
-  <w:abstractNum w:abstractNumId="2" w15:restartNumberingAfterBreak="0">
+  <w:abstractNum w:abstractNumId="3" w15:restartNumberingAfterBreak="0">
     <w:nsid w:val="39C50B7D"/>
     <w:multiLevelType w:val="hybridMultilevel"/>
     <w:tmpl w:val="52DE69EC"/>
@@ -471,7 +3025,7 @@
       </w:pPr>
     </w:lvl>
   </w:abstractNum>
-  <w:abstractNum w:abstractNumId="3" w15:restartNumberingAfterBreak="0">
+  <w:abstractNum w:abstractNumId="4" w15:restartNumberingAfterBreak="0">
     <w:nsid w:val="3F9E45DF"/>
     <w:multiLevelType w:val="hybridMultilevel"/>
     <w:tmpl w:val="1460177A"/>
@@ -522,7 +3076,7 @@
       <w:lvlJc w:val="left"/>
     </w:lvl>
   </w:abstractNum>
-  <w:abstractNum w:abstractNumId="4" w15:restartNumberingAfterBreak="0">
+  <w:abstractNum w:abstractNumId="5" w15:restartNumberingAfterBreak="0">
     <w:nsid w:val="4EB378A5"/>
     <w:multiLevelType w:val="hybridMultilevel"/>
     <w:tmpl w:val="44DC2DE0"/>
@@ -608,7 +3162,7 @@
       </w:pPr>
     </w:lvl>
   </w:abstractNum>
-  <w:abstractNum w:abstractNumId="5" w15:restartNumberingAfterBreak="0">
+  <w:abstractNum w:abstractNumId="6" w15:restartNumberingAfterBreak="0">
     <w:nsid w:val="576D4706"/>
     <w:multiLevelType w:val="hybridMultilevel"/>
     <w:tmpl w:val="2AC2ABF4"/>
@@ -697,14 +3251,214 @@
       </w:pPr>
     </w:lvl>
   </w:abstractNum>
-  <w:abstractNum w:abstractNumId="6" w15:restartNumberingAfterBreak="0">
+  <w:abstractNum w:abstractNumId="7" w15:restartNumberingAfterBreak="0">
+    <w:nsid w:val="648E6F71"/>
+    <w:multiLevelType w:val="hybridMultilevel"/>
+    <w:tmpl w:val="CBEA6F0A"/>
+    <w:lvl w:ilvl="0" w:tplc="51743F76">
+      <w:start w:val="1"/>
+      <w:numFmt w:val="lowerRoman"/>
+      <w:pStyle w:val="Head1"/>
+      <w:lvlText w:val="%1."/>
+      <w:lvlJc w:val="right"/>
+      <w:pPr>
+        <w:ind w:left="1440" w:hanging="360"/>
+      </w:pPr>
+      <w:rPr>
+        <w:rFonts w:hint="default"/>
+      </w:rPr>
+    </w:lvl>
+    <w:lvl w:ilvl="1" w:tplc="FFFFFFFF" w:tentative="1">
+      <w:start w:val="1"/>
+      <w:numFmt w:val="bullet"/>
+      <w:lvlText w:val="o"/>
+      <w:lvlJc w:val="left"/>
+      <w:pPr>
+        <w:ind w:left="2160" w:hanging="360"/>
+      </w:pPr>
+      <w:rPr>
+        <w:rFonts w:ascii="Courier New" w:hAnsi="Courier New" w:cs="Courier New" w:hint="default"/>
+      </w:rPr>
+    </w:lvl>
+    <w:lvl w:ilvl="2" w:tplc="FFFFFFFF" w:tentative="1">
+      <w:start w:val="1"/>
+      <w:numFmt w:val="bullet"/>
+      <w:lvlText w:val=""/>
+      <w:lvlJc w:val="left"/>
+      <w:pPr>
+        <w:ind w:left="2880" w:hanging="360"/>
+      </w:pPr>
+      <w:rPr>
+        <w:rFonts w:ascii="Wingdings" w:hAnsi="Wingdings" w:hint="default"/>
+      </w:rPr>
+    </w:lvl>
+    <w:lvl w:ilvl="3" w:tplc="FFFFFFFF" w:tentative="1">
+      <w:start w:val="1"/>
+      <w:numFmt w:val="bullet"/>
+      <w:lvlText w:val=""/>
+      <w:lvlJc w:val="left"/>
+      <w:pPr>
+        <w:ind w:left="3600" w:hanging="360"/>
+      </w:pPr>
+      <w:rPr>
+        <w:rFonts w:ascii="Symbol" w:hAnsi="Symbol" w:hint="default"/>
+      </w:rPr>
+    </w:lvl>
+    <w:lvl w:ilvl="4" w:tplc="FFFFFFFF" w:tentative="1">
+      <w:start w:val="1"/>
+      <w:numFmt w:val="bullet"/>
+      <w:lvlText w:val="o"/>
+      <w:lvlJc w:val="left"/>
+      <w:pPr>
+        <w:ind w:left="4320" w:hanging="360"/>
+      </w:pPr>
+      <w:rPr>
+        <w:rFonts w:ascii="Courier New" w:hAnsi="Courier New" w:cs="Courier New" w:hint="default"/>
+      </w:rPr>
+    </w:lvl>
+    <w:lvl w:ilvl="5" w:tplc="FFFFFFFF" w:tentative="1">
+      <w:start w:val="1"/>
+      <w:numFmt w:val="bullet"/>
+      <w:lvlText w:val=""/>
+      <w:lvlJc w:val="left"/>
+      <w:pPr>
+        <w:ind w:left="5040" w:hanging="360"/>
+      </w:pPr>
+      <w:rPr>
+        <w:rFonts w:ascii="Wingdings" w:hAnsi="Wingdings" w:hint="default"/>
+      </w:rPr>
+    </w:lvl>
+    <w:lvl w:ilvl="6" w:tplc="FFFFFFFF" w:tentative="1">
+      <w:start w:val="1"/>
+      <w:numFmt w:val="bullet"/>
+      <w:lvlText w:val=""/>
+      <w:lvlJc w:val="left"/>
+      <w:pPr>
+        <w:ind w:left="5760" w:hanging="360"/>
+      </w:pPr>
+      <w:rPr>
+        <w:rFonts w:ascii="Symbol" w:hAnsi="Symbol" w:hint="default"/>
+      </w:rPr>
+    </w:lvl>
+    <w:lvl w:ilvl="7" w:tplc="FFFFFFFF" w:tentative="1">
+      <w:start w:val="1"/>
+      <w:numFmt w:val="bullet"/>
+      <w:lvlText w:val="o"/>
+      <w:lvlJc w:val="left"/>
+      <w:pPr>
+        <w:ind w:left="6480" w:hanging="360"/>
+      </w:pPr>
+      <w:rPr>
+        <w:rFonts w:ascii="Courier New" w:hAnsi="Courier New" w:cs="Courier New" w:hint="default"/>
+      </w:rPr>
+    </w:lvl>
+    <w:lvl w:ilvl="8" w:tplc="FFFFFFFF" w:tentative="1">
+      <w:start w:val="1"/>
+      <w:numFmt w:val="bullet"/>
+      <w:lvlText w:val=""/>
+      <w:lvlJc w:val="left"/>
+      <w:pPr>
+        <w:ind w:left="7200" w:hanging="360"/>
+      </w:pPr>
+      <w:rPr>
+        <w:rFonts w:ascii="Wingdings" w:hAnsi="Wingdings" w:hint="default"/>
+      </w:rPr>
+    </w:lvl>
+  </w:abstractNum>
+  <w:abstractNum w:abstractNumId="8" w15:restartNumberingAfterBreak="0">
+    <w:nsid w:val="6A7A2B7A"/>
+    <w:multiLevelType w:val="hybridMultilevel"/>
+    <w:tmpl w:val="438828FE"/>
+    <w:lvl w:ilvl="0" w:tplc="0409001B">
+      <w:start w:val="1"/>
+      <w:numFmt w:val="lowerRoman"/>
+      <w:lvlText w:val="%1."/>
+      <w:lvlJc w:val="right"/>
+      <w:pPr>
+        <w:ind w:left="1440" w:hanging="360"/>
+      </w:pPr>
+    </w:lvl>
+    <w:lvl w:ilvl="1" w:tplc="04090019" w:tentative="1">
+      <w:start w:val="1"/>
+      <w:numFmt w:val="lowerLetter"/>
+      <w:lvlText w:val="%2."/>
+      <w:lvlJc w:val="left"/>
+      <w:pPr>
+        <w:ind w:left="2160" w:hanging="360"/>
+      </w:pPr>
+    </w:lvl>
+    <w:lvl w:ilvl="2" w:tplc="0409001B" w:tentative="1">
+      <w:start w:val="1"/>
+      <w:numFmt w:val="lowerRoman"/>
+      <w:lvlText w:val="%3."/>
+      <w:lvlJc w:val="right"/>
+      <w:pPr>
+        <w:ind w:left="2880" w:hanging="180"/>
+      </w:pPr>
+    </w:lvl>
+    <w:lvl w:ilvl="3" w:tplc="0409000F" w:tentative="1">
+      <w:start w:val="1"/>
+      <w:numFmt w:val="decimal"/>
+      <w:lvlText w:val="%4."/>
+      <w:lvlJc w:val="left"/>
+      <w:pPr>
+        <w:ind w:left="3600" w:hanging="360"/>
+      </w:pPr>
+    </w:lvl>
+    <w:lvl w:ilvl="4" w:tplc="04090019" w:tentative="1">
+      <w:start w:val="1"/>
+      <w:numFmt w:val="lowerLetter"/>
+      <w:lvlText w:val="%5."/>
+      <w:lvlJc w:val="left"/>
+      <w:pPr>
+        <w:ind w:left="4320" w:hanging="360"/>
+      </w:pPr>
+    </w:lvl>
+    <w:lvl w:ilvl="5" w:tplc="0409001B" w:tentative="1">
+      <w:start w:val="1"/>
+      <w:numFmt w:val="lowerRoman"/>
+      <w:lvlText w:val="%6."/>
+      <w:lvlJc w:val="right"/>
+      <w:pPr>
+        <w:ind w:left="5040" w:hanging="180"/>
+      </w:pPr>
+    </w:lvl>
+    <w:lvl w:ilvl="6" w:tplc="0409000F" w:tentative="1">
+      <w:start w:val="1"/>
+      <w:numFmt w:val="decimal"/>
+      <w:lvlText w:val="%7."/>
+      <w:lvlJc w:val="left"/>
+      <w:pPr>
+        <w:ind w:left="5760" w:hanging="360"/>
+      </w:pPr>
+    </w:lvl>
+    <w:lvl w:ilvl="7" w:tplc="04090019" w:tentative="1">
+      <w:start w:val="1"/>
+      <w:numFmt w:val="lowerLetter"/>
+      <w:lvlText w:val="%8."/>
+      <w:lvlJc w:val="left"/>
+      <w:pPr>
+        <w:ind w:left="6480" w:hanging="360"/>
+      </w:pPr>
+    </w:lvl>
+    <w:lvl w:ilvl="8" w:tplc="0409001B" w:tentative="1">
+      <w:start w:val="1"/>
+      <w:numFmt w:val="lowerRoman"/>
+      <w:lvlText w:val="%9."/>
+      <w:lvlJc w:val="right"/>
+      <w:pPr>
+        <w:ind w:left="7200" w:hanging="180"/>
+      </w:pPr>
+    </w:lvl>
+  </w:abstractNum>
+  <w:abstractNum w:abstractNumId="9" w15:restartNumberingAfterBreak="0">
     <w:nsid w:val="74B10B01"/>
     <w:multiLevelType w:val="multilevel"/>
     <w:tmpl w:val="1A0E000A"/>
     <w:lvl w:ilvl="0">
       <w:start w:val="1"/>
       <w:numFmt w:val="decimal"/>
-      <w:pStyle w:val="Head1"/>
+      <w:pStyle w:val="Question"/>
       <w:lvlText w:val="%1."/>
       <w:lvlJc w:val="left"/>
       <w:pPr>
@@ -811,7 +3565,7 @@
       </w:pPr>
     </w:lvl>
   </w:abstractNum>
-  <w:abstractNum w:abstractNumId="7" w15:restartNumberingAfterBreak="0">
+  <w:abstractNum w:abstractNumId="10" w15:restartNumberingAfterBreak="0">
     <w:nsid w:val="75076492"/>
     <w:multiLevelType w:val="hybridMultilevel"/>
     <w:tmpl w:val="52DE69EC"/>
@@ -900,7 +3654,120 @@
       </w:pPr>
     </w:lvl>
   </w:abstractNum>
-  <w:abstractNum w:abstractNumId="8" w15:restartNumberingAfterBreak="0">
+  <w:abstractNum w:abstractNumId="11" w15:restartNumberingAfterBreak="0">
+    <w:nsid w:val="76097CC5"/>
+    <w:multiLevelType w:val="hybridMultilevel"/>
+    <w:tmpl w:val="BE0C81A0"/>
+    <w:lvl w:ilvl="0" w:tplc="04090001">
+      <w:start w:val="1"/>
+      <w:numFmt w:val="bullet"/>
+      <w:lvlText w:val=""/>
+      <w:lvlJc w:val="left"/>
+      <w:pPr>
+        <w:ind w:left="1440" w:hanging="360"/>
+      </w:pPr>
+      <w:rPr>
+        <w:rFonts w:ascii="Symbol" w:hAnsi="Symbol" w:hint="default"/>
+      </w:rPr>
+    </w:lvl>
+    <w:lvl w:ilvl="1" w:tplc="04090003" w:tentative="1">
+      <w:start w:val="1"/>
+      <w:numFmt w:val="bullet"/>
+      <w:lvlText w:val="o"/>
+      <w:lvlJc w:val="left"/>
+      <w:pPr>
+        <w:ind w:left="2160" w:hanging="360"/>
+      </w:pPr>
+      <w:rPr>
+        <w:rFonts w:ascii="Courier New" w:hAnsi="Courier New" w:cs="Courier New" w:hint="default"/>
+      </w:rPr>
+    </w:lvl>
+    <w:lvl w:ilvl="2" w:tplc="04090005" w:tentative="1">
+      <w:start w:val="1"/>
+      <w:numFmt w:val="bullet"/>
+      <w:lvlText w:val=""/>
+      <w:lvlJc w:val="left"/>
+      <w:pPr>
+        <w:ind w:left="2880" w:hanging="360"/>
+      </w:pPr>
+      <w:rPr>
+        <w:rFonts w:ascii="Wingdings" w:hAnsi="Wingdings" w:hint="default"/>
+      </w:rPr>
+    </w:lvl>
+    <w:lvl w:ilvl="3" w:tplc="04090001" w:tentative="1">
+      <w:start w:val="1"/>
+      <w:numFmt w:val="bullet"/>
+      <w:lvlText w:val=""/>
+      <w:lvlJc w:val="left"/>
+      <w:pPr>
+        <w:ind w:left="3600" w:hanging="360"/>
+      </w:pPr>
+      <w:rPr>
+        <w:rFonts w:ascii="Symbol" w:hAnsi="Symbol" w:hint="default"/>
+      </w:rPr>
+    </w:lvl>
+    <w:lvl w:ilvl="4" w:tplc="04090003" w:tentative="1">
+      <w:start w:val="1"/>
+      <w:numFmt w:val="bullet"/>
+      <w:lvlText w:val="o"/>
+      <w:lvlJc w:val="left"/>
+      <w:pPr>
+        <w:ind w:left="4320" w:hanging="360"/>
+      </w:pPr>
+      <w:rPr>
+        <w:rFonts w:ascii="Courier New" w:hAnsi="Courier New" w:cs="Courier New" w:hint="default"/>
+      </w:rPr>
+    </w:lvl>
+    <w:lvl w:ilvl="5" w:tplc="04090005" w:tentative="1">
+      <w:start w:val="1"/>
+      <w:numFmt w:val="bullet"/>
+      <w:lvlText w:val=""/>
+      <w:lvlJc w:val="left"/>
+      <w:pPr>
+        <w:ind w:left="5040" w:hanging="360"/>
+      </w:pPr>
+      <w:rPr>
+        <w:rFonts w:ascii="Wingdings" w:hAnsi="Wingdings" w:hint="default"/>
+      </w:rPr>
+    </w:lvl>
+    <w:lvl w:ilvl="6" w:tplc="04090001" w:tentative="1">
+      <w:start w:val="1"/>
+      <w:numFmt w:val="bullet"/>
+      <w:lvlText w:val=""/>
+      <w:lvlJc w:val="left"/>
+      <w:pPr>
+        <w:ind w:left="5760" w:hanging="360"/>
+      </w:pPr>
+      <w:rPr>
+        <w:rFonts w:ascii="Symbol" w:hAnsi="Symbol" w:hint="default"/>
+      </w:rPr>
+    </w:lvl>
+    <w:lvl w:ilvl="7" w:tplc="04090003" w:tentative="1">
+      <w:start w:val="1"/>
+      <w:numFmt w:val="bullet"/>
+      <w:lvlText w:val="o"/>
+      <w:lvlJc w:val="left"/>
+      <w:pPr>
+        <w:ind w:left="6480" w:hanging="360"/>
+      </w:pPr>
+      <w:rPr>
+        <w:rFonts w:ascii="Courier New" w:hAnsi="Courier New" w:cs="Courier New" w:hint="default"/>
+      </w:rPr>
+    </w:lvl>
+    <w:lvl w:ilvl="8" w:tplc="04090005" w:tentative="1">
+      <w:start w:val="1"/>
+      <w:numFmt w:val="bullet"/>
+      <w:lvlText w:val=""/>
+      <w:lvlJc w:val="left"/>
+      <w:pPr>
+        <w:ind w:left="7200" w:hanging="360"/>
+      </w:pPr>
+      <w:rPr>
+        <w:rFonts w:ascii="Wingdings" w:hAnsi="Wingdings" w:hint="default"/>
+      </w:rPr>
+    </w:lvl>
+  </w:abstractNum>
+  <w:abstractNum w:abstractNumId="12" w15:restartNumberingAfterBreak="0">
     <w:nsid w:val="7FD726B9"/>
     <w:multiLevelType w:val="hybridMultilevel"/>
     <w:tmpl w:val="A634CAF2"/>
@@ -990,34 +3857,52 @@
     </w:lvl>
   </w:abstractNum>
   <w:num w:numId="1" w16cid:durableId="588659680">
+    <w:abstractNumId w:val="5"/>
+  </w:num>
+  <w:num w:numId="2" w16cid:durableId="1110778439">
+    <w:abstractNumId w:val="9"/>
+  </w:num>
+  <w:num w:numId="3" w16cid:durableId="761074198">
+    <w:abstractNumId w:val="9"/>
+  </w:num>
+  <w:num w:numId="4" w16cid:durableId="1435326500">
+    <w:abstractNumId w:val="2"/>
+  </w:num>
+  <w:num w:numId="5" w16cid:durableId="1325743204">
     <w:abstractNumId w:val="4"/>
   </w:num>
-  <w:num w:numId="2" w16cid:durableId="1110778439">
-    <w:abstractNumId w:val="6"/>
-  </w:num>
-  <w:num w:numId="3" w16cid:durableId="761074198">
-    <w:abstractNumId w:val="6"/>
-  </w:num>
-  <w:num w:numId="4" w16cid:durableId="1435326500">
-    <w:abstractNumId w:val="1"/>
-  </w:num>
-  <w:num w:numId="5" w16cid:durableId="1325743204">
-    <w:abstractNumId w:val="3"/>
-  </w:num>
   <w:num w:numId="6" w16cid:durableId="1290822846">
-    <w:abstractNumId w:val="7"/>
+    <w:abstractNumId w:val="10"/>
   </w:num>
   <w:num w:numId="7" w16cid:durableId="203103721">
-    <w:abstractNumId w:val="5"/>
+    <w:abstractNumId w:val="6"/>
   </w:num>
   <w:num w:numId="8" w16cid:durableId="854424404">
     <w:abstractNumId w:val="0"/>
   </w:num>
   <w:num w:numId="9" w16cid:durableId="1706367254">
-    <w:abstractNumId w:val="2"/>
+    <w:abstractNumId w:val="3"/>
   </w:num>
   <w:num w:numId="10" w16cid:durableId="609970392">
+    <w:abstractNumId w:val="12"/>
+  </w:num>
+  <w:num w:numId="11" w16cid:durableId="814758698">
+    <w:abstractNumId w:val="11"/>
+  </w:num>
+  <w:num w:numId="12" w16cid:durableId="397553236">
+    <w:abstractNumId w:val="7"/>
+  </w:num>
+  <w:num w:numId="13" w16cid:durableId="845484959">
     <w:abstractNumId w:val="8"/>
+  </w:num>
+  <w:num w:numId="14" w16cid:durableId="1717195827">
+    <w:abstractNumId w:val="7"/>
+    <w:lvlOverride w:ilvl="0">
+      <w:startOverride w:val="1"/>
+    </w:lvlOverride>
+  </w:num>
+  <w:num w:numId="15" w16cid:durableId="1198466623">
+    <w:abstractNumId w:val="1"/>
   </w:num>
 </w:numbering>
 </file>
@@ -1654,10 +4539,10 @@
     <w:semiHidden/>
     <w:unhideWhenUsed/>
   </w:style>
-  <w:style w:type="paragraph" w:customStyle="1" w:styleId="Head1">
-    <w:name w:val="Head1"/>
+  <w:style w:type="paragraph" w:customStyle="1" w:styleId="Question">
+    <w:name w:val="Question"/>
     <w:basedOn w:val="ListParagraph"/>
-    <w:link w:val="Head1Char"/>
+    <w:link w:val="QuestionChar"/>
     <w:autoRedefine/>
     <w:qFormat/>
     <w:rsid w:val="00467E75"/>
@@ -1675,10 +4560,10 @@
       <w:szCs w:val="28"/>
     </w:rPr>
   </w:style>
-  <w:style w:type="character" w:customStyle="1" w:styleId="Head1Char">
-    <w:name w:val="Head1 Char"/>
+  <w:style w:type="character" w:customStyle="1" w:styleId="QuestionChar">
+    <w:name w:val="Question Char"/>
     <w:basedOn w:val="DefaultParagraphFont"/>
-    <w:link w:val="Head1"/>
+    <w:link w:val="Question"/>
     <w:rsid w:val="00467E75"/>
     <w:rPr>
       <w:rFonts w:ascii="Calibri" w:hAnsi="Calibri" w:cstheme="minorHAnsi"/>
@@ -1699,14 +4584,14 @@
       <w:contextualSpacing/>
     </w:pPr>
   </w:style>
-  <w:style w:type="paragraph" w:customStyle="1" w:styleId="Question">
-    <w:name w:val="Question"/>
-    <w:link w:val="QuestionChar"/>
-    <w:autoRedefine/>
+  <w:style w:type="paragraph" w:customStyle="1" w:styleId="Body">
+    <w:name w:val="Body"/>
+    <w:link w:val="BodyChar"/>
     <w:qFormat/>
-    <w:rsid w:val="002D6CCB"/>
+    <w:rsid w:val="00300AA2"/>
     <w:pPr>
-      <w:spacing w:line="259" w:lineRule="auto"/>
+      <w:spacing w:line="360" w:lineRule="auto"/>
+      <w:ind w:left="720"/>
     </w:pPr>
     <w:rPr>
       <w:rFonts w:ascii="Calibri" w:eastAsiaTheme="majorEastAsia" w:hAnsi="Calibri" w:cstheme="minorHAnsi"/>
@@ -1715,11 +4600,11 @@
       <w:szCs w:val="28"/>
     </w:rPr>
   </w:style>
-  <w:style w:type="character" w:customStyle="1" w:styleId="QuestionChar">
-    <w:name w:val="Question Char"/>
+  <w:style w:type="character" w:customStyle="1" w:styleId="BodyChar">
+    <w:name w:val="Body Char"/>
     <w:basedOn w:val="DefaultParagraphFont"/>
-    <w:link w:val="Question"/>
-    <w:rsid w:val="002D6CCB"/>
+    <w:link w:val="Body"/>
+    <w:rsid w:val="00300AA2"/>
     <w:rPr>
       <w:rFonts w:ascii="Calibri" w:eastAsiaTheme="majorEastAsia" w:hAnsi="Calibri" w:cstheme="minorHAnsi"/>
       <w:bCs/>
@@ -1729,17 +4614,18 @@
   </w:style>
   <w:style w:type="paragraph" w:styleId="TOC1">
     <w:name w:val="toc 1"/>
+    <w:aliases w:val="TOC"/>
     <w:basedOn w:val="Normal"/>
     <w:next w:val="Normal"/>
-    <w:autoRedefine/>
     <w:uiPriority w:val="39"/>
     <w:unhideWhenUsed/>
     <w:qFormat/>
-    <w:rsid w:val="00F95C3F"/>
+    <w:rsid w:val="00300AA2"/>
     <w:pPr>
       <w:spacing w:after="100" w:line="259" w:lineRule="auto"/>
     </w:pPr>
     <w:rPr>
+      <w:rFonts w:ascii="Calibri" w:hAnsi="Calibri"/>
       <w:kern w:val="0"/>
       <w:sz w:val="28"/>
       <w:szCs w:val="22"/>
@@ -2054,6 +4940,97 @@
       <w:kern w:val="0"/>
     </w:rPr>
   </w:style>
+  <w:style w:type="table" w:styleId="TableGrid">
+    <w:name w:val="Table Grid"/>
+    <w:basedOn w:val="TableNormal"/>
+    <w:uiPriority w:val="39"/>
+    <w:rsid w:val="00BC2BD2"/>
+    <w:pPr>
+      <w:spacing w:after="0" w:line="240" w:lineRule="auto"/>
+    </w:pPr>
+    <w:tblPr>
+      <w:tblBorders>
+        <w:top w:val="single" w:sz="4" w:space="0" w:color="auto"/>
+        <w:left w:val="single" w:sz="4" w:space="0" w:color="auto"/>
+        <w:bottom w:val="single" w:sz="4" w:space="0" w:color="auto"/>
+        <w:right w:val="single" w:sz="4" w:space="0" w:color="auto"/>
+        <w:insideH w:val="single" w:sz="4" w:space="0" w:color="auto"/>
+        <w:insideV w:val="single" w:sz="4" w:space="0" w:color="auto"/>
+      </w:tblBorders>
+    </w:tblPr>
+  </w:style>
+  <w:style w:type="paragraph" w:styleId="TOCHeading">
+    <w:name w:val="TOC Heading"/>
+    <w:basedOn w:val="Heading1"/>
+    <w:next w:val="Normal"/>
+    <w:uiPriority w:val="39"/>
+    <w:unhideWhenUsed/>
+    <w:qFormat/>
+    <w:rsid w:val="00300AA2"/>
+    <w:pPr>
+      <w:spacing w:line="259" w:lineRule="auto"/>
+      <w:jc w:val="left"/>
+      <w:outlineLvl w:val="9"/>
+    </w:pPr>
+    <w:rPr>
+      <w:rFonts w:asciiTheme="majorHAnsi" w:hAnsiTheme="majorHAnsi" w:cstheme="majorBidi"/>
+      <w:b w:val="0"/>
+      <w:color w:val="0F4761" w:themeColor="accent1" w:themeShade="BF"/>
+      <w:sz w:val="32"/>
+      <w:szCs w:val="32"/>
+    </w:rPr>
+  </w:style>
+  <w:style w:type="paragraph" w:styleId="TOC7">
+    <w:name w:val="toc 7"/>
+    <w:basedOn w:val="Normal"/>
+    <w:next w:val="Normal"/>
+    <w:autoRedefine/>
+    <w:uiPriority w:val="39"/>
+    <w:semiHidden/>
+    <w:unhideWhenUsed/>
+    <w:rsid w:val="00300AA2"/>
+    <w:pPr>
+      <w:spacing w:after="100"/>
+      <w:ind w:left="1440"/>
+    </w:pPr>
+  </w:style>
+  <w:style w:type="paragraph" w:customStyle="1" w:styleId="Head1">
+    <w:name w:val="Head1"/>
+    <w:basedOn w:val="Body"/>
+    <w:link w:val="Head1Char"/>
+    <w:qFormat/>
+    <w:rsid w:val="00300AA2"/>
+    <w:pPr>
+      <w:numPr>
+        <w:numId w:val="12"/>
+      </w:numPr>
+    </w:pPr>
+  </w:style>
+  <w:style w:type="character" w:customStyle="1" w:styleId="Head1Char">
+    <w:name w:val="Head1 Char"/>
+    <w:basedOn w:val="BodyChar"/>
+    <w:link w:val="Head1"/>
+    <w:rsid w:val="00300AA2"/>
+    <w:rPr>
+      <w:rFonts w:ascii="Calibri" w:eastAsiaTheme="majorEastAsia" w:hAnsi="Calibri" w:cstheme="minorHAnsi"/>
+      <w:bCs/>
+      <w:sz w:val="28"/>
+      <w:szCs w:val="28"/>
+    </w:rPr>
+  </w:style>
+  <w:style w:type="paragraph" w:styleId="TOC2">
+    <w:name w:val="toc 2"/>
+    <w:basedOn w:val="Normal"/>
+    <w:next w:val="Normal"/>
+    <w:autoRedefine/>
+    <w:uiPriority w:val="39"/>
+    <w:unhideWhenUsed/>
+    <w:rsid w:val="00300AA2"/>
+    <w:pPr>
+      <w:spacing w:after="100"/>
+      <w:ind w:left="240"/>
+    </w:pPr>
+  </w:style>
 </w:styles>
 </file>
 
@@ -2350,4 +5327,16 @@
     </a:ext>
   </a:extLst>
 </a:theme>
+</file>
+
+<file path=customXml/item1.xml><?xml version="1.0" encoding="utf-8"?>
+<b:Sources xmlns:b="http://schemas.openxmlformats.org/officeDocument/2006/bibliography" xmlns="http://schemas.openxmlformats.org/officeDocument/2006/bibliography" SelectedStyle="\APASixthEditionOfficeOnline.xsl" StyleName="APA" Version="6"/>
+</file>
+
+<file path=customXml/itemProps1.xml><?xml version="1.0" encoding="utf-8"?>
+<ds:datastoreItem xmlns:ds="http://schemas.openxmlformats.org/officeDocument/2006/customXml" ds:itemID="{19D2ABF6-24C5-4CB7-B5E6-791FF4E3D70C}">
+  <ds:schemaRefs>
+    <ds:schemaRef ds:uri="http://schemas.openxmlformats.org/officeDocument/2006/bibliography"/>
+  </ds:schemaRefs>
+</ds:datastoreItem>
 </file>
--- a/CSC379-Technical-Writing/Assignment/1-tw.docx
+++ b/CSC379-Technical-Writing/Assignment/1-tw.docx
@@ -41,9 +41,8 @@
           <w:tab w:val="left" w:pos="480"/>
           <w:tab w:val="right" w:leader="dot" w:pos="11032"/>
         </w:tabs>
-        <w:spacing w:after="0" w:line="360" w:lineRule="auto"/>
         <w:rPr>
-          <w:rFonts w:eastAsiaTheme="minorEastAsia"/>
+          <w:rFonts w:asciiTheme="minorHAnsi" w:eastAsiaTheme="minorEastAsia" w:hAnsiTheme="minorHAnsi"/>
           <w:noProof/>
           <w:kern w:val="2"/>
           <w:sz w:val="24"/>
@@ -76,7 +75,7 @@
         </w:rPr>
         <w:fldChar w:fldCharType="separate"/>
       </w:r>
-      <w:hyperlink w:anchor="_Toc233577917" w:history="1">
+      <w:hyperlink w:anchor="_Toc233579466" w:history="1">
         <w:r>
           <w:rPr>
             <w:rStyle w:val="Hyperlink"/>
@@ -86,7 +85,7 @@
         </w:r>
         <w:r>
           <w:rPr>
-            <w:rFonts w:eastAsiaTheme="minorEastAsia"/>
+            <w:rFonts w:asciiTheme="minorHAnsi" w:eastAsiaTheme="minorEastAsia" w:hAnsiTheme="minorHAnsi"/>
             <w:noProof/>
             <w:kern w:val="2"/>
             <w:sz w:val="24"/>
@@ -122,7 +121,7 @@
             <w:noProof/>
             <w:webHidden/>
           </w:rPr>
-          <w:instrText xml:space="preserve"> PAGEREF _Toc233577917 \h </w:instrText>
+          <w:instrText xml:space="preserve"> PAGEREF _Toc233579466 \h </w:instrText>
         </w:r>
         <w:r>
           <w:rPr>
@@ -160,9 +159,8 @@
           <w:tab w:val="left" w:pos="480"/>
           <w:tab w:val="right" w:leader="dot" w:pos="11032"/>
         </w:tabs>
-        <w:spacing w:after="0" w:line="360" w:lineRule="auto"/>
         <w:rPr>
-          <w:rFonts w:eastAsiaTheme="minorEastAsia"/>
+          <w:rFonts w:asciiTheme="minorHAnsi" w:eastAsiaTheme="minorEastAsia" w:hAnsiTheme="minorHAnsi"/>
           <w:noProof/>
           <w:kern w:val="2"/>
           <w:sz w:val="24"/>
@@ -171,7 +169,7 @@
           <w14:ligatures w14:val="standardContextual"/>
         </w:rPr>
       </w:pPr>
-      <w:hyperlink w:anchor="_Toc233577918" w:history="1">
+      <w:hyperlink w:anchor="_Toc233579467" w:history="1">
         <w:r>
           <w:rPr>
             <w:rStyle w:val="Hyperlink"/>
@@ -181,7 +179,7 @@
         </w:r>
         <w:r>
           <w:rPr>
-            <w:rFonts w:eastAsiaTheme="minorEastAsia"/>
+            <w:rFonts w:asciiTheme="minorHAnsi" w:eastAsiaTheme="minorEastAsia" w:hAnsiTheme="minorHAnsi"/>
             <w:noProof/>
             <w:kern w:val="2"/>
             <w:sz w:val="24"/>
@@ -217,7 +215,7 @@
             <w:noProof/>
             <w:webHidden/>
           </w:rPr>
-          <w:instrText xml:space="preserve"> PAGEREF _Toc233577918 \h </w:instrText>
+          <w:instrText xml:space="preserve"> PAGEREF _Toc233579467 \h </w:instrText>
         </w:r>
         <w:r>
           <w:rPr>
@@ -255,12 +253,12 @@
           <w:tab w:val="left" w:pos="720"/>
           <w:tab w:val="right" w:leader="dot" w:pos="11032"/>
         </w:tabs>
-        <w:spacing w:after="0" w:line="360" w:lineRule="auto"/>
         <w:rPr>
+          <w:rFonts w:eastAsiaTheme="minorEastAsia"/>
           <w:noProof/>
         </w:rPr>
       </w:pPr>
-      <w:hyperlink w:anchor="_Toc233577919" w:history="1">
+      <w:hyperlink w:anchor="_Toc233579468" w:history="1">
         <w:r>
           <w:rPr>
             <w:rStyle w:val="Hyperlink"/>
@@ -270,6 +268,7 @@
         </w:r>
         <w:r>
           <w:rPr>
+            <w:rFonts w:eastAsiaTheme="minorEastAsia"/>
             <w:noProof/>
           </w:rPr>
           <w:tab/>
@@ -300,7 +299,7 @@
             <w:noProof/>
             <w:webHidden/>
           </w:rPr>
-          <w:instrText xml:space="preserve"> PAGEREF _Toc233577919 \h </w:instrText>
+          <w:instrText xml:space="preserve"> PAGEREF _Toc233579468 \h </w:instrText>
         </w:r>
         <w:r>
           <w:rPr>
@@ -338,12 +337,12 @@
           <w:tab w:val="left" w:pos="720"/>
           <w:tab w:val="right" w:leader="dot" w:pos="11032"/>
         </w:tabs>
-        <w:spacing w:after="0" w:line="360" w:lineRule="auto"/>
         <w:rPr>
+          <w:rFonts w:eastAsiaTheme="minorEastAsia"/>
           <w:noProof/>
         </w:rPr>
       </w:pPr>
-      <w:hyperlink w:anchor="_Toc233577920" w:history="1">
+      <w:hyperlink w:anchor="_Toc233579469" w:history="1">
         <w:r>
           <w:rPr>
             <w:rStyle w:val="Hyperlink"/>
@@ -353,6 +352,7 @@
         </w:r>
         <w:r>
           <w:rPr>
+            <w:rFonts w:eastAsiaTheme="minorEastAsia"/>
             <w:noProof/>
           </w:rPr>
           <w:tab/>
@@ -383,7 +383,7 @@
             <w:noProof/>
             <w:webHidden/>
           </w:rPr>
-          <w:instrText xml:space="preserve"> PAGEREF _Toc233577920 \h </w:instrText>
+          <w:instrText xml:space="preserve"> PAGEREF _Toc233579469 \h </w:instrText>
         </w:r>
         <w:r>
           <w:rPr>
@@ -421,12 +421,12 @@
           <w:tab w:val="left" w:pos="720"/>
           <w:tab w:val="right" w:leader="dot" w:pos="11032"/>
         </w:tabs>
-        <w:spacing w:after="0" w:line="360" w:lineRule="auto"/>
         <w:rPr>
+          <w:rFonts w:eastAsiaTheme="minorEastAsia"/>
           <w:noProof/>
         </w:rPr>
       </w:pPr>
-      <w:hyperlink w:anchor="_Toc233577921" w:history="1">
+      <w:hyperlink w:anchor="_Toc233579470" w:history="1">
         <w:r>
           <w:rPr>
             <w:rStyle w:val="Hyperlink"/>
@@ -436,6 +436,7 @@
         </w:r>
         <w:r>
           <w:rPr>
+            <w:rFonts w:eastAsiaTheme="minorEastAsia"/>
             <w:noProof/>
           </w:rPr>
           <w:tab/>
@@ -466,7 +467,7 @@
             <w:noProof/>
             <w:webHidden/>
           </w:rPr>
-          <w:instrText xml:space="preserve"> PAGEREF _Toc233577921 \h </w:instrText>
+          <w:instrText xml:space="preserve"> PAGEREF _Toc233579470 \h </w:instrText>
         </w:r>
         <w:r>
           <w:rPr>
@@ -504,12 +505,12 @@
           <w:tab w:val="left" w:pos="720"/>
           <w:tab w:val="right" w:leader="dot" w:pos="11032"/>
         </w:tabs>
-        <w:spacing w:after="0" w:line="360" w:lineRule="auto"/>
         <w:rPr>
+          <w:rFonts w:eastAsiaTheme="minorEastAsia"/>
           <w:noProof/>
         </w:rPr>
       </w:pPr>
-      <w:hyperlink w:anchor="_Toc233577922" w:history="1">
+      <w:hyperlink w:anchor="_Toc233579471" w:history="1">
         <w:r>
           <w:rPr>
             <w:rStyle w:val="Hyperlink"/>
@@ -519,6 +520,7 @@
         </w:r>
         <w:r>
           <w:rPr>
+            <w:rFonts w:eastAsiaTheme="minorEastAsia"/>
             <w:noProof/>
           </w:rPr>
           <w:tab/>
@@ -549,7 +551,7 @@
             <w:noProof/>
             <w:webHidden/>
           </w:rPr>
-          <w:instrText xml:space="preserve"> PAGEREF _Toc233577922 \h </w:instrText>
+          <w:instrText xml:space="preserve"> PAGEREF _Toc233579471 \h </w:instrText>
         </w:r>
         <w:r>
           <w:rPr>
@@ -587,12 +589,12 @@
           <w:tab w:val="left" w:pos="720"/>
           <w:tab w:val="right" w:leader="dot" w:pos="11032"/>
         </w:tabs>
-        <w:spacing w:after="0" w:line="360" w:lineRule="auto"/>
         <w:rPr>
+          <w:rFonts w:eastAsiaTheme="minorEastAsia"/>
           <w:noProof/>
         </w:rPr>
       </w:pPr>
-      <w:hyperlink w:anchor="_Toc233577923" w:history="1">
+      <w:hyperlink w:anchor="_Toc233579472" w:history="1">
         <w:r>
           <w:rPr>
             <w:rStyle w:val="Hyperlink"/>
@@ -602,6 +604,7 @@
         </w:r>
         <w:r>
           <w:rPr>
+            <w:rFonts w:eastAsiaTheme="minorEastAsia"/>
             <w:noProof/>
           </w:rPr>
           <w:tab/>
@@ -632,422 +635,7 @@
             <w:noProof/>
             <w:webHidden/>
           </w:rPr>
-          <w:instrText xml:space="preserve"> PAGEREF _Toc233577923 \h </w:instrText>
-        </w:r>
-        <w:r>
-          <w:rPr>
-            <w:noProof/>
-            <w:webHidden/>
-          </w:rPr>
-        </w:r>
-        <w:r>
-          <w:rPr>
-            <w:noProof/>
-            <w:webHidden/>
-          </w:rPr>
-          <w:fldChar w:fldCharType="separate"/>
-        </w:r>
-        <w:r>
-          <w:rPr>
-            <w:noProof/>
-            <w:webHidden/>
-          </w:rPr>
-          <w:t>2</w:t>
-        </w:r>
-        <w:r>
-          <w:rPr>
-            <w:noProof/>
-            <w:webHidden/>
-          </w:rPr>
-          <w:fldChar w:fldCharType="end"/>
-        </w:r>
-      </w:hyperlink>
-    </w:p>
-    <w:p>
-      <w:pPr>
-        <w:pStyle w:val="TOC2"/>
-        <w:tabs>
-          <w:tab w:val="left" w:pos="720"/>
-          <w:tab w:val="right" w:leader="dot" w:pos="11032"/>
-        </w:tabs>
-        <w:spacing w:after="0" w:line="360" w:lineRule="auto"/>
-        <w:rPr>
-          <w:noProof/>
-        </w:rPr>
-      </w:pPr>
-      <w:hyperlink w:anchor="_Toc233577924" w:history="1">
-        <w:r>
-          <w:rPr>
-            <w:rStyle w:val="Hyperlink"/>
-            <w:noProof/>
-          </w:rPr>
-          <w:t>i.</w:t>
-        </w:r>
-        <w:r>
-          <w:rPr>
-            <w:noProof/>
-          </w:rPr>
-          <w:tab/>
-        </w:r>
-        <w:r>
-          <w:rPr>
-            <w:rStyle w:val="Hyperlink"/>
-            <w:noProof/>
-          </w:rPr>
-          <w:t>Bold Face</w:t>
-        </w:r>
-        <w:r>
-          <w:rPr>
-            <w:noProof/>
-            <w:webHidden/>
-          </w:rPr>
-          <w:tab/>
-        </w:r>
-        <w:r>
-          <w:rPr>
-            <w:noProof/>
-            <w:webHidden/>
-          </w:rPr>
-          <w:fldChar w:fldCharType="begin"/>
-        </w:r>
-        <w:r>
-          <w:rPr>
-            <w:noProof/>
-            <w:webHidden/>
-          </w:rPr>
-          <w:instrText xml:space="preserve"> PAGEREF _Toc233577924 \h </w:instrText>
-        </w:r>
-        <w:r>
-          <w:rPr>
-            <w:noProof/>
-            <w:webHidden/>
-          </w:rPr>
-        </w:r>
-        <w:r>
-          <w:rPr>
-            <w:noProof/>
-            <w:webHidden/>
-          </w:rPr>
-          <w:fldChar w:fldCharType="separate"/>
-        </w:r>
-        <w:r>
-          <w:rPr>
-            <w:noProof/>
-            <w:webHidden/>
-          </w:rPr>
-          <w:t>3</w:t>
-        </w:r>
-        <w:r>
-          <w:rPr>
-            <w:noProof/>
-            <w:webHidden/>
-          </w:rPr>
-          <w:fldChar w:fldCharType="end"/>
-        </w:r>
-      </w:hyperlink>
-    </w:p>
-    <w:p>
-      <w:pPr>
-        <w:pStyle w:val="TOC2"/>
-        <w:tabs>
-          <w:tab w:val="left" w:pos="720"/>
-          <w:tab w:val="right" w:leader="dot" w:pos="11032"/>
-        </w:tabs>
-        <w:spacing w:after="0" w:line="360" w:lineRule="auto"/>
-        <w:rPr>
-          <w:noProof/>
-        </w:rPr>
-      </w:pPr>
-      <w:hyperlink w:anchor="_Toc233577925" w:history="1">
-        <w:r>
-          <w:rPr>
-            <w:rStyle w:val="Hyperlink"/>
-            <w:noProof/>
-          </w:rPr>
-          <w:t>ii.</w:t>
-        </w:r>
-        <w:r>
-          <w:rPr>
-            <w:noProof/>
-          </w:rPr>
-          <w:tab/>
-        </w:r>
-        <w:r>
-          <w:rPr>
-            <w:rStyle w:val="Hyperlink"/>
-            <w:noProof/>
-          </w:rPr>
-          <w:t>Italics</w:t>
-        </w:r>
-        <w:r>
-          <w:rPr>
-            <w:noProof/>
-            <w:webHidden/>
-          </w:rPr>
-          <w:tab/>
-        </w:r>
-        <w:r>
-          <w:rPr>
-            <w:noProof/>
-            <w:webHidden/>
-          </w:rPr>
-          <w:fldChar w:fldCharType="begin"/>
-        </w:r>
-        <w:r>
-          <w:rPr>
-            <w:noProof/>
-            <w:webHidden/>
-          </w:rPr>
-          <w:instrText xml:space="preserve"> PAGEREF _Toc233577925 \h </w:instrText>
-        </w:r>
-        <w:r>
-          <w:rPr>
-            <w:noProof/>
-            <w:webHidden/>
-          </w:rPr>
-        </w:r>
-        <w:r>
-          <w:rPr>
-            <w:noProof/>
-            <w:webHidden/>
-          </w:rPr>
-          <w:fldChar w:fldCharType="separate"/>
-        </w:r>
-        <w:r>
-          <w:rPr>
-            <w:noProof/>
-            <w:webHidden/>
-          </w:rPr>
-          <w:t>3</w:t>
-        </w:r>
-        <w:r>
-          <w:rPr>
-            <w:noProof/>
-            <w:webHidden/>
-          </w:rPr>
-          <w:fldChar w:fldCharType="end"/>
-        </w:r>
-      </w:hyperlink>
-    </w:p>
-    <w:p>
-      <w:pPr>
-        <w:pStyle w:val="TOC2"/>
-        <w:tabs>
-          <w:tab w:val="left" w:pos="720"/>
-          <w:tab w:val="right" w:leader="dot" w:pos="11032"/>
-        </w:tabs>
-        <w:spacing w:after="0" w:line="360" w:lineRule="auto"/>
-        <w:rPr>
-          <w:noProof/>
-        </w:rPr>
-      </w:pPr>
-      <w:hyperlink w:anchor="_Toc233577926" w:history="1">
-        <w:r>
-          <w:rPr>
-            <w:rStyle w:val="Hyperlink"/>
-            <w:noProof/>
-          </w:rPr>
-          <w:t>iii.</w:t>
-        </w:r>
-        <w:r>
-          <w:rPr>
-            <w:noProof/>
-          </w:rPr>
-          <w:tab/>
-        </w:r>
-        <w:r>
-          <w:rPr>
-            <w:rStyle w:val="Hyperlink"/>
-            <w:noProof/>
-          </w:rPr>
-          <w:t>Capital Letters</w:t>
-        </w:r>
-        <w:r>
-          <w:rPr>
-            <w:noProof/>
-            <w:webHidden/>
-          </w:rPr>
-          <w:tab/>
-        </w:r>
-        <w:r>
-          <w:rPr>
-            <w:noProof/>
-            <w:webHidden/>
-          </w:rPr>
-          <w:fldChar w:fldCharType="begin"/>
-        </w:r>
-        <w:r>
-          <w:rPr>
-            <w:noProof/>
-            <w:webHidden/>
-          </w:rPr>
-          <w:instrText xml:space="preserve"> PAGEREF _Toc233577926 \h </w:instrText>
-        </w:r>
-        <w:r>
-          <w:rPr>
-            <w:noProof/>
-            <w:webHidden/>
-          </w:rPr>
-        </w:r>
-        <w:r>
-          <w:rPr>
-            <w:noProof/>
-            <w:webHidden/>
-          </w:rPr>
-          <w:fldChar w:fldCharType="separate"/>
-        </w:r>
-        <w:r>
-          <w:rPr>
-            <w:noProof/>
-            <w:webHidden/>
-          </w:rPr>
-          <w:t>3</w:t>
-        </w:r>
-        <w:r>
-          <w:rPr>
-            <w:noProof/>
-            <w:webHidden/>
-          </w:rPr>
-          <w:fldChar w:fldCharType="end"/>
-        </w:r>
-      </w:hyperlink>
-    </w:p>
-    <w:p>
-      <w:pPr>
-        <w:pStyle w:val="TOC2"/>
-        <w:tabs>
-          <w:tab w:val="left" w:pos="720"/>
-          <w:tab w:val="right" w:leader="dot" w:pos="11032"/>
-        </w:tabs>
-        <w:spacing w:after="0" w:line="360" w:lineRule="auto"/>
-        <w:rPr>
-          <w:noProof/>
-        </w:rPr>
-      </w:pPr>
-      <w:hyperlink w:anchor="_Toc233577927" w:history="1">
-        <w:r>
-          <w:rPr>
-            <w:rStyle w:val="Hyperlink"/>
-            <w:noProof/>
-          </w:rPr>
-          <w:t>iv.</w:t>
-        </w:r>
-        <w:r>
-          <w:rPr>
-            <w:noProof/>
-          </w:rPr>
-          <w:tab/>
-        </w:r>
-        <w:r>
-          <w:rPr>
-            <w:rStyle w:val="Hyperlink"/>
-            <w:noProof/>
-          </w:rPr>
-          <w:t>Colons</w:t>
-        </w:r>
-        <w:r>
-          <w:rPr>
-            <w:noProof/>
-            <w:webHidden/>
-          </w:rPr>
-          <w:tab/>
-        </w:r>
-        <w:r>
-          <w:rPr>
-            <w:noProof/>
-            <w:webHidden/>
-          </w:rPr>
-          <w:fldChar w:fldCharType="begin"/>
-        </w:r>
-        <w:r>
-          <w:rPr>
-            <w:noProof/>
-            <w:webHidden/>
-          </w:rPr>
-          <w:instrText xml:space="preserve"> PAGEREF _Toc233577927 \h </w:instrText>
-        </w:r>
-        <w:r>
-          <w:rPr>
-            <w:noProof/>
-            <w:webHidden/>
-          </w:rPr>
-        </w:r>
-        <w:r>
-          <w:rPr>
-            <w:noProof/>
-            <w:webHidden/>
-          </w:rPr>
-          <w:fldChar w:fldCharType="separate"/>
-        </w:r>
-        <w:r>
-          <w:rPr>
-            <w:noProof/>
-            <w:webHidden/>
-          </w:rPr>
-          <w:t>3</w:t>
-        </w:r>
-        <w:r>
-          <w:rPr>
-            <w:noProof/>
-            <w:webHidden/>
-          </w:rPr>
-          <w:fldChar w:fldCharType="end"/>
-        </w:r>
-      </w:hyperlink>
-    </w:p>
-    <w:p>
-      <w:pPr>
-        <w:pStyle w:val="TOC2"/>
-        <w:tabs>
-          <w:tab w:val="left" w:pos="720"/>
-          <w:tab w:val="right" w:leader="dot" w:pos="11032"/>
-        </w:tabs>
-        <w:spacing w:after="0" w:line="360" w:lineRule="auto"/>
-        <w:rPr>
-          <w:noProof/>
-        </w:rPr>
-      </w:pPr>
-      <w:hyperlink w:anchor="_Toc233577928" w:history="1">
-        <w:r>
-          <w:rPr>
-            <w:rStyle w:val="Hyperlink"/>
-            <w:noProof/>
-          </w:rPr>
-          <w:t>v.</w:t>
-        </w:r>
-        <w:r>
-          <w:rPr>
-            <w:noProof/>
-          </w:rPr>
-          <w:tab/>
-        </w:r>
-        <w:r>
-          <w:rPr>
-            <w:rStyle w:val="Hyperlink"/>
-            <w:noProof/>
-          </w:rPr>
-          <w:t>Underline</w:t>
-        </w:r>
-        <w:r>
-          <w:rPr>
-            <w:noProof/>
-            <w:webHidden/>
-          </w:rPr>
-          <w:tab/>
-        </w:r>
-        <w:r>
-          <w:rPr>
-            <w:noProof/>
-            <w:webHidden/>
-          </w:rPr>
-          <w:fldChar w:fldCharType="begin"/>
-        </w:r>
-        <w:r>
-          <w:rPr>
-            <w:noProof/>
-            <w:webHidden/>
-          </w:rPr>
-          <w:instrText xml:space="preserve"> PAGEREF _Toc233577928 \h </w:instrText>
+          <w:instrText xml:space="preserve"> PAGEREF _Toc233579472 \h </w:instrText>
         </w:r>
         <w:r>
           <w:rPr>
@@ -1085,9 +673,8 @@
           <w:tab w:val="left" w:pos="480"/>
           <w:tab w:val="right" w:leader="dot" w:pos="11032"/>
         </w:tabs>
-        <w:spacing w:after="0" w:line="360" w:lineRule="auto"/>
         <w:rPr>
-          <w:rFonts w:eastAsiaTheme="minorEastAsia"/>
+          <w:rFonts w:asciiTheme="minorHAnsi" w:eastAsiaTheme="minorEastAsia" w:hAnsiTheme="minorHAnsi"/>
           <w:noProof/>
           <w:kern w:val="2"/>
           <w:sz w:val="24"/>
@@ -1096,7 +683,7 @@
           <w14:ligatures w14:val="standardContextual"/>
         </w:rPr>
       </w:pPr>
-      <w:hyperlink w:anchor="_Toc233577929" w:history="1">
+      <w:hyperlink w:anchor="_Toc233579473" w:history="1">
         <w:r>
           <w:rPr>
             <w:rStyle w:val="Hyperlink"/>
@@ -1106,7 +693,7 @@
         </w:r>
         <w:r>
           <w:rPr>
-            <w:rFonts w:eastAsiaTheme="minorEastAsia"/>
+            <w:rFonts w:asciiTheme="minorHAnsi" w:eastAsiaTheme="minorEastAsia" w:hAnsiTheme="minorHAnsi"/>
             <w:noProof/>
             <w:kern w:val="2"/>
             <w:sz w:val="24"/>
@@ -1142,7 +729,7 @@
             <w:noProof/>
             <w:webHidden/>
           </w:rPr>
-          <w:instrText xml:space="preserve"> PAGEREF _Toc233577929 \h </w:instrText>
+          <w:instrText xml:space="preserve"> PAGEREF _Toc233579473 \h </w:instrText>
         </w:r>
         <w:r>
           <w:rPr>
@@ -1162,7 +749,7 @@
             <w:noProof/>
             <w:webHidden/>
           </w:rPr>
-          <w:t>3</w:t>
+          <w:t>4</w:t>
         </w:r>
         <w:r>
           <w:rPr>
@@ -1209,7 +796,7 @@
         <w:spacing w:after="0" w:line="360" w:lineRule="auto"/>
       </w:pPr>
       <w:bookmarkStart w:id="0" w:name="_Toc233577673"/>
-      <w:bookmarkStart w:id="1" w:name="_Toc233577917"/>
+      <w:bookmarkStart w:id="1" w:name="_Toc233579466"/>
       <w:r>
         <w:lastRenderedPageBreak/>
         <w:t xml:space="preserve">What is </w:t>
@@ -1456,7 +1043,7 @@
         <w:spacing w:after="0" w:line="360" w:lineRule="auto"/>
       </w:pPr>
       <w:bookmarkStart w:id="3" w:name="_Toc233577675"/>
-      <w:bookmarkStart w:id="4" w:name="_Toc233577918"/>
+      <w:bookmarkStart w:id="4" w:name="_Toc233579467"/>
       <w:r>
         <w:t>What are the features of Technical Writing?</w:t>
       </w:r>
@@ -1489,7 +1076,7 @@
         <w:spacing w:after="0"/>
       </w:pPr>
       <w:bookmarkStart w:id="6" w:name="_Toc233577677"/>
-      <w:bookmarkStart w:id="7" w:name="_Toc233577919"/>
+      <w:bookmarkStart w:id="7" w:name="_Toc233579468"/>
       <w:r>
         <w:t>Subject:</w:t>
       </w:r>
@@ -1536,16 +1123,11 @@
         <w:t xml:space="preserve"> relevant to purpose of document</w:t>
       </w:r>
       <w:r>
-        <w:t xml:space="preserve"> without </w:t>
-      </w:r>
-      <w:proofErr w:type="gramStart"/>
-      <w:r>
-        <w:t xml:space="preserve">personal </w:t>
+        <w:t xml:space="preserve"> without personal </w:t>
       </w:r>
       <w:r>
         <w:t>opinions</w:t>
       </w:r>
-      <w:proofErr w:type="gramEnd"/>
       <w:r>
         <w:t xml:space="preserve"> or emotions.</w:t>
       </w:r>
@@ -1564,7 +1146,7 @@
         <w:spacing w:after="0"/>
       </w:pPr>
       <w:bookmarkStart w:id="10" w:name="_Toc233577680"/>
-      <w:bookmarkStart w:id="11" w:name="_Toc233577920"/>
+      <w:bookmarkStart w:id="11" w:name="_Toc233579469"/>
       <w:r>
         <w:t>Audience:</w:t>
       </w:r>
@@ -1644,7 +1226,7 @@
         <w:spacing w:after="0"/>
       </w:pPr>
       <w:bookmarkStart w:id="13" w:name="_Toc233577682"/>
-      <w:bookmarkStart w:id="14" w:name="_Toc233577921"/>
+      <w:bookmarkStart w:id="14" w:name="_Toc233579470"/>
       <w:r>
         <w:t>Organization</w:t>
       </w:r>
@@ -1739,7 +1321,7 @@
         <w:spacing w:after="0"/>
       </w:pPr>
       <w:bookmarkStart w:id="16" w:name="_Toc233577684"/>
-      <w:bookmarkStart w:id="17" w:name="_Toc233577922"/>
+      <w:bookmarkStart w:id="17" w:name="_Toc233579471"/>
       <w:r>
         <w:t>Style</w:t>
       </w:r>
@@ -1838,7 +1420,7 @@
         <w:spacing w:after="0"/>
       </w:pPr>
       <w:bookmarkStart w:id="19" w:name="_Toc233577686"/>
-      <w:bookmarkStart w:id="20" w:name="_Toc233577923"/>
+      <w:bookmarkStart w:id="20" w:name="_Toc233579472"/>
       <w:r>
         <w:t>Tone</w:t>
       </w:r>
@@ -1906,15 +1488,7 @@
       </w:r>
       <w:bookmarkStart w:id="22" w:name="_Toc233577688"/>
       <w:r>
-        <w:t xml:space="preserve">The </w:t>
-      </w:r>
-      <w:proofErr w:type="gramStart"/>
-      <w:r>
-        <w:t>special features</w:t>
-      </w:r>
-      <w:proofErr w:type="gramEnd"/>
-      <w:r>
-        <w:t xml:space="preserve"> of Technical Writing </w:t>
+        <w:t xml:space="preserve">The special features of Technical Writing </w:t>
       </w:r>
       <w:r>
         <w:t xml:space="preserve">are used by </w:t>
@@ -1982,12 +1556,10 @@
         <w:spacing w:after="0"/>
       </w:pPr>
       <w:bookmarkStart w:id="23" w:name="_Toc233577689"/>
-      <w:bookmarkStart w:id="24" w:name="_Toc233577924"/>
       <w:r>
         <w:t>Bold Face</w:t>
       </w:r>
       <w:bookmarkEnd w:id="23"/>
-      <w:bookmarkEnd w:id="24"/>
     </w:p>
     <w:p>
       <w:pPr>
@@ -1998,13 +1570,11 @@
         </w:numPr>
         <w:spacing w:after="0"/>
       </w:pPr>
-      <w:bookmarkStart w:id="25" w:name="_Toc233577690"/>
-      <w:bookmarkStart w:id="26" w:name="_Toc233577925"/>
+      <w:bookmarkStart w:id="24" w:name="_Toc233577690"/>
       <w:r>
         <w:t>Italics</w:t>
       </w:r>
-      <w:bookmarkEnd w:id="25"/>
-      <w:bookmarkEnd w:id="26"/>
+      <w:bookmarkEnd w:id="24"/>
     </w:p>
     <w:p>
       <w:pPr>
@@ -2015,13 +1585,11 @@
         </w:numPr>
         <w:spacing w:after="0"/>
       </w:pPr>
-      <w:bookmarkStart w:id="27" w:name="_Toc233577691"/>
-      <w:bookmarkStart w:id="28" w:name="_Toc233577926"/>
+      <w:bookmarkStart w:id="25" w:name="_Toc233577691"/>
       <w:r>
         <w:t>Capital Letters</w:t>
       </w:r>
-      <w:bookmarkEnd w:id="27"/>
-      <w:bookmarkEnd w:id="28"/>
+      <w:bookmarkEnd w:id="25"/>
     </w:p>
     <w:p>
       <w:pPr>
@@ -2032,13 +1600,11 @@
         </w:numPr>
         <w:spacing w:after="0"/>
       </w:pPr>
-      <w:bookmarkStart w:id="29" w:name="_Toc233577692"/>
-      <w:bookmarkStart w:id="30" w:name="_Toc233577927"/>
+      <w:bookmarkStart w:id="26" w:name="_Toc233577692"/>
       <w:r>
         <w:t>Colons</w:t>
       </w:r>
-      <w:bookmarkEnd w:id="29"/>
-      <w:bookmarkEnd w:id="30"/>
+      <w:bookmarkEnd w:id="26"/>
     </w:p>
     <w:p>
       <w:pPr>
@@ -2049,13 +1615,11 @@
         </w:numPr>
         <w:spacing w:after="0"/>
       </w:pPr>
-      <w:bookmarkStart w:id="31" w:name="_Toc233577693"/>
-      <w:bookmarkStart w:id="32" w:name="_Toc233577928"/>
+      <w:bookmarkStart w:id="27" w:name="_Toc233577693"/>
       <w:r>
         <w:t>Underline</w:t>
       </w:r>
-      <w:bookmarkEnd w:id="31"/>
-      <w:bookmarkEnd w:id="32"/>
+      <w:bookmarkEnd w:id="27"/>
     </w:p>
     <w:p>
       <w:pPr>
@@ -2075,8 +1639,8 @@
         <w:pStyle w:val="Question"/>
         <w:spacing w:after="0" w:line="360" w:lineRule="auto"/>
       </w:pPr>
-      <w:bookmarkStart w:id="33" w:name="_Toc233577694"/>
-      <w:bookmarkStart w:id="34" w:name="_Toc233577929"/>
+      <w:bookmarkStart w:id="28" w:name="_Toc233577694"/>
+      <w:bookmarkStart w:id="29" w:name="_Toc233579473"/>
       <w:r>
         <w:lastRenderedPageBreak/>
         <w:t>Differentiate</w:t>
@@ -2096,148 +1660,172 @@
       <w:r>
         <w:t xml:space="preserve"> and Academic Writing.</w:t>
       </w:r>
-      <w:bookmarkEnd w:id="33"/>
-      <w:bookmarkEnd w:id="34"/>
+      <w:bookmarkEnd w:id="28"/>
+      <w:bookmarkEnd w:id="29"/>
     </w:p>
     <w:tbl>
       <w:tblPr>
         <w:tblStyle w:val="TableGrid"/>
-        <w:tblW w:w="0" w:type="auto"/>
+        <w:tblW w:w="10426" w:type="dxa"/>
         <w:tblInd w:w="720" w:type="dxa"/>
         <w:tblLook w:val="04A0" w:firstRow="1" w:lastRow="0" w:firstColumn="1" w:lastColumn="0" w:noHBand="0" w:noVBand="1"/>
       </w:tblPr>
       <w:tblGrid>
-        <w:gridCol w:w="1777"/>
-        <w:gridCol w:w="5128"/>
-        <w:gridCol w:w="3407"/>
+        <w:gridCol w:w="1402"/>
+        <w:gridCol w:w="3933"/>
+        <w:gridCol w:w="5091"/>
       </w:tblGrid>
       <w:tr>
         <w:tc>
           <w:tcPr>
-            <w:tcW w:w="1777" w:type="dxa"/>
+            <w:tcW w:w="1402" w:type="dxa"/>
+          </w:tcPr>
+          <w:p>
+            <w:pPr>
+              <w:pStyle w:val="Body"/>
+              <w:ind w:left="0"/>
+              <w:rPr>
+                <w:b/>
+                <w:bCs w:val="0"/>
+              </w:rPr>
+            </w:pPr>
+            <w:bookmarkStart w:id="30" w:name="_Toc233577695"/>
+            <w:r>
+              <w:rPr>
+                <w:b/>
+                <w:bCs w:val="0"/>
+              </w:rPr>
+              <w:t>Aspect</w:t>
+            </w:r>
+            <w:bookmarkEnd w:id="30"/>
+          </w:p>
+        </w:tc>
+        <w:tc>
+          <w:tcPr>
+            <w:tcW w:w="3933" w:type="dxa"/>
+          </w:tcPr>
+          <w:p>
+            <w:pPr>
+              <w:pStyle w:val="Body"/>
+              <w:ind w:left="0"/>
+              <w:rPr>
+                <w:b/>
+                <w:bCs w:val="0"/>
+              </w:rPr>
+            </w:pPr>
+            <w:bookmarkStart w:id="31" w:name="_Toc233577696"/>
+            <w:r>
+              <w:rPr>
+                <w:b/>
+                <w:bCs w:val="0"/>
+              </w:rPr>
+              <w:t>Technical Writing</w:t>
+            </w:r>
+            <w:bookmarkEnd w:id="31"/>
+          </w:p>
+        </w:tc>
+        <w:tc>
+          <w:tcPr>
+            <w:tcW w:w="5091" w:type="dxa"/>
+          </w:tcPr>
+          <w:p>
+            <w:pPr>
+              <w:pStyle w:val="Body"/>
+              <w:ind w:left="0"/>
+              <w:rPr>
+                <w:b/>
+                <w:bCs w:val="0"/>
+              </w:rPr>
+            </w:pPr>
+            <w:bookmarkStart w:id="32" w:name="_Toc233577697"/>
+            <w:r>
+              <w:rPr>
+                <w:b/>
+                <w:bCs w:val="0"/>
+              </w:rPr>
+              <w:t>Academic Writing</w:t>
+            </w:r>
+            <w:bookmarkEnd w:id="32"/>
+          </w:p>
+        </w:tc>
+      </w:tr>
+      <w:tr>
+        <w:tc>
+          <w:tcPr>
+            <w:tcW w:w="1402" w:type="dxa"/>
           </w:tcPr>
           <w:p>
             <w:pPr>
               <w:pStyle w:val="Body"/>
               <w:ind w:left="0"/>
             </w:pPr>
-            <w:bookmarkStart w:id="35" w:name="_Toc233577695"/>
+            <w:bookmarkStart w:id="33" w:name="_Toc233577698"/>
             <w:r>
-              <w:t>Aspect</w:t>
+              <w:t>Purpose</w:t>
             </w:r>
-            <w:bookmarkEnd w:id="35"/>
+            <w:bookmarkEnd w:id="33"/>
           </w:p>
         </w:tc>
         <w:tc>
           <w:tcPr>
-            <w:tcW w:w="5128" w:type="dxa"/>
+            <w:tcW w:w="3933" w:type="dxa"/>
           </w:tcPr>
           <w:p>
             <w:pPr>
               <w:pStyle w:val="Body"/>
               <w:ind w:left="0"/>
             </w:pPr>
-            <w:bookmarkStart w:id="36" w:name="_Toc233577696"/>
+            <w:bookmarkStart w:id="34" w:name="_Toc233577699"/>
             <w:r>
-              <w:t>Technical Writing</w:t>
+              <w:t>Instruct, explain, or help users perform tasks</w:t>
+            </w:r>
+            <w:bookmarkEnd w:id="34"/>
+          </w:p>
+        </w:tc>
+        <w:tc>
+          <w:tcPr>
+            <w:tcW w:w="5091" w:type="dxa"/>
+          </w:tcPr>
+          <w:p>
+            <w:pPr>
+              <w:pStyle w:val="Body"/>
+              <w:ind w:left="0"/>
+            </w:pPr>
+            <w:bookmarkStart w:id="35" w:name="_Toc233577700"/>
+            <w:r>
+              <w:t>Analyze, argue, interpret, or educate</w:t>
+            </w:r>
+            <w:bookmarkEnd w:id="35"/>
+          </w:p>
+        </w:tc>
+      </w:tr>
+      <w:tr>
+        <w:tc>
+          <w:tcPr>
+            <w:tcW w:w="1402" w:type="dxa"/>
+          </w:tcPr>
+          <w:p>
+            <w:pPr>
+              <w:pStyle w:val="Body"/>
+              <w:ind w:left="0"/>
+            </w:pPr>
+            <w:bookmarkStart w:id="36" w:name="_Toc233577701"/>
+            <w:r>
+              <w:t>Writer</w:t>
             </w:r>
             <w:bookmarkEnd w:id="36"/>
           </w:p>
         </w:tc>
         <w:tc>
           <w:tcPr>
-            <w:tcW w:w="3407" w:type="dxa"/>
+            <w:tcW w:w="3933" w:type="dxa"/>
           </w:tcPr>
           <w:p>
             <w:pPr>
               <w:pStyle w:val="Body"/>
               <w:ind w:left="0"/>
             </w:pPr>
-            <w:bookmarkStart w:id="37" w:name="_Toc233577697"/>
-            <w:r>
-              <w:t>Academic Writing</w:t>
-            </w:r>
-            <w:bookmarkEnd w:id="37"/>
-          </w:p>
-        </w:tc>
-      </w:tr>
-      <w:tr>
-        <w:tc>
-          <w:tcPr>
-            <w:tcW w:w="1777" w:type="dxa"/>
-          </w:tcPr>
-          <w:p>
-            <w:pPr>
-              <w:pStyle w:val="Body"/>
-              <w:ind w:left="0"/>
-            </w:pPr>
-            <w:bookmarkStart w:id="38" w:name="_Toc233577698"/>
-            <w:r>
-              <w:t>Purpose</w:t>
-            </w:r>
-            <w:bookmarkEnd w:id="38"/>
-          </w:p>
-        </w:tc>
-        <w:tc>
-          <w:tcPr>
-            <w:tcW w:w="5128" w:type="dxa"/>
-          </w:tcPr>
-          <w:p>
-            <w:pPr>
-              <w:pStyle w:val="Body"/>
-              <w:ind w:left="0"/>
-            </w:pPr>
-            <w:bookmarkStart w:id="39" w:name="_Toc233577699"/>
-            <w:r>
-              <w:t>Instruct, explain, or help users perform tasks</w:t>
-            </w:r>
-            <w:bookmarkEnd w:id="39"/>
-          </w:p>
-        </w:tc>
-        <w:tc>
-          <w:tcPr>
-            <w:tcW w:w="3407" w:type="dxa"/>
-          </w:tcPr>
-          <w:p>
-            <w:pPr>
-              <w:pStyle w:val="Body"/>
-              <w:ind w:left="0"/>
-            </w:pPr>
-            <w:bookmarkStart w:id="40" w:name="_Toc233577700"/>
-            <w:r>
-              <w:t>Analyze, argue, interpret, or educate</w:t>
-            </w:r>
-            <w:bookmarkEnd w:id="40"/>
-          </w:p>
-        </w:tc>
-      </w:tr>
-      <w:tr>
-        <w:tc>
-          <w:tcPr>
-            <w:tcW w:w="1777" w:type="dxa"/>
-          </w:tcPr>
-          <w:p>
-            <w:pPr>
-              <w:pStyle w:val="Body"/>
-              <w:ind w:left="0"/>
-            </w:pPr>
-            <w:bookmarkStart w:id="41" w:name="_Toc233577701"/>
-            <w:r>
-              <w:t>Writer</w:t>
-            </w:r>
-            <w:bookmarkEnd w:id="41"/>
-          </w:p>
-        </w:tc>
-        <w:tc>
-          <w:tcPr>
-            <w:tcW w:w="5128" w:type="dxa"/>
-          </w:tcPr>
-          <w:p>
-            <w:pPr>
-              <w:pStyle w:val="Body"/>
-              <w:ind w:left="0"/>
-            </w:pPr>
-            <w:bookmarkStart w:id="42" w:name="_Toc233577702"/>
+            <w:bookmarkStart w:id="37" w:name="_Toc233577702"/>
             <w:r>
               <w:t>Written by technician</w:t>
             </w:r>
@@ -2247,19 +1835,19 @@
             <w:r>
               <w:t xml:space="preserve"> with expert knowledge</w:t>
             </w:r>
-            <w:bookmarkEnd w:id="42"/>
+            <w:bookmarkEnd w:id="37"/>
           </w:p>
         </w:tc>
         <w:tc>
           <w:tcPr>
-            <w:tcW w:w="3407" w:type="dxa"/>
+            <w:tcW w:w="5091" w:type="dxa"/>
           </w:tcPr>
           <w:p>
             <w:pPr>
               <w:pStyle w:val="Body"/>
               <w:ind w:left="0"/>
             </w:pPr>
-            <w:bookmarkStart w:id="43" w:name="_Toc233577703"/>
+            <w:bookmarkStart w:id="38" w:name="_Toc233577703"/>
             <w:r>
               <w:t xml:space="preserve">Written by </w:t>
             </w:r>
@@ -2269,56 +1857,56 @@
             <w:r>
               <w:t xml:space="preserve"> with reader’s knowledge</w:t>
             </w:r>
-            <w:bookmarkEnd w:id="43"/>
+            <w:bookmarkEnd w:id="38"/>
           </w:p>
         </w:tc>
       </w:tr>
       <w:tr>
         <w:tc>
           <w:tcPr>
-            <w:tcW w:w="1777" w:type="dxa"/>
+            <w:tcW w:w="1402" w:type="dxa"/>
           </w:tcPr>
           <w:p>
             <w:pPr>
               <w:pStyle w:val="Body"/>
               <w:ind w:left="0"/>
             </w:pPr>
-            <w:bookmarkStart w:id="44" w:name="_Toc233577704"/>
+            <w:bookmarkStart w:id="39" w:name="_Toc233577704"/>
             <w:r>
               <w:t>Format</w:t>
             </w:r>
-            <w:bookmarkEnd w:id="44"/>
+            <w:bookmarkEnd w:id="39"/>
           </w:p>
         </w:tc>
         <w:tc>
           <w:tcPr>
-            <w:tcW w:w="5128" w:type="dxa"/>
+            <w:tcW w:w="3933" w:type="dxa"/>
           </w:tcPr>
           <w:p>
             <w:pPr>
               <w:pStyle w:val="Body"/>
               <w:ind w:left="0"/>
             </w:pPr>
-            <w:bookmarkStart w:id="45" w:name="_Toc233577705"/>
+            <w:bookmarkStart w:id="40" w:name="_Toc233577705"/>
             <w:r>
               <w:t>Universal,</w:t>
             </w:r>
             <w:r>
               <w:t xml:space="preserve"> structured, direct, concise</w:t>
             </w:r>
-            <w:bookmarkEnd w:id="45"/>
+            <w:bookmarkEnd w:id="40"/>
           </w:p>
         </w:tc>
         <w:tc>
           <w:tcPr>
-            <w:tcW w:w="3407" w:type="dxa"/>
+            <w:tcW w:w="5091" w:type="dxa"/>
           </w:tcPr>
           <w:p>
             <w:pPr>
               <w:pStyle w:val="Body"/>
               <w:ind w:left="0"/>
             </w:pPr>
-            <w:bookmarkStart w:id="46" w:name="_Toc233577706"/>
+            <w:bookmarkStart w:id="41" w:name="_Toc233577706"/>
             <w:r>
               <w:t>F</w:t>
             </w:r>
@@ -2328,56 +1916,56 @@
             <w:r>
               <w:t>, analytical, scholarly language</w:t>
             </w:r>
-            <w:bookmarkEnd w:id="46"/>
+            <w:bookmarkEnd w:id="41"/>
           </w:p>
         </w:tc>
       </w:tr>
       <w:tr>
         <w:tc>
           <w:tcPr>
-            <w:tcW w:w="1777" w:type="dxa"/>
+            <w:tcW w:w="1402" w:type="dxa"/>
           </w:tcPr>
           <w:p>
             <w:pPr>
               <w:pStyle w:val="Body"/>
               <w:ind w:left="0"/>
             </w:pPr>
-            <w:bookmarkStart w:id="47" w:name="_Toc233577707"/>
+            <w:bookmarkStart w:id="42" w:name="_Toc233577707"/>
             <w:r>
               <w:t>Audience</w:t>
             </w:r>
-            <w:bookmarkEnd w:id="47"/>
+            <w:bookmarkEnd w:id="42"/>
           </w:p>
         </w:tc>
         <w:tc>
           <w:tcPr>
-            <w:tcW w:w="5128" w:type="dxa"/>
+            <w:tcW w:w="3933" w:type="dxa"/>
           </w:tcPr>
           <w:p>
             <w:pPr>
               <w:pStyle w:val="Body"/>
               <w:ind w:left="0"/>
             </w:pPr>
-            <w:bookmarkStart w:id="48" w:name="_Toc233577708"/>
+            <w:bookmarkStart w:id="43" w:name="_Toc233577708"/>
             <w:r>
               <w:t>Specific</w:t>
             </w:r>
             <w:r>
               <w:t xml:space="preserve"> like professionals, customers</w:t>
             </w:r>
-            <w:bookmarkEnd w:id="48"/>
+            <w:bookmarkEnd w:id="43"/>
           </w:p>
         </w:tc>
         <w:tc>
           <w:tcPr>
-            <w:tcW w:w="3407" w:type="dxa"/>
+            <w:tcW w:w="5091" w:type="dxa"/>
           </w:tcPr>
           <w:p>
             <w:pPr>
               <w:pStyle w:val="Body"/>
               <w:ind w:left="0"/>
             </w:pPr>
-            <w:bookmarkStart w:id="49" w:name="_Toc233577709"/>
+            <w:bookmarkStart w:id="44" w:name="_Toc233577709"/>
             <w:r>
               <w:t>All</w:t>
             </w:r>
@@ -2387,37 +1975,37 @@
             <w:r>
               <w:t xml:space="preserve"> like teachers, students, researchers</w:t>
             </w:r>
-            <w:bookmarkEnd w:id="49"/>
+            <w:bookmarkEnd w:id="44"/>
           </w:p>
         </w:tc>
       </w:tr>
       <w:tr>
         <w:tc>
           <w:tcPr>
-            <w:tcW w:w="1777" w:type="dxa"/>
+            <w:tcW w:w="1402" w:type="dxa"/>
           </w:tcPr>
           <w:p>
             <w:pPr>
               <w:pStyle w:val="Body"/>
               <w:ind w:left="0"/>
             </w:pPr>
-            <w:bookmarkStart w:id="50" w:name="_Toc233577710"/>
+            <w:bookmarkStart w:id="45" w:name="_Toc233577710"/>
             <w:r>
               <w:t>Subject</w:t>
             </w:r>
-            <w:bookmarkEnd w:id="50"/>
+            <w:bookmarkEnd w:id="45"/>
           </w:p>
         </w:tc>
         <w:tc>
           <w:tcPr>
-            <w:tcW w:w="5128" w:type="dxa"/>
+            <w:tcW w:w="3933" w:type="dxa"/>
           </w:tcPr>
           <w:p>
             <w:pPr>
               <w:pStyle w:val="Body"/>
               <w:ind w:left="0"/>
             </w:pPr>
-            <w:bookmarkStart w:id="51" w:name="_Toc233577711"/>
+            <w:bookmarkStart w:id="46" w:name="_Toc233577711"/>
             <w:r>
               <w:t>Scientific</w:t>
             </w:r>
@@ -2427,172 +2015,172 @@
             <w:r>
               <w:t xml:space="preserve"> technical, practical information</w:t>
             </w:r>
-            <w:bookmarkEnd w:id="51"/>
+            <w:bookmarkEnd w:id="46"/>
           </w:p>
         </w:tc>
         <w:tc>
           <w:tcPr>
-            <w:tcW w:w="3407" w:type="dxa"/>
+            <w:tcW w:w="5091" w:type="dxa"/>
           </w:tcPr>
           <w:p>
             <w:pPr>
               <w:pStyle w:val="Body"/>
               <w:ind w:left="0"/>
             </w:pPr>
-            <w:bookmarkStart w:id="52" w:name="_Toc233577712"/>
+            <w:bookmarkStart w:id="47" w:name="_Toc233577712"/>
             <w:r>
               <w:t>Research, theories, academic knowledge</w:t>
             </w:r>
-            <w:bookmarkEnd w:id="52"/>
+            <w:bookmarkEnd w:id="47"/>
           </w:p>
         </w:tc>
       </w:tr>
       <w:tr>
         <w:tc>
           <w:tcPr>
-            <w:tcW w:w="1777" w:type="dxa"/>
+            <w:tcW w:w="1402" w:type="dxa"/>
           </w:tcPr>
           <w:p>
             <w:pPr>
               <w:pStyle w:val="Body"/>
               <w:ind w:left="0"/>
             </w:pPr>
-            <w:bookmarkStart w:id="53" w:name="_Toc233577713"/>
+            <w:bookmarkStart w:id="48" w:name="_Toc233577713"/>
             <w:r>
               <w:t>Synta</w:t>
             </w:r>
             <w:r>
               <w:t>x</w:t>
             </w:r>
-            <w:bookmarkEnd w:id="53"/>
+            <w:bookmarkEnd w:id="48"/>
           </w:p>
         </w:tc>
         <w:tc>
           <w:tcPr>
-            <w:tcW w:w="5128" w:type="dxa"/>
+            <w:tcW w:w="3933" w:type="dxa"/>
           </w:tcPr>
           <w:p>
             <w:pPr>
               <w:pStyle w:val="Body"/>
               <w:ind w:left="0"/>
             </w:pPr>
-            <w:bookmarkStart w:id="54" w:name="_Toc233577714"/>
+            <w:bookmarkStart w:id="49" w:name="_Toc233577714"/>
             <w:r>
               <w:t>Errorless grammar</w:t>
+            </w:r>
+            <w:bookmarkEnd w:id="49"/>
+          </w:p>
+        </w:tc>
+        <w:tc>
+          <w:tcPr>
+            <w:tcW w:w="5091" w:type="dxa"/>
+          </w:tcPr>
+          <w:p>
+            <w:pPr>
+              <w:pStyle w:val="Body"/>
+              <w:ind w:left="0"/>
+            </w:pPr>
+            <w:bookmarkStart w:id="50" w:name="_Toc233577715"/>
+            <w:r>
+              <w:t>Inconsistent grammar is acceptable</w:t>
+            </w:r>
+            <w:bookmarkEnd w:id="50"/>
+          </w:p>
+        </w:tc>
+      </w:tr>
+      <w:tr>
+        <w:tc>
+          <w:tcPr>
+            <w:tcW w:w="1402" w:type="dxa"/>
+          </w:tcPr>
+          <w:p>
+            <w:pPr>
+              <w:pStyle w:val="Body"/>
+              <w:ind w:left="0"/>
+            </w:pPr>
+            <w:bookmarkStart w:id="51" w:name="_Toc233577716"/>
+            <w:r>
+              <w:t>Emphasis</w:t>
+            </w:r>
+            <w:bookmarkEnd w:id="51"/>
+          </w:p>
+        </w:tc>
+        <w:tc>
+          <w:tcPr>
+            <w:tcW w:w="3933" w:type="dxa"/>
+          </w:tcPr>
+          <w:p>
+            <w:pPr>
+              <w:pStyle w:val="Body"/>
+              <w:ind w:left="0"/>
+            </w:pPr>
+            <w:bookmarkStart w:id="52" w:name="_Toc233577717"/>
+            <w:r>
+              <w:t>Clarity and usability</w:t>
+            </w:r>
+            <w:bookmarkEnd w:id="52"/>
+          </w:p>
+        </w:tc>
+        <w:tc>
+          <w:tcPr>
+            <w:tcW w:w="5091" w:type="dxa"/>
+          </w:tcPr>
+          <w:p>
+            <w:pPr>
+              <w:pStyle w:val="Body"/>
+              <w:ind w:left="0"/>
+            </w:pPr>
+            <w:bookmarkStart w:id="53" w:name="_Toc233577718"/>
+            <w:r>
+              <w:t>Critical thinking, evidence, and argument</w:t>
+            </w:r>
+            <w:bookmarkEnd w:id="53"/>
+          </w:p>
+        </w:tc>
+      </w:tr>
+      <w:tr>
+        <w:tc>
+          <w:tcPr>
+            <w:tcW w:w="1402" w:type="dxa"/>
+          </w:tcPr>
+          <w:p>
+            <w:pPr>
+              <w:pStyle w:val="Body"/>
+              <w:ind w:left="0"/>
+            </w:pPr>
+            <w:bookmarkStart w:id="54" w:name="_Toc233577719"/>
+            <w:r>
+              <w:t>Includes</w:t>
             </w:r>
             <w:bookmarkEnd w:id="54"/>
           </w:p>
         </w:tc>
         <w:tc>
           <w:tcPr>
-            <w:tcW w:w="3407" w:type="dxa"/>
+            <w:tcW w:w="3933" w:type="dxa"/>
           </w:tcPr>
           <w:p>
             <w:pPr>
               <w:pStyle w:val="Body"/>
               <w:ind w:left="0"/>
             </w:pPr>
-            <w:bookmarkStart w:id="55" w:name="_Toc233577715"/>
+            <w:bookmarkStart w:id="55" w:name="_Toc233577720"/>
             <w:r>
-              <w:t>Inconsistent grammar is acceptable</w:t>
+              <w:t>Diagrams, charts, tables, and step-by-step instructions</w:t>
             </w:r>
             <w:bookmarkEnd w:id="55"/>
           </w:p>
         </w:tc>
-      </w:tr>
-      <w:tr>
         <w:tc>
           <w:tcPr>
-            <w:tcW w:w="1777" w:type="dxa"/>
+            <w:tcW w:w="5091" w:type="dxa"/>
           </w:tcPr>
           <w:p>
             <w:pPr>
               <w:pStyle w:val="Body"/>
               <w:ind w:left="0"/>
             </w:pPr>
-            <w:bookmarkStart w:id="56" w:name="_Toc233577716"/>
-            <w:r>
-              <w:t>Emphasis</w:t>
-            </w:r>
-            <w:bookmarkEnd w:id="56"/>
-          </w:p>
-        </w:tc>
-        <w:tc>
-          <w:tcPr>
-            <w:tcW w:w="5128" w:type="dxa"/>
-          </w:tcPr>
-          <w:p>
-            <w:pPr>
-              <w:pStyle w:val="Body"/>
-              <w:ind w:left="0"/>
-            </w:pPr>
-            <w:bookmarkStart w:id="57" w:name="_Toc233577717"/>
-            <w:r>
-              <w:t>Clarity and usability</w:t>
-            </w:r>
-            <w:bookmarkEnd w:id="57"/>
-          </w:p>
-        </w:tc>
-        <w:tc>
-          <w:tcPr>
-            <w:tcW w:w="3407" w:type="dxa"/>
-          </w:tcPr>
-          <w:p>
-            <w:pPr>
-              <w:pStyle w:val="Body"/>
-              <w:ind w:left="0"/>
-            </w:pPr>
-            <w:bookmarkStart w:id="58" w:name="_Toc233577718"/>
-            <w:r>
-              <w:t>Critical thinking, evidence, and argument</w:t>
-            </w:r>
-            <w:bookmarkEnd w:id="58"/>
-          </w:p>
-        </w:tc>
-      </w:tr>
-      <w:tr>
-        <w:tc>
-          <w:tcPr>
-            <w:tcW w:w="1777" w:type="dxa"/>
-          </w:tcPr>
-          <w:p>
-            <w:pPr>
-              <w:pStyle w:val="Body"/>
-              <w:ind w:left="0"/>
-            </w:pPr>
-            <w:bookmarkStart w:id="59" w:name="_Toc233577719"/>
-            <w:r>
-              <w:t>Includes</w:t>
-            </w:r>
-            <w:bookmarkEnd w:id="59"/>
-          </w:p>
-        </w:tc>
-        <w:tc>
-          <w:tcPr>
-            <w:tcW w:w="5128" w:type="dxa"/>
-          </w:tcPr>
-          <w:p>
-            <w:pPr>
-              <w:pStyle w:val="Body"/>
-              <w:ind w:left="0"/>
-            </w:pPr>
-            <w:bookmarkStart w:id="60" w:name="_Toc233577720"/>
-            <w:r>
-              <w:t>Diagrams, charts, tables, and step-by-step instructions</w:t>
-            </w:r>
-            <w:bookmarkEnd w:id="60"/>
-          </w:p>
-        </w:tc>
-        <w:tc>
-          <w:tcPr>
-            <w:tcW w:w="3407" w:type="dxa"/>
-          </w:tcPr>
-          <w:p>
-            <w:pPr>
-              <w:pStyle w:val="Body"/>
-              <w:ind w:left="0"/>
-            </w:pPr>
-            <w:bookmarkStart w:id="61" w:name="_Toc233577721"/>
+            <w:bookmarkStart w:id="56" w:name="_Toc233577721"/>
             <w:r>
               <w:t xml:space="preserve">Citations, references, literature </w:t>
             </w:r>
@@ -2602,57 +2190,57 @@
             <w:r>
               <w:t xml:space="preserve"> and theoretical discussions</w:t>
             </w:r>
-            <w:bookmarkEnd w:id="61"/>
+            <w:bookmarkEnd w:id="56"/>
           </w:p>
         </w:tc>
       </w:tr>
       <w:tr>
         <w:tc>
           <w:tcPr>
-            <w:tcW w:w="1777" w:type="dxa"/>
+            <w:tcW w:w="1402" w:type="dxa"/>
           </w:tcPr>
           <w:p>
             <w:pPr>
               <w:pStyle w:val="Body"/>
               <w:ind w:left="0"/>
             </w:pPr>
-            <w:bookmarkStart w:id="62" w:name="_Toc233577722"/>
+            <w:bookmarkStart w:id="57" w:name="_Toc233577722"/>
             <w:r>
               <w:t>Example</w:t>
             </w:r>
-            <w:bookmarkEnd w:id="62"/>
+            <w:bookmarkEnd w:id="57"/>
           </w:p>
         </w:tc>
         <w:tc>
           <w:tcPr>
-            <w:tcW w:w="5128" w:type="dxa"/>
+            <w:tcW w:w="3933" w:type="dxa"/>
           </w:tcPr>
           <w:p>
             <w:pPr>
               <w:pStyle w:val="Body"/>
               <w:ind w:left="0"/>
             </w:pPr>
-            <w:bookmarkStart w:id="63" w:name="_Toc233577723"/>
+            <w:bookmarkStart w:id="58" w:name="_Toc233577723"/>
             <w:r>
               <w:t>Manuals, reports, proposals, user guides, and documentation</w:t>
             </w:r>
-            <w:bookmarkEnd w:id="63"/>
+            <w:bookmarkEnd w:id="58"/>
           </w:p>
         </w:tc>
         <w:tc>
           <w:tcPr>
-            <w:tcW w:w="3407" w:type="dxa"/>
+            <w:tcW w:w="5091" w:type="dxa"/>
           </w:tcPr>
           <w:p>
             <w:pPr>
               <w:pStyle w:val="Body"/>
               <w:ind w:left="0"/>
             </w:pPr>
-            <w:bookmarkStart w:id="64" w:name="_Toc233577724"/>
+            <w:bookmarkStart w:id="59" w:name="_Toc233577724"/>
             <w:r>
               <w:t>Essays, research papers, dissertations, and journal articles</w:t>
             </w:r>
-            <w:bookmarkEnd w:id="64"/>
+            <w:bookmarkEnd w:id="59"/>
           </w:p>
         </w:tc>
       </w:tr>

--- a/CSC379-Technical-Writing/Assignment/1-tw.docx
+++ b/CSC379-Technical-Writing/Assignment/1-tw.docx
@@ -47,7 +47,7 @@
           <w:kern w:val="2"/>
           <w:sz w:val="24"/>
           <w:szCs w:val="24"/>
-          <w:lang w:val="en-US"/>
+          <w:lang w:eastAsia="en-GB"/>
           <w14:ligatures w14:val="standardContextual"/>
         </w:rPr>
       </w:pPr>
@@ -75,7 +75,7 @@
         </w:rPr>
         <w:fldChar w:fldCharType="separate"/>
       </w:r>
-      <w:hyperlink w:anchor="_Toc233579466" w:history="1">
+      <w:hyperlink w:anchor="_Toc233700703" w:history="1">
         <w:r>
           <w:rPr>
             <w:rStyle w:val="Hyperlink"/>
@@ -90,7 +90,7 @@
             <w:kern w:val="2"/>
             <w:sz w:val="24"/>
             <w:szCs w:val="24"/>
-            <w:lang w:val="en-US"/>
+            <w:lang w:eastAsia="en-GB"/>
             <w14:ligatures w14:val="standardContextual"/>
           </w:rPr>
           <w:tab/>
@@ -121,7 +121,7 @@
             <w:noProof/>
             <w:webHidden/>
           </w:rPr>
-          <w:instrText xml:space="preserve"> PAGEREF _Toc233579466 \h </w:instrText>
+          <w:instrText xml:space="preserve"> PAGEREF _Toc233700703 \h </w:instrText>
         </w:r>
         <w:r>
           <w:rPr>
@@ -165,11 +165,11 @@
           <w:kern w:val="2"/>
           <w:sz w:val="24"/>
           <w:szCs w:val="24"/>
-          <w:lang w:val="en-US"/>
+          <w:lang w:eastAsia="en-GB"/>
           <w14:ligatures w14:val="standardContextual"/>
         </w:rPr>
       </w:pPr>
-      <w:hyperlink w:anchor="_Toc233579467" w:history="1">
+      <w:hyperlink w:anchor="_Toc233700704" w:history="1">
         <w:r>
           <w:rPr>
             <w:rStyle w:val="Hyperlink"/>
@@ -184,7 +184,7 @@
             <w:kern w:val="2"/>
             <w:sz w:val="24"/>
             <w:szCs w:val="24"/>
-            <w:lang w:val="en-US"/>
+            <w:lang w:eastAsia="en-GB"/>
             <w14:ligatures w14:val="standardContextual"/>
           </w:rPr>
           <w:tab/>
@@ -215,7 +215,7 @@
             <w:noProof/>
             <w:webHidden/>
           </w:rPr>
-          <w:instrText xml:space="preserve"> PAGEREF _Toc233579467 \h </w:instrText>
+          <w:instrText xml:space="preserve"> PAGEREF _Toc233700704 \h </w:instrText>
         </w:r>
         <w:r>
           <w:rPr>
@@ -256,9 +256,10 @@
         <w:rPr>
           <w:rFonts w:eastAsiaTheme="minorEastAsia"/>
           <w:noProof/>
+          <w:lang w:val="en-GB" w:eastAsia="en-GB"/>
         </w:rPr>
       </w:pPr>
-      <w:hyperlink w:anchor="_Toc233579468" w:history="1">
+      <w:hyperlink w:anchor="_Toc233700705" w:history="1">
         <w:r>
           <w:rPr>
             <w:rStyle w:val="Hyperlink"/>
@@ -270,6 +271,7 @@
           <w:rPr>
             <w:rFonts w:eastAsiaTheme="minorEastAsia"/>
             <w:noProof/>
+            <w:lang w:val="en-GB" w:eastAsia="en-GB"/>
           </w:rPr>
           <w:tab/>
         </w:r>
@@ -299,7 +301,7 @@
             <w:noProof/>
             <w:webHidden/>
           </w:rPr>
-          <w:instrText xml:space="preserve"> PAGEREF _Toc233579468 \h </w:instrText>
+          <w:instrText xml:space="preserve"> PAGEREF _Toc233700705 \h </w:instrText>
         </w:r>
         <w:r>
           <w:rPr>
@@ -340,9 +342,10 @@
         <w:rPr>
           <w:rFonts w:eastAsiaTheme="minorEastAsia"/>
           <w:noProof/>
+          <w:lang w:val="en-GB" w:eastAsia="en-GB"/>
         </w:rPr>
       </w:pPr>
-      <w:hyperlink w:anchor="_Toc233579469" w:history="1">
+      <w:hyperlink w:anchor="_Toc233700706" w:history="1">
         <w:r>
           <w:rPr>
             <w:rStyle w:val="Hyperlink"/>
@@ -354,6 +357,7 @@
           <w:rPr>
             <w:rFonts w:eastAsiaTheme="minorEastAsia"/>
             <w:noProof/>
+            <w:lang w:val="en-GB" w:eastAsia="en-GB"/>
           </w:rPr>
           <w:tab/>
         </w:r>
@@ -383,7 +387,7 @@
             <w:noProof/>
             <w:webHidden/>
           </w:rPr>
-          <w:instrText xml:space="preserve"> PAGEREF _Toc233579469 \h </w:instrText>
+          <w:instrText xml:space="preserve"> PAGEREF _Toc233700706 \h </w:instrText>
         </w:r>
         <w:r>
           <w:rPr>
@@ -424,9 +428,10 @@
         <w:rPr>
           <w:rFonts w:eastAsiaTheme="minorEastAsia"/>
           <w:noProof/>
+          <w:lang w:val="en-GB" w:eastAsia="en-GB"/>
         </w:rPr>
       </w:pPr>
-      <w:hyperlink w:anchor="_Toc233579470" w:history="1">
+      <w:hyperlink w:anchor="_Toc233700707" w:history="1">
         <w:r>
           <w:rPr>
             <w:rStyle w:val="Hyperlink"/>
@@ -438,6 +443,7 @@
           <w:rPr>
             <w:rFonts w:eastAsiaTheme="minorEastAsia"/>
             <w:noProof/>
+            <w:lang w:val="en-GB" w:eastAsia="en-GB"/>
           </w:rPr>
           <w:tab/>
         </w:r>
@@ -467,7 +473,7 @@
             <w:noProof/>
             <w:webHidden/>
           </w:rPr>
-          <w:instrText xml:space="preserve"> PAGEREF _Toc233579470 \h </w:instrText>
+          <w:instrText xml:space="preserve"> PAGEREF _Toc233700707 \h </w:instrText>
         </w:r>
         <w:r>
           <w:rPr>
@@ -508,9 +514,10 @@
         <w:rPr>
           <w:rFonts w:eastAsiaTheme="minorEastAsia"/>
           <w:noProof/>
+          <w:lang w:val="en-GB" w:eastAsia="en-GB"/>
         </w:rPr>
       </w:pPr>
-      <w:hyperlink w:anchor="_Toc233579471" w:history="1">
+      <w:hyperlink w:anchor="_Toc233700708" w:history="1">
         <w:r>
           <w:rPr>
             <w:rStyle w:val="Hyperlink"/>
@@ -522,6 +529,7 @@
           <w:rPr>
             <w:rFonts w:eastAsiaTheme="minorEastAsia"/>
             <w:noProof/>
+            <w:lang w:val="en-GB" w:eastAsia="en-GB"/>
           </w:rPr>
           <w:tab/>
         </w:r>
@@ -551,7 +559,7 @@
             <w:noProof/>
             <w:webHidden/>
           </w:rPr>
-          <w:instrText xml:space="preserve"> PAGEREF _Toc233579471 \h </w:instrText>
+          <w:instrText xml:space="preserve"> PAGEREF _Toc233700708 \h </w:instrText>
         </w:r>
         <w:r>
           <w:rPr>
@@ -592,9 +600,10 @@
         <w:rPr>
           <w:rFonts w:eastAsiaTheme="minorEastAsia"/>
           <w:noProof/>
+          <w:lang w:val="en-GB" w:eastAsia="en-GB"/>
         </w:rPr>
       </w:pPr>
-      <w:hyperlink w:anchor="_Toc233579472" w:history="1">
+      <w:hyperlink w:anchor="_Toc233700709" w:history="1">
         <w:r>
           <w:rPr>
             <w:rStyle w:val="Hyperlink"/>
@@ -606,6 +615,7 @@
           <w:rPr>
             <w:rFonts w:eastAsiaTheme="minorEastAsia"/>
             <w:noProof/>
+            <w:lang w:val="en-GB" w:eastAsia="en-GB"/>
           </w:rPr>
           <w:tab/>
         </w:r>
@@ -635,7 +645,77 @@
             <w:noProof/>
             <w:webHidden/>
           </w:rPr>
-          <w:instrText xml:space="preserve"> PAGEREF _Toc233579472 \h </w:instrText>
+          <w:instrText xml:space="preserve"> PAGEREF _Toc233700709 \h </w:instrText>
+        </w:r>
+        <w:r>
+          <w:rPr>
+            <w:noProof/>
+            <w:webHidden/>
+          </w:rPr>
+        </w:r>
+        <w:r>
+          <w:rPr>
+            <w:noProof/>
+            <w:webHidden/>
+          </w:rPr>
+          <w:fldChar w:fldCharType="separate"/>
+        </w:r>
+        <w:r>
+          <w:rPr>
+            <w:noProof/>
+            <w:webHidden/>
+          </w:rPr>
+          <w:t>3</w:t>
+        </w:r>
+        <w:r>
+          <w:rPr>
+            <w:noProof/>
+            <w:webHidden/>
+          </w:rPr>
+          <w:fldChar w:fldCharType="end"/>
+        </w:r>
+      </w:hyperlink>
+    </w:p>
+    <w:p>
+      <w:pPr>
+        <w:pStyle w:val="TOC2"/>
+        <w:tabs>
+          <w:tab w:val="right" w:leader="dot" w:pos="11032"/>
+        </w:tabs>
+        <w:rPr>
+          <w:rFonts w:eastAsiaTheme="minorEastAsia"/>
+          <w:noProof/>
+          <w:lang w:val="en-GB" w:eastAsia="en-GB"/>
+        </w:rPr>
+      </w:pPr>
+      <w:hyperlink w:anchor="_Toc233700710" w:history="1">
+        <w:r>
+          <w:rPr>
+            <w:rStyle w:val="Hyperlink"/>
+            <w:noProof/>
+          </w:rPr>
+          <w:t>Special features:</w:t>
+        </w:r>
+        <w:r>
+          <w:rPr>
+            <w:noProof/>
+            <w:webHidden/>
+          </w:rPr>
+          <w:tab/>
+        </w:r>
+        <w:r>
+          <w:rPr>
+            <w:noProof/>
+            <w:webHidden/>
+          </w:rPr>
+          <w:fldChar w:fldCharType="begin"/>
+        </w:r>
+        <w:r>
+          <w:rPr>
+            <w:noProof/>
+            <w:webHidden/>
+          </w:rPr>
+          <w:instrText xml:space="preserve"> PAGEREF _Toc233700710 \h </w:instrText>
         </w:r>
         <w:r>
           <w:rPr>
@@ -679,11 +759,11 @@
           <w:kern w:val="2"/>
           <w:sz w:val="24"/>
           <w:szCs w:val="24"/>
-          <w:lang w:val="en-US"/>
+          <w:lang w:eastAsia="en-GB"/>
           <w14:ligatures w14:val="standardContextual"/>
         </w:rPr>
       </w:pPr>
-      <w:hyperlink w:anchor="_Toc233579473" w:history="1">
+      <w:hyperlink w:anchor="_Toc233700711" w:history="1">
         <w:r>
           <w:rPr>
             <w:rStyle w:val="Hyperlink"/>
@@ -698,7 +778,7 @@
             <w:kern w:val="2"/>
             <w:sz w:val="24"/>
             <w:szCs w:val="24"/>
-            <w:lang w:val="en-US"/>
+            <w:lang w:eastAsia="en-GB"/>
             <w14:ligatures w14:val="standardContextual"/>
           </w:rPr>
           <w:tab/>
@@ -729,7 +809,7 @@
             <w:noProof/>
             <w:webHidden/>
           </w:rPr>
-          <w:instrText xml:space="preserve"> PAGEREF _Toc233579473 \h </w:instrText>
+          <w:instrText xml:space="preserve"> PAGEREF _Toc233700711 \h </w:instrText>
         </w:r>
         <w:r>
           <w:rPr>
@@ -796,7 +876,7 @@
         <w:spacing w:after="0" w:line="360" w:lineRule="auto"/>
       </w:pPr>
       <w:bookmarkStart w:id="0" w:name="_Toc233577673"/>
-      <w:bookmarkStart w:id="1" w:name="_Toc233579466"/>
+      <w:bookmarkStart w:id="1" w:name="_Toc233700703"/>
       <w:r>
         <w:lastRenderedPageBreak/>
         <w:t xml:space="preserve">What is </w:t>
@@ -814,10 +894,8 @@
       <w:pPr>
         <w:pStyle w:val="Body"/>
         <w:spacing w:after="0"/>
-      </w:pPr>
-      <w:r>
-        <w:tab/>
-      </w:r>
+        <w:ind w:firstLine="720"/>
+      </w:pPr>
       <w:bookmarkStart w:id="2" w:name="_Toc233577674"/>
       <w:r>
         <w:t>Technical Writing is defined as a genre of writing used by technicians</w:t>
@@ -847,7 +925,10 @@
         <w:t>developers,</w:t>
       </w:r>
       <w:r>
-        <w:t xml:space="preserve"> and doctors</w:t>
+        <w:t xml:space="preserve"> doctors</w:t>
+      </w:r>
+      <w:r>
+        <w:t>, and chefs</w:t>
       </w:r>
       <w:r>
         <w:t xml:space="preserve"> to explain specialized</w:t>
@@ -931,7 +1012,10 @@
         <w:t xml:space="preserve"> </w:t>
       </w:r>
       <w:r>
-        <w:t>kitchen,</w:t>
+        <w:t>kitchens</w:t>
+      </w:r>
+      <w:r>
+        <w:t>,</w:t>
       </w:r>
       <w:r>
         <w:t xml:space="preserve"> hospitals</w:t>
@@ -1043,7 +1127,7 @@
         <w:spacing w:after="0" w:line="360" w:lineRule="auto"/>
       </w:pPr>
       <w:bookmarkStart w:id="3" w:name="_Toc233577675"/>
-      <w:bookmarkStart w:id="4" w:name="_Toc233579467"/>
+      <w:bookmarkStart w:id="4" w:name="_Toc233700704"/>
       <w:r>
         <w:t>What are the features of Technical Writing?</w:t>
       </w:r>
@@ -1066,17 +1150,11 @@
     </w:p>
     <w:p>
       <w:pPr>
-        <w:pStyle w:val="Body"/>
-        <w:spacing w:after="0"/>
-      </w:pPr>
-    </w:p>
-    <w:p>
-      <w:pPr>
         <w:pStyle w:val="Head1"/>
         <w:spacing w:after="0"/>
       </w:pPr>
       <w:bookmarkStart w:id="6" w:name="_Toc233577677"/>
-      <w:bookmarkStart w:id="7" w:name="_Toc233579468"/>
+      <w:bookmarkStart w:id="7" w:name="_Toc233700705"/>
       <w:r>
         <w:t>Subject:</w:t>
       </w:r>
@@ -1111,10 +1189,13 @@
         <w:t xml:space="preserve"> </w:t>
       </w:r>
       <w:r>
-        <w:t xml:space="preserve">It should be based on technology </w:t>
-      </w:r>
-      <w:r>
-        <w:t>,factual, accurate</w:t>
+        <w:t xml:space="preserve">It should be based on </w:t>
+      </w:r>
+      <w:r>
+        <w:t>technology, factual</w:t>
+      </w:r>
+      <w:r>
+        <w:t>, accurate</w:t>
       </w:r>
       <w:r>
         <w:t>, objective, and</w:t>
@@ -1146,7 +1227,7 @@
         <w:spacing w:after="0"/>
       </w:pPr>
       <w:bookmarkStart w:id="10" w:name="_Toc233577680"/>
-      <w:bookmarkStart w:id="11" w:name="_Toc233579469"/>
+      <w:bookmarkStart w:id="11" w:name="_Toc233700706"/>
       <w:r>
         <w:t>Audience:</w:t>
       </w:r>
@@ -1226,7 +1307,7 @@
         <w:spacing w:after="0"/>
       </w:pPr>
       <w:bookmarkStart w:id="13" w:name="_Toc233577682"/>
-      <w:bookmarkStart w:id="14" w:name="_Toc233579470"/>
+      <w:bookmarkStart w:id="14" w:name="_Toc233700707"/>
       <w:r>
         <w:t>Organization</w:t>
       </w:r>
@@ -1321,7 +1402,7 @@
         <w:spacing w:after="0"/>
       </w:pPr>
       <w:bookmarkStart w:id="16" w:name="_Toc233577684"/>
-      <w:bookmarkStart w:id="17" w:name="_Toc233579471"/>
+      <w:bookmarkStart w:id="17" w:name="_Toc233700708"/>
       <w:r>
         <w:t>Style</w:t>
       </w:r>
@@ -1338,7 +1419,6 @@
         <w:ind w:left="1440"/>
       </w:pPr>
       <w:r>
-        <w:lastRenderedPageBreak/>
         <w:tab/>
       </w:r>
       <w:bookmarkStart w:id="18" w:name="_Toc233577685"/>
@@ -1373,13 +1453,13 @@
         <w:t>grammatical</w:t>
       </w:r>
       <w:r>
-        <w:t xml:space="preserve"> patterns</w:t>
-      </w:r>
-      <w:r>
         <w:t xml:space="preserve"> </w:t>
       </w:r>
       <w:r>
-        <w:t xml:space="preserve">,suitable </w:t>
+        <w:t>patterns, suitable</w:t>
+      </w:r>
+      <w:r>
+        <w:t xml:space="preserve"> </w:t>
       </w:r>
       <w:r>
         <w:t>document</w:t>
@@ -1420,7 +1500,7 @@
         <w:spacing w:after="0"/>
       </w:pPr>
       <w:bookmarkStart w:id="19" w:name="_Toc233577686"/>
-      <w:bookmarkStart w:id="20" w:name="_Toc233579472"/>
+      <w:bookmarkStart w:id="20" w:name="_Toc233700709"/>
       <w:r>
         <w:t>Tone</w:t>
       </w:r>
@@ -1456,10 +1536,10 @@
         <w:t xml:space="preserve">objective, </w:t>
       </w:r>
       <w:r>
-        <w:t xml:space="preserve">professional </w:t>
-      </w:r>
-      <w:r>
-        <w:t>,courteous and f</w:t>
+        <w:t>professional, courteous,</w:t>
+      </w:r>
+      <w:r>
+        <w:t xml:space="preserve"> and f</w:t>
       </w:r>
       <w:r>
         <w:t>actual</w:t>
@@ -1480,13 +1560,28 @@
     </w:p>
     <w:p>
       <w:pPr>
+        <w:pStyle w:val="Head1"/>
+        <w:numPr>
+          <w:ilvl w:val="0"/>
+          <w:numId w:val="0"/>
+        </w:numPr>
+        <w:ind w:firstLine="720"/>
+      </w:pPr>
+      <w:bookmarkStart w:id="22" w:name="_Toc233700710"/>
+      <w:r>
+        <w:t>Special features:</w:t>
+      </w:r>
+      <w:bookmarkEnd w:id="22"/>
+    </w:p>
+    <w:p>
+      <w:pPr>
         <w:pStyle w:val="Body"/>
         <w:spacing w:after="0"/>
       </w:pPr>
       <w:r>
         <w:tab/>
       </w:r>
-      <w:bookmarkStart w:id="22" w:name="_Toc233577688"/>
+      <w:bookmarkStart w:id="23" w:name="_Toc233577688"/>
       <w:r>
         <w:t xml:space="preserve">The special features of Technical Writing </w:t>
       </w:r>
@@ -1544,7 +1639,7 @@
       <w:r>
         <w:t>:</w:t>
       </w:r>
-      <w:bookmarkEnd w:id="22"/>
+      <w:bookmarkEnd w:id="23"/>
     </w:p>
     <w:p>
       <w:pPr>
@@ -1555,11 +1650,11 @@
         </w:numPr>
         <w:spacing w:after="0"/>
       </w:pPr>
-      <w:bookmarkStart w:id="23" w:name="_Toc233577689"/>
+      <w:bookmarkStart w:id="24" w:name="_Toc233577689"/>
       <w:r>
         <w:t>Bold Face</w:t>
       </w:r>
-      <w:bookmarkEnd w:id="23"/>
+      <w:bookmarkEnd w:id="24"/>
     </w:p>
     <w:p>
       <w:pPr>
@@ -1570,11 +1665,11 @@
         </w:numPr>
         <w:spacing w:after="0"/>
       </w:pPr>
-      <w:bookmarkStart w:id="24" w:name="_Toc233577690"/>
+      <w:bookmarkStart w:id="25" w:name="_Toc233577690"/>
       <w:r>
         <w:t>Italics</w:t>
       </w:r>
-      <w:bookmarkEnd w:id="24"/>
+      <w:bookmarkEnd w:id="25"/>
     </w:p>
     <w:p>
       <w:pPr>
@@ -1585,11 +1680,11 @@
         </w:numPr>
         <w:spacing w:after="0"/>
       </w:pPr>
-      <w:bookmarkStart w:id="25" w:name="_Toc233577691"/>
+      <w:bookmarkStart w:id="26" w:name="_Toc233577691"/>
       <w:r>
         <w:t>Capital Letters</w:t>
       </w:r>
-      <w:bookmarkEnd w:id="25"/>
+      <w:bookmarkEnd w:id="26"/>
     </w:p>
     <w:p>
       <w:pPr>
@@ -1600,11 +1695,11 @@
         </w:numPr>
         <w:spacing w:after="0"/>
       </w:pPr>
-      <w:bookmarkStart w:id="26" w:name="_Toc233577692"/>
+      <w:bookmarkStart w:id="27" w:name="_Toc233577692"/>
       <w:r>
         <w:t>Colons</w:t>
       </w:r>
-      <w:bookmarkEnd w:id="26"/>
+      <w:bookmarkEnd w:id="27"/>
     </w:p>
     <w:p>
       <w:pPr>
@@ -1615,11 +1710,11 @@
         </w:numPr>
         <w:spacing w:after="0"/>
       </w:pPr>
-      <w:bookmarkStart w:id="27" w:name="_Toc233577693"/>
+      <w:bookmarkStart w:id="28" w:name="_Toc233577693"/>
       <w:r>
         <w:t>Underline</w:t>
       </w:r>
-      <w:bookmarkEnd w:id="27"/>
+      <w:bookmarkEnd w:id="28"/>
     </w:p>
     <w:p>
       <w:pPr>
@@ -1639,8 +1734,8 @@
         <w:pStyle w:val="Question"/>
         <w:spacing w:after="0" w:line="360" w:lineRule="auto"/>
       </w:pPr>
-      <w:bookmarkStart w:id="28" w:name="_Toc233577694"/>
-      <w:bookmarkStart w:id="29" w:name="_Toc233579473"/>
+      <w:bookmarkStart w:id="29" w:name="_Toc233577694"/>
+      <w:bookmarkStart w:id="30" w:name="_Toc233700711"/>
       <w:r>
         <w:lastRenderedPageBreak/>
         <w:t>Differentiate</w:t>
@@ -1660,25 +1755,25 @@
       <w:r>
         <w:t xml:space="preserve"> and Academic Writing.</w:t>
       </w:r>
-      <w:bookmarkEnd w:id="28"/>
       <w:bookmarkEnd w:id="29"/>
+      <w:bookmarkEnd w:id="30"/>
     </w:p>
     <w:tbl>
       <w:tblPr>
         <w:tblStyle w:val="TableGrid"/>
-        <w:tblW w:w="10426" w:type="dxa"/>
+        <w:tblW w:w="10425" w:type="dxa"/>
         <w:tblInd w:w="720" w:type="dxa"/>
         <w:tblLook w:val="04A0" w:firstRow="1" w:lastRow="0" w:firstColumn="1" w:lastColumn="0" w:noHBand="0" w:noVBand="1"/>
       </w:tblPr>
       <w:tblGrid>
-        <w:gridCol w:w="1402"/>
-        <w:gridCol w:w="3933"/>
-        <w:gridCol w:w="5091"/>
+        <w:gridCol w:w="1374"/>
+        <w:gridCol w:w="3976"/>
+        <w:gridCol w:w="5075"/>
       </w:tblGrid>
       <w:tr>
         <w:tc>
           <w:tcPr>
-            <w:tcW w:w="1402" w:type="dxa"/>
+            <w:tcW w:w="1374" w:type="dxa"/>
           </w:tcPr>
           <w:p>
             <w:pPr>
@@ -1689,7 +1784,7 @@
                 <w:bCs w:val="0"/>
               </w:rPr>
             </w:pPr>
-            <w:bookmarkStart w:id="30" w:name="_Toc233577695"/>
+            <w:bookmarkStart w:id="31" w:name="_Toc233577695"/>
             <w:r>
               <w:rPr>
                 <w:b/>
@@ -1697,12 +1792,12 @@
               </w:rPr>
               <w:t>Aspect</w:t>
             </w:r>
-            <w:bookmarkEnd w:id="30"/>
+            <w:bookmarkEnd w:id="31"/>
           </w:p>
         </w:tc>
         <w:tc>
           <w:tcPr>
-            <w:tcW w:w="3933" w:type="dxa"/>
+            <w:tcW w:w="3976" w:type="dxa"/>
           </w:tcPr>
           <w:p>
             <w:pPr>
@@ -1713,7 +1808,7 @@
                 <w:bCs w:val="0"/>
               </w:rPr>
             </w:pPr>
-            <w:bookmarkStart w:id="31" w:name="_Toc233577696"/>
+            <w:bookmarkStart w:id="32" w:name="_Toc233577696"/>
             <w:r>
               <w:rPr>
                 <w:b/>
@@ -1721,12 +1816,12 @@
               </w:rPr>
               <w:t>Technical Writing</w:t>
             </w:r>
-            <w:bookmarkEnd w:id="31"/>
+            <w:bookmarkEnd w:id="32"/>
           </w:p>
         </w:tc>
         <w:tc>
           <w:tcPr>
-            <w:tcW w:w="5091" w:type="dxa"/>
+            <w:tcW w:w="5075" w:type="dxa"/>
           </w:tcPr>
           <w:p>
             <w:pPr>
@@ -1737,7 +1832,7 @@
                 <w:bCs w:val="0"/>
               </w:rPr>
             </w:pPr>
-            <w:bookmarkStart w:id="32" w:name="_Toc233577697"/>
+            <w:bookmarkStart w:id="33" w:name="_Toc233577697"/>
             <w:r>
               <w:rPr>
                 <w:b/>
@@ -1745,87 +1840,87 @@
               </w:rPr>
               <w:t>Academic Writing</w:t>
             </w:r>
-            <w:bookmarkEnd w:id="32"/>
+            <w:bookmarkEnd w:id="33"/>
           </w:p>
         </w:tc>
       </w:tr>
       <w:tr>
         <w:tc>
           <w:tcPr>
-            <w:tcW w:w="1402" w:type="dxa"/>
+            <w:tcW w:w="1374" w:type="dxa"/>
           </w:tcPr>
           <w:p>
             <w:pPr>
               <w:pStyle w:val="Body"/>
               <w:ind w:left="0"/>
             </w:pPr>
-            <w:bookmarkStart w:id="33" w:name="_Toc233577698"/>
+            <w:bookmarkStart w:id="34" w:name="_Toc233577698"/>
             <w:r>
               <w:t>Purpose</w:t>
             </w:r>
-            <w:bookmarkEnd w:id="33"/>
+            <w:bookmarkEnd w:id="34"/>
           </w:p>
         </w:tc>
         <w:tc>
           <w:tcPr>
-            <w:tcW w:w="3933" w:type="dxa"/>
+            <w:tcW w:w="3976" w:type="dxa"/>
           </w:tcPr>
           <w:p>
             <w:pPr>
               <w:pStyle w:val="Body"/>
               <w:ind w:left="0"/>
             </w:pPr>
-            <w:bookmarkStart w:id="34" w:name="_Toc233577699"/>
+            <w:bookmarkStart w:id="35" w:name="_Toc233577699"/>
             <w:r>
               <w:t>Instruct, explain, or help users perform tasks</w:t>
             </w:r>
-            <w:bookmarkEnd w:id="34"/>
+            <w:bookmarkEnd w:id="35"/>
           </w:p>
         </w:tc>
         <w:tc>
           <w:tcPr>
-            <w:tcW w:w="5091" w:type="dxa"/>
+            <w:tcW w:w="5075" w:type="dxa"/>
           </w:tcPr>
           <w:p>
             <w:pPr>
               <w:pStyle w:val="Body"/>
               <w:ind w:left="0"/>
             </w:pPr>
-            <w:bookmarkStart w:id="35" w:name="_Toc233577700"/>
+            <w:bookmarkStart w:id="36" w:name="_Toc233577700"/>
             <w:r>
               <w:t>Analyze, argue, interpret, or educate</w:t>
             </w:r>
-            <w:bookmarkEnd w:id="35"/>
+            <w:bookmarkEnd w:id="36"/>
           </w:p>
         </w:tc>
       </w:tr>
       <w:tr>
         <w:tc>
           <w:tcPr>
-            <w:tcW w:w="1402" w:type="dxa"/>
+            <w:tcW w:w="1374" w:type="dxa"/>
           </w:tcPr>
           <w:p>
             <w:pPr>
               <w:pStyle w:val="Body"/>
               <w:ind w:left="0"/>
             </w:pPr>
-            <w:bookmarkStart w:id="36" w:name="_Toc233577701"/>
+            <w:bookmarkStart w:id="37" w:name="_Toc233577701"/>
             <w:r>
               <w:t>Writer</w:t>
             </w:r>
-            <w:bookmarkEnd w:id="36"/>
+            <w:bookmarkEnd w:id="37"/>
           </w:p>
         </w:tc>
         <w:tc>
           <w:tcPr>
-            <w:tcW w:w="3933" w:type="dxa"/>
+            <w:tcW w:w="3976" w:type="dxa"/>
           </w:tcPr>
           <w:p>
             <w:pPr>
               <w:pStyle w:val="Body"/>
               <w:ind w:left="0"/>
             </w:pPr>
-            <w:bookmarkStart w:id="37" w:name="_Toc233577702"/>
+            <w:bookmarkStart w:id="38" w:name="_Toc233577702"/>
             <w:r>
               <w:t>Written by technician</w:t>
             </w:r>
@@ -1835,19 +1930,19 @@
             <w:r>
               <w:t xml:space="preserve"> with expert knowledge</w:t>
             </w:r>
-            <w:bookmarkEnd w:id="37"/>
+            <w:bookmarkEnd w:id="38"/>
           </w:p>
         </w:tc>
         <w:tc>
           <w:tcPr>
-            <w:tcW w:w="5091" w:type="dxa"/>
+            <w:tcW w:w="5075" w:type="dxa"/>
           </w:tcPr>
           <w:p>
             <w:pPr>
               <w:pStyle w:val="Body"/>
               <w:ind w:left="0"/>
             </w:pPr>
-            <w:bookmarkStart w:id="38" w:name="_Toc233577703"/>
+            <w:bookmarkStart w:id="39" w:name="_Toc233577703"/>
             <w:r>
               <w:t xml:space="preserve">Written by </w:t>
             </w:r>
@@ -1857,56 +1952,56 @@
             <w:r>
               <w:t xml:space="preserve"> with reader’s knowledge</w:t>
             </w:r>
-            <w:bookmarkEnd w:id="38"/>
+            <w:bookmarkEnd w:id="39"/>
           </w:p>
         </w:tc>
       </w:tr>
       <w:tr>
         <w:tc>
           <w:tcPr>
-            <w:tcW w:w="1402" w:type="dxa"/>
+            <w:tcW w:w="1374" w:type="dxa"/>
           </w:tcPr>
           <w:p>
             <w:pPr>
               <w:pStyle w:val="Body"/>
               <w:ind w:left="0"/>
             </w:pPr>
-            <w:bookmarkStart w:id="39" w:name="_Toc233577704"/>
+            <w:bookmarkStart w:id="40" w:name="_Toc233577704"/>
             <w:r>
               <w:t>Format</w:t>
             </w:r>
-            <w:bookmarkEnd w:id="39"/>
+            <w:bookmarkEnd w:id="40"/>
           </w:p>
         </w:tc>
         <w:tc>
           <w:tcPr>
-            <w:tcW w:w="3933" w:type="dxa"/>
+            <w:tcW w:w="3976" w:type="dxa"/>
           </w:tcPr>
           <w:p>
             <w:pPr>
               <w:pStyle w:val="Body"/>
               <w:ind w:left="0"/>
             </w:pPr>
-            <w:bookmarkStart w:id="40" w:name="_Toc233577705"/>
+            <w:bookmarkStart w:id="41" w:name="_Toc233577705"/>
             <w:r>
               <w:t>Universal,</w:t>
             </w:r>
             <w:r>
               <w:t xml:space="preserve"> structured, direct, concise</w:t>
             </w:r>
-            <w:bookmarkEnd w:id="40"/>
+            <w:bookmarkEnd w:id="41"/>
           </w:p>
         </w:tc>
         <w:tc>
           <w:tcPr>
-            <w:tcW w:w="5091" w:type="dxa"/>
+            <w:tcW w:w="5075" w:type="dxa"/>
           </w:tcPr>
           <w:p>
             <w:pPr>
               <w:pStyle w:val="Body"/>
               <w:ind w:left="0"/>
             </w:pPr>
-            <w:bookmarkStart w:id="41" w:name="_Toc233577706"/>
+            <w:bookmarkStart w:id="42" w:name="_Toc233577706"/>
             <w:r>
               <w:t>F</w:t>
             </w:r>
@@ -1916,56 +2011,56 @@
             <w:r>
               <w:t>, analytical, scholarly language</w:t>
             </w:r>
-            <w:bookmarkEnd w:id="41"/>
+            <w:bookmarkEnd w:id="42"/>
           </w:p>
         </w:tc>
       </w:tr>
       <w:tr>
         <w:tc>
           <w:tcPr>
-            <w:tcW w:w="1402" w:type="dxa"/>
+            <w:tcW w:w="1374" w:type="dxa"/>
           </w:tcPr>
           <w:p>
             <w:pPr>
               <w:pStyle w:val="Body"/>
               <w:ind w:left="0"/>
             </w:pPr>
-            <w:bookmarkStart w:id="42" w:name="_Toc233577707"/>
+            <w:bookmarkStart w:id="43" w:name="_Toc233577707"/>
             <w:r>
               <w:t>Audience</w:t>
             </w:r>
-            <w:bookmarkEnd w:id="42"/>
+            <w:bookmarkEnd w:id="43"/>
           </w:p>
         </w:tc>
         <w:tc>
           <w:tcPr>
-            <w:tcW w:w="3933" w:type="dxa"/>
+            <w:tcW w:w="3976" w:type="dxa"/>
           </w:tcPr>
           <w:p>
             <w:pPr>
               <w:pStyle w:val="Body"/>
               <w:ind w:left="0"/>
             </w:pPr>
-            <w:bookmarkStart w:id="43" w:name="_Toc233577708"/>
+            <w:bookmarkStart w:id="44" w:name="_Toc233577708"/>
             <w:r>
               <w:t>Specific</w:t>
             </w:r>
             <w:r>
               <w:t xml:space="preserve"> like professionals, customers</w:t>
             </w:r>
-            <w:bookmarkEnd w:id="43"/>
+            <w:bookmarkEnd w:id="44"/>
           </w:p>
         </w:tc>
         <w:tc>
           <w:tcPr>
-            <w:tcW w:w="5091" w:type="dxa"/>
+            <w:tcW w:w="5075" w:type="dxa"/>
           </w:tcPr>
           <w:p>
             <w:pPr>
               <w:pStyle w:val="Body"/>
               <w:ind w:left="0"/>
             </w:pPr>
-            <w:bookmarkStart w:id="44" w:name="_Toc233577709"/>
+            <w:bookmarkStart w:id="45" w:name="_Toc233577709"/>
             <w:r>
               <w:t>All</w:t>
             </w:r>
@@ -1975,37 +2070,37 @@
             <w:r>
               <w:t xml:space="preserve"> like teachers, students, researchers</w:t>
             </w:r>
-            <w:bookmarkEnd w:id="44"/>
+            <w:bookmarkEnd w:id="45"/>
           </w:p>
         </w:tc>
       </w:tr>
       <w:tr>
         <w:tc>
           <w:tcPr>
-            <w:tcW w:w="1402" w:type="dxa"/>
+            <w:tcW w:w="1374" w:type="dxa"/>
           </w:tcPr>
           <w:p>
             <w:pPr>
               <w:pStyle w:val="Body"/>
               <w:ind w:left="0"/>
             </w:pPr>
-            <w:bookmarkStart w:id="45" w:name="_Toc233577710"/>
+            <w:bookmarkStart w:id="46" w:name="_Toc233577710"/>
             <w:r>
               <w:t>Subject</w:t>
             </w:r>
-            <w:bookmarkEnd w:id="45"/>
+            <w:bookmarkEnd w:id="46"/>
           </w:p>
         </w:tc>
         <w:tc>
           <w:tcPr>
-            <w:tcW w:w="3933" w:type="dxa"/>
+            <w:tcW w:w="3976" w:type="dxa"/>
           </w:tcPr>
           <w:p>
             <w:pPr>
               <w:pStyle w:val="Body"/>
               <w:ind w:left="0"/>
             </w:pPr>
-            <w:bookmarkStart w:id="46" w:name="_Toc233577711"/>
+            <w:bookmarkStart w:id="47" w:name="_Toc233577711"/>
             <w:r>
               <w:t>Scientific</w:t>
             </w:r>
@@ -2015,172 +2110,172 @@
             <w:r>
               <w:t xml:space="preserve"> technical, practical information</w:t>
             </w:r>
-            <w:bookmarkEnd w:id="46"/>
+            <w:bookmarkEnd w:id="47"/>
           </w:p>
         </w:tc>
         <w:tc>
           <w:tcPr>
-            <w:tcW w:w="5091" w:type="dxa"/>
+            <w:tcW w:w="5075" w:type="dxa"/>
           </w:tcPr>
           <w:p>
             <w:pPr>
               <w:pStyle w:val="Body"/>
               <w:ind w:left="0"/>
             </w:pPr>
-            <w:bookmarkStart w:id="47" w:name="_Toc233577712"/>
+            <w:bookmarkStart w:id="48" w:name="_Toc233577712"/>
             <w:r>
               <w:t>Research, theories, academic knowledge</w:t>
             </w:r>
-            <w:bookmarkEnd w:id="47"/>
+            <w:bookmarkEnd w:id="48"/>
           </w:p>
         </w:tc>
       </w:tr>
       <w:tr>
         <w:tc>
           <w:tcPr>
-            <w:tcW w:w="1402" w:type="dxa"/>
+            <w:tcW w:w="1374" w:type="dxa"/>
           </w:tcPr>
           <w:p>
             <w:pPr>
               <w:pStyle w:val="Body"/>
               <w:ind w:left="0"/>
             </w:pPr>
-            <w:bookmarkStart w:id="48" w:name="_Toc233577713"/>
+            <w:bookmarkStart w:id="49" w:name="_Toc233577713"/>
             <w:r>
               <w:t>Synta</w:t>
             </w:r>
             <w:r>
               <w:t>x</w:t>
             </w:r>
-            <w:bookmarkEnd w:id="48"/>
+            <w:bookmarkEnd w:id="49"/>
           </w:p>
         </w:tc>
         <w:tc>
           <w:tcPr>
-            <w:tcW w:w="3933" w:type="dxa"/>
+            <w:tcW w:w="3976" w:type="dxa"/>
           </w:tcPr>
           <w:p>
             <w:pPr>
               <w:pStyle w:val="Body"/>
               <w:ind w:left="0"/>
             </w:pPr>
-            <w:bookmarkStart w:id="49" w:name="_Toc233577714"/>
+            <w:bookmarkStart w:id="50" w:name="_Toc233577714"/>
             <w:r>
               <w:t>Errorless grammar</w:t>
             </w:r>
-            <w:bookmarkEnd w:id="49"/>
+            <w:bookmarkEnd w:id="50"/>
           </w:p>
         </w:tc>
         <w:tc>
           <w:tcPr>
-            <w:tcW w:w="5091" w:type="dxa"/>
+            <w:tcW w:w="5075" w:type="dxa"/>
           </w:tcPr>
           <w:p>
             <w:pPr>
               <w:pStyle w:val="Body"/>
               <w:ind w:left="0"/>
             </w:pPr>
-            <w:bookmarkStart w:id="50" w:name="_Toc233577715"/>
+            <w:bookmarkStart w:id="51" w:name="_Toc233577715"/>
             <w:r>
               <w:t>Inconsistent grammar is acceptable</w:t>
             </w:r>
-            <w:bookmarkEnd w:id="50"/>
+            <w:bookmarkEnd w:id="51"/>
           </w:p>
         </w:tc>
       </w:tr>
       <w:tr>
         <w:tc>
           <w:tcPr>
-            <w:tcW w:w="1402" w:type="dxa"/>
+            <w:tcW w:w="1374" w:type="dxa"/>
           </w:tcPr>
           <w:p>
             <w:pPr>
               <w:pStyle w:val="Body"/>
               <w:ind w:left="0"/>
             </w:pPr>
-            <w:bookmarkStart w:id="51" w:name="_Toc233577716"/>
+            <w:bookmarkStart w:id="52" w:name="_Toc233577716"/>
             <w:r>
               <w:t>Emphasis</w:t>
             </w:r>
-            <w:bookmarkEnd w:id="51"/>
+            <w:bookmarkEnd w:id="52"/>
           </w:p>
         </w:tc>
         <w:tc>
           <w:tcPr>
-            <w:tcW w:w="3933" w:type="dxa"/>
+            <w:tcW w:w="3976" w:type="dxa"/>
           </w:tcPr>
           <w:p>
             <w:pPr>
               <w:pStyle w:val="Body"/>
               <w:ind w:left="0"/>
             </w:pPr>
-            <w:bookmarkStart w:id="52" w:name="_Toc233577717"/>
+            <w:bookmarkStart w:id="53" w:name="_Toc233577717"/>
             <w:r>
               <w:t>Clarity and usability</w:t>
             </w:r>
-            <w:bookmarkEnd w:id="52"/>
+            <w:bookmarkEnd w:id="53"/>
           </w:p>
         </w:tc>
         <w:tc>
           <w:tcPr>
-            <w:tcW w:w="5091" w:type="dxa"/>
+            <w:tcW w:w="5075" w:type="dxa"/>
           </w:tcPr>
           <w:p>
             <w:pPr>
               <w:pStyle w:val="Body"/>
               <w:ind w:left="0"/>
             </w:pPr>
-            <w:bookmarkStart w:id="53" w:name="_Toc233577718"/>
+            <w:bookmarkStart w:id="54" w:name="_Toc233577718"/>
             <w:r>
               <w:t>Critical thinking, evidence, and argument</w:t>
             </w:r>
-            <w:bookmarkEnd w:id="53"/>
+            <w:bookmarkEnd w:id="54"/>
           </w:p>
         </w:tc>
       </w:tr>
       <w:tr>
         <w:tc>
           <w:tcPr>
-            <w:tcW w:w="1402" w:type="dxa"/>
+            <w:tcW w:w="1374" w:type="dxa"/>
           </w:tcPr>
           <w:p>
             <w:pPr>
               <w:pStyle w:val="Body"/>
               <w:ind w:left="0"/>
             </w:pPr>
-            <w:bookmarkStart w:id="54" w:name="_Toc233577719"/>
+            <w:bookmarkStart w:id="55" w:name="_Toc233577719"/>
             <w:r>
               <w:t>Includes</w:t>
             </w:r>
-            <w:bookmarkEnd w:id="54"/>
+            <w:bookmarkEnd w:id="55"/>
           </w:p>
         </w:tc>
         <w:tc>
           <w:tcPr>
-            <w:tcW w:w="3933" w:type="dxa"/>
+            <w:tcW w:w="3976" w:type="dxa"/>
           </w:tcPr>
           <w:p>
             <w:pPr>
               <w:pStyle w:val="Body"/>
               <w:ind w:left="0"/>
             </w:pPr>
-            <w:bookmarkStart w:id="55" w:name="_Toc233577720"/>
+            <w:bookmarkStart w:id="56" w:name="_Toc233577720"/>
             <w:r>
               <w:t>Diagrams, charts, tables, and step-by-step instructions</w:t>
             </w:r>
-            <w:bookmarkEnd w:id="55"/>
+            <w:bookmarkEnd w:id="56"/>
           </w:p>
         </w:tc>
         <w:tc>
           <w:tcPr>
-            <w:tcW w:w="5091" w:type="dxa"/>
+            <w:tcW w:w="5075" w:type="dxa"/>
           </w:tcPr>
           <w:p>
             <w:pPr>
               <w:pStyle w:val="Body"/>
               <w:ind w:left="0"/>
             </w:pPr>
-            <w:bookmarkStart w:id="56" w:name="_Toc233577721"/>
+            <w:bookmarkStart w:id="57" w:name="_Toc233577721"/>
             <w:r>
               <w:t xml:space="preserve">Citations, references, literature </w:t>
             </w:r>
@@ -2190,57 +2285,57 @@
             <w:r>
               <w:t xml:space="preserve"> and theoretical discussions</w:t>
             </w:r>
-            <w:bookmarkEnd w:id="56"/>
+            <w:bookmarkEnd w:id="57"/>
           </w:p>
         </w:tc>
       </w:tr>
       <w:tr>
         <w:tc>
           <w:tcPr>
-            <w:tcW w:w="1402" w:type="dxa"/>
+            <w:tcW w:w="1374" w:type="dxa"/>
           </w:tcPr>
           <w:p>
             <w:pPr>
               <w:pStyle w:val="Body"/>
               <w:ind w:left="0"/>
             </w:pPr>
-            <w:bookmarkStart w:id="57" w:name="_Toc233577722"/>
+            <w:bookmarkStart w:id="58" w:name="_Toc233577722"/>
             <w:r>
               <w:t>Example</w:t>
             </w:r>
-            <w:bookmarkEnd w:id="57"/>
+            <w:bookmarkEnd w:id="58"/>
           </w:p>
         </w:tc>
         <w:tc>
           <w:tcPr>
-            <w:tcW w:w="3933" w:type="dxa"/>
+            <w:tcW w:w="3976" w:type="dxa"/>
           </w:tcPr>
           <w:p>
             <w:pPr>
               <w:pStyle w:val="Body"/>
               <w:ind w:left="0"/>
             </w:pPr>
-            <w:bookmarkStart w:id="58" w:name="_Toc233577723"/>
+            <w:bookmarkStart w:id="59" w:name="_Toc233577723"/>
             <w:r>
               <w:t>Manuals, reports, proposals, user guides, and documentation</w:t>
             </w:r>
-            <w:bookmarkEnd w:id="58"/>
+            <w:bookmarkEnd w:id="59"/>
           </w:p>
         </w:tc>
         <w:tc>
           <w:tcPr>
-            <w:tcW w:w="5091" w:type="dxa"/>
+            <w:tcW w:w="5075" w:type="dxa"/>
           </w:tcPr>
           <w:p>
             <w:pPr>
               <w:pStyle w:val="Body"/>
               <w:ind w:left="0"/>
             </w:pPr>
-            <w:bookmarkStart w:id="59" w:name="_Toc233577724"/>
+            <w:bookmarkStart w:id="60" w:name="_Toc233577724"/>
             <w:r>
               <w:t>Essays, research papers, dissertations, and journal articles</w:t>
             </w:r>
-            <w:bookmarkEnd w:id="59"/>
+            <w:bookmarkEnd w:id="60"/>
           </w:p>
         </w:tc>
       </w:tr>
